--- a/IJTPE Journal/Makale.docx
+++ b/IJTPE Journal/Makale.docx
@@ -17804,22 +17804,13 @@
         <w:ind w:firstLine="284"/>
         <w:jc w:val="both"/>
         <w:rPr>
-          <w:noProof w:val="0"/>
-          <w:sz w:val="20"/>
-          <w:szCs w:val="20"/>
-          <w:lang w:val="tr-TR"/>
-        </w:rPr>
-      </w:pPr>
-      <w:r>
-        <w:rPr>
           <w:rFonts w:asciiTheme="majorBidi" w:hAnsiTheme="majorBidi" w:cstheme="majorBidi"/>
           <w:color w:val="222222"/>
           <w:sz w:val="20"/>
           <w:szCs w:val="20"/>
           <w:lang w:val="en-US"/>
         </w:rPr>
-        <w:t xml:space="preserve">In this section of the study, the data sources used for the dataset, the preprocessing steps applied to the datasets, the </w:t>
-      </w:r>
+      </w:pPr>
       <w:r>
         <w:rPr>
           <w:rFonts w:asciiTheme="majorBidi" w:hAnsiTheme="majorBidi" w:cstheme="majorBidi"/>
@@ -17828,7 +17819,7 @@
           <w:szCs w:val="20"/>
           <w:lang w:val="en-US"/>
         </w:rPr>
-        <w:t>preferred machine learning approaches</w:t>
+        <w:t xml:space="preserve">In this section of the study, the data sources used for the dataset, the preprocessing steps applied to the datasets, the </w:t>
       </w:r>
       <w:r>
         <w:rPr>
@@ -17838,8 +17829,6058 @@
           <w:szCs w:val="20"/>
           <w:lang w:val="en-US"/>
         </w:rPr>
-        <w:t>, and the model evaluation metrics are explained in detail. The explanation is presented under separate headings for clarity.</w:t>
-      </w:r>
+        <w:t>preferred machine learning approaches</w:t>
+      </w:r>
+      <w:r>
+        <w:rPr>
+          <w:rFonts w:asciiTheme="majorBidi" w:hAnsiTheme="majorBidi" w:cstheme="majorBidi"/>
+          <w:color w:val="222222"/>
+          <w:sz w:val="20"/>
+          <w:szCs w:val="20"/>
+          <w:lang w:val="en-US"/>
+        </w:rPr>
+        <w:t>, and the model evaluation metrics are explained in detail. The explanation is presented under separate headings for clarity</w:t>
+      </w:r>
+      <w:r>
+        <w:rPr>
+          <w:rFonts w:asciiTheme="majorBidi" w:hAnsiTheme="majorBidi" w:cstheme="majorBidi"/>
+          <w:color w:val="222222"/>
+          <w:sz w:val="20"/>
+          <w:szCs w:val="20"/>
+          <w:lang w:val="en-US"/>
+        </w:rPr>
+        <w:t>.</w:t>
+      </w:r>
+    </w:p>
+    <w:p>
+      <w:pPr>
+        <w:shd w:val="clear" w:color="auto" w:fill="FFFFFF"/>
+        <w:ind w:firstLine="284"/>
+        <w:jc w:val="both"/>
+        <w:rPr>
+          <w:rFonts w:asciiTheme="majorBidi" w:hAnsiTheme="majorBidi" w:cstheme="majorBidi"/>
+          <w:color w:val="222222"/>
+          <w:sz w:val="20"/>
+          <w:szCs w:val="20"/>
+          <w:lang w:val="en-US"/>
+        </w:rPr>
+      </w:pPr>
+    </w:p>
+    <w:p>
+      <w:pPr>
+        <w:jc w:val="lowKashida"/>
+        <w:rPr>
+          <w:b/>
+          <w:bCs/>
+          <w:noProof w:val="0"/>
+          <w:sz w:val="20"/>
+          <w:szCs w:val="20"/>
+          <w:lang w:val="en-US"/>
+        </w:rPr>
+      </w:pPr>
+      <w:r>
+        <w:rPr>
+          <w:b/>
+          <w:bCs/>
+          <w:noProof w:val="0"/>
+          <w:sz w:val="20"/>
+          <w:szCs w:val="20"/>
+          <w:lang w:val="en-US"/>
+        </w:rPr>
+        <w:t>2.1</w:t>
+      </w:r>
+      <w:r>
+        <w:rPr>
+          <w:b/>
+          <w:bCs/>
+          <w:noProof w:val="0"/>
+          <w:sz w:val="20"/>
+          <w:szCs w:val="20"/>
+          <w:lang w:val="en-US"/>
+        </w:rPr>
+        <w:t xml:space="preserve">. </w:t>
+      </w:r>
+      <w:r>
+        <w:rPr>
+          <w:b/>
+          <w:bCs/>
+          <w:noProof w:val="0"/>
+          <w:sz w:val="20"/>
+          <w:szCs w:val="20"/>
+        </w:rPr>
+        <w:t>Data Collection Sources</w:t>
+      </w:r>
+    </w:p>
+    <w:p>
+      <w:pPr>
+        <w:shd w:val="clear" w:color="auto" w:fill="FFFFFF"/>
+        <w:ind w:firstLine="284"/>
+        <w:jc w:val="both"/>
+        <w:rPr>
+          <w:rFonts w:asciiTheme="majorBidi" w:hAnsiTheme="majorBidi" w:cstheme="majorBidi"/>
+          <w:sz w:val="20"/>
+          <w:szCs w:val="20"/>
+          <w:lang w:val="en-US"/>
+        </w:rPr>
+      </w:pPr>
+      <w:r>
+        <w:rPr>
+          <w:rFonts w:asciiTheme="majorBidi" w:hAnsiTheme="majorBidi" w:cstheme="majorBidi"/>
+          <w:sz w:val="20"/>
+          <w:szCs w:val="20"/>
+          <w:lang w:val="en-US"/>
+        </w:rPr>
+        <w:t>This section describes the datasets used in the study. It explains the sources from which the datasets were collected and the types of data obtained from these sources. The subsequent analyses and processing steps applied to the collected data are explained in detail in the following sections.</w:t>
+      </w:r>
+    </w:p>
+    <w:p>
+      <w:pPr>
+        <w:shd w:val="clear" w:color="auto" w:fill="FFFFFF"/>
+        <w:jc w:val="both"/>
+        <w:rPr>
+          <w:rFonts w:asciiTheme="majorBidi" w:hAnsiTheme="majorBidi" w:cstheme="majorBidi"/>
+          <w:color w:val="222222"/>
+          <w:sz w:val="20"/>
+          <w:szCs w:val="20"/>
+          <w:lang w:val="en-US"/>
+        </w:rPr>
+      </w:pPr>
+    </w:p>
+    <w:p>
+      <w:pPr>
+        <w:jc w:val="lowKashida"/>
+        <w:rPr>
+          <w:b/>
+          <w:bCs/>
+          <w:noProof w:val="0"/>
+          <w:sz w:val="20"/>
+          <w:szCs w:val="20"/>
+          <w:lang w:val="en-US"/>
+        </w:rPr>
+      </w:pPr>
+      <w:r>
+        <w:rPr>
+          <w:b/>
+          <w:bCs/>
+          <w:noProof w:val="0"/>
+          <w:sz w:val="20"/>
+          <w:szCs w:val="20"/>
+          <w:lang w:val="en-US"/>
+        </w:rPr>
+        <w:t>2.1</w:t>
+      </w:r>
+      <w:r>
+        <w:rPr>
+          <w:b/>
+          <w:bCs/>
+          <w:noProof w:val="0"/>
+          <w:sz w:val="20"/>
+          <w:szCs w:val="20"/>
+          <w:lang w:val="en-US"/>
+        </w:rPr>
+        <w:t>.</w:t>
+      </w:r>
+      <w:r>
+        <w:rPr>
+          <w:b/>
+          <w:bCs/>
+          <w:noProof w:val="0"/>
+          <w:sz w:val="20"/>
+          <w:szCs w:val="20"/>
+          <w:lang w:val="en-US"/>
+        </w:rPr>
+        <w:t>1.</w:t>
+      </w:r>
+      <w:r>
+        <w:rPr>
+          <w:b/>
+          <w:bCs/>
+          <w:noProof w:val="0"/>
+          <w:sz w:val="20"/>
+          <w:szCs w:val="20"/>
+          <w:lang w:val="en-US"/>
+        </w:rPr>
+        <w:t xml:space="preserve"> </w:t>
+      </w:r>
+      <w:r>
+        <w:rPr>
+          <w:b/>
+          <w:bCs/>
+          <w:noProof w:val="0"/>
+          <w:sz w:val="20"/>
+          <w:szCs w:val="20"/>
+        </w:rPr>
+        <w:t>Dataset Sources</w:t>
+      </w:r>
+    </w:p>
+    <w:p>
+      <w:pPr>
+        <w:shd w:val="clear" w:color="auto" w:fill="FFFFFF"/>
+        <w:ind w:firstLine="284"/>
+        <w:jc w:val="both"/>
+        <w:rPr>
+          <w:noProof w:val="0"/>
+          <w:sz w:val="20"/>
+          <w:szCs w:val="20"/>
+          <w:lang w:val="tr-TR"/>
+        </w:rPr>
+      </w:pPr>
+      <w:proofErr w:type="spellStart"/>
+      <w:r>
+        <w:rPr>
+          <w:noProof w:val="0"/>
+          <w:sz w:val="20"/>
+          <w:szCs w:val="20"/>
+          <w:lang w:val="tr-TR"/>
+        </w:rPr>
+        <w:t>The</w:t>
+      </w:r>
+      <w:proofErr w:type="spellEnd"/>
+      <w:r>
+        <w:rPr>
+          <w:noProof w:val="0"/>
+          <w:sz w:val="20"/>
+          <w:szCs w:val="20"/>
+          <w:lang w:val="tr-TR"/>
+        </w:rPr>
+        <w:t xml:space="preserve"> </w:t>
+      </w:r>
+      <w:proofErr w:type="gramStart"/>
+      <w:r>
+        <w:rPr>
+          <w:noProof w:val="0"/>
+          <w:sz w:val="20"/>
+          <w:szCs w:val="20"/>
+          <w:lang w:val="tr-TR"/>
+        </w:rPr>
+        <w:t>data</w:t>
+      </w:r>
+      <w:proofErr w:type="gramEnd"/>
+      <w:r>
+        <w:rPr>
+          <w:noProof w:val="0"/>
+          <w:sz w:val="20"/>
+          <w:szCs w:val="20"/>
+          <w:lang w:val="tr-TR"/>
+        </w:rPr>
+        <w:t xml:space="preserve"> </w:t>
+      </w:r>
+      <w:proofErr w:type="spellStart"/>
+      <w:r>
+        <w:rPr>
+          <w:noProof w:val="0"/>
+          <w:sz w:val="20"/>
+          <w:szCs w:val="20"/>
+          <w:lang w:val="tr-TR"/>
+        </w:rPr>
+        <w:t>used</w:t>
+      </w:r>
+      <w:proofErr w:type="spellEnd"/>
+      <w:r>
+        <w:rPr>
+          <w:noProof w:val="0"/>
+          <w:sz w:val="20"/>
+          <w:szCs w:val="20"/>
+          <w:lang w:val="tr-TR"/>
+        </w:rPr>
+        <w:t xml:space="preserve"> in </w:t>
+      </w:r>
+      <w:proofErr w:type="spellStart"/>
+      <w:r>
+        <w:rPr>
+          <w:noProof w:val="0"/>
+          <w:sz w:val="20"/>
+          <w:szCs w:val="20"/>
+          <w:lang w:val="tr-TR"/>
+        </w:rPr>
+        <w:t>this</w:t>
+      </w:r>
+      <w:proofErr w:type="spellEnd"/>
+      <w:r>
+        <w:rPr>
+          <w:noProof w:val="0"/>
+          <w:sz w:val="20"/>
+          <w:szCs w:val="20"/>
+          <w:lang w:val="tr-TR"/>
+        </w:rPr>
+        <w:t xml:space="preserve"> </w:t>
+      </w:r>
+      <w:proofErr w:type="spellStart"/>
+      <w:r>
+        <w:rPr>
+          <w:noProof w:val="0"/>
+          <w:sz w:val="20"/>
+          <w:szCs w:val="20"/>
+          <w:lang w:val="tr-TR"/>
+        </w:rPr>
+        <w:t>study</w:t>
+      </w:r>
+      <w:proofErr w:type="spellEnd"/>
+      <w:r>
+        <w:rPr>
+          <w:noProof w:val="0"/>
+          <w:sz w:val="20"/>
+          <w:szCs w:val="20"/>
+          <w:lang w:val="tr-TR"/>
+        </w:rPr>
+        <w:t xml:space="preserve"> </w:t>
+      </w:r>
+      <w:proofErr w:type="spellStart"/>
+      <w:r>
+        <w:rPr>
+          <w:noProof w:val="0"/>
+          <w:sz w:val="20"/>
+          <w:szCs w:val="20"/>
+          <w:lang w:val="tr-TR"/>
+        </w:rPr>
+        <w:t>were</w:t>
+      </w:r>
+      <w:proofErr w:type="spellEnd"/>
+      <w:r>
+        <w:rPr>
+          <w:noProof w:val="0"/>
+          <w:sz w:val="20"/>
+          <w:szCs w:val="20"/>
+          <w:lang w:val="tr-TR"/>
+        </w:rPr>
+        <w:t xml:space="preserve"> </w:t>
+      </w:r>
+      <w:proofErr w:type="spellStart"/>
+      <w:r>
+        <w:rPr>
+          <w:noProof w:val="0"/>
+          <w:sz w:val="20"/>
+          <w:szCs w:val="20"/>
+          <w:lang w:val="tr-TR"/>
+        </w:rPr>
+        <w:t>collected</w:t>
+      </w:r>
+      <w:proofErr w:type="spellEnd"/>
+      <w:r>
+        <w:rPr>
+          <w:noProof w:val="0"/>
+          <w:sz w:val="20"/>
+          <w:szCs w:val="20"/>
+          <w:lang w:val="tr-TR"/>
+        </w:rPr>
+        <w:t xml:space="preserve"> </w:t>
+      </w:r>
+      <w:proofErr w:type="spellStart"/>
+      <w:r>
+        <w:rPr>
+          <w:noProof w:val="0"/>
+          <w:sz w:val="20"/>
+          <w:szCs w:val="20"/>
+          <w:lang w:val="tr-TR"/>
+        </w:rPr>
+        <w:t>from</w:t>
+      </w:r>
+      <w:proofErr w:type="spellEnd"/>
+      <w:r>
+        <w:rPr>
+          <w:noProof w:val="0"/>
+          <w:sz w:val="20"/>
+          <w:szCs w:val="20"/>
+          <w:lang w:val="tr-TR"/>
+        </w:rPr>
+        <w:t xml:space="preserve"> </w:t>
+      </w:r>
+      <w:proofErr w:type="spellStart"/>
+      <w:r>
+        <w:rPr>
+          <w:noProof w:val="0"/>
+          <w:sz w:val="20"/>
+          <w:szCs w:val="20"/>
+          <w:lang w:val="tr-TR"/>
+        </w:rPr>
+        <w:t>three</w:t>
+      </w:r>
+      <w:proofErr w:type="spellEnd"/>
+      <w:r>
+        <w:rPr>
+          <w:noProof w:val="0"/>
+          <w:sz w:val="20"/>
+          <w:szCs w:val="20"/>
+          <w:lang w:val="tr-TR"/>
+        </w:rPr>
+        <w:t xml:space="preserve"> main </w:t>
+      </w:r>
+      <w:proofErr w:type="spellStart"/>
+      <w:r>
+        <w:rPr>
+          <w:noProof w:val="0"/>
+          <w:sz w:val="20"/>
+          <w:szCs w:val="20"/>
+          <w:lang w:val="tr-TR"/>
+        </w:rPr>
+        <w:t>source</w:t>
+      </w:r>
+      <w:proofErr w:type="spellEnd"/>
+      <w:r>
+        <w:rPr>
+          <w:noProof w:val="0"/>
+          <w:sz w:val="20"/>
+          <w:szCs w:val="20"/>
+          <w:lang w:val="tr-TR"/>
+        </w:rPr>
+        <w:t xml:space="preserve"> </w:t>
+      </w:r>
+      <w:proofErr w:type="spellStart"/>
+      <w:r>
+        <w:rPr>
+          <w:noProof w:val="0"/>
+          <w:sz w:val="20"/>
+          <w:szCs w:val="20"/>
+          <w:lang w:val="tr-TR"/>
+        </w:rPr>
+        <w:t>groups</w:t>
+      </w:r>
+      <w:proofErr w:type="spellEnd"/>
+      <w:r>
+        <w:rPr>
+          <w:noProof w:val="0"/>
+          <w:sz w:val="20"/>
+          <w:szCs w:val="20"/>
+          <w:lang w:val="tr-TR"/>
+        </w:rPr>
+        <w:t xml:space="preserve">, as </w:t>
+      </w:r>
+      <w:proofErr w:type="spellStart"/>
+      <w:r>
+        <w:rPr>
+          <w:noProof w:val="0"/>
+          <w:sz w:val="20"/>
+          <w:szCs w:val="20"/>
+          <w:lang w:val="tr-TR"/>
+        </w:rPr>
+        <w:t>illustrated</w:t>
+      </w:r>
+      <w:proofErr w:type="spellEnd"/>
+      <w:r>
+        <w:rPr>
+          <w:noProof w:val="0"/>
+          <w:sz w:val="20"/>
+          <w:szCs w:val="20"/>
+          <w:lang w:val="tr-TR"/>
+        </w:rPr>
+        <w:t xml:space="preserve"> in </w:t>
+      </w:r>
+      <w:proofErr w:type="spellStart"/>
+      <w:r>
+        <w:rPr>
+          <w:noProof w:val="0"/>
+          <w:sz w:val="20"/>
+          <w:szCs w:val="20"/>
+          <w:lang w:val="tr-TR"/>
+        </w:rPr>
+        <w:t>Figure</w:t>
+      </w:r>
+      <w:proofErr w:type="spellEnd"/>
+      <w:r>
+        <w:rPr>
+          <w:noProof w:val="0"/>
+          <w:sz w:val="20"/>
+          <w:szCs w:val="20"/>
+          <w:lang w:val="tr-TR"/>
+        </w:rPr>
+        <w:t xml:space="preserve"> 1. </w:t>
+      </w:r>
+      <w:proofErr w:type="spellStart"/>
+      <w:r>
+        <w:rPr>
+          <w:noProof w:val="0"/>
+          <w:sz w:val="20"/>
+          <w:szCs w:val="20"/>
+          <w:lang w:val="tr-TR"/>
+        </w:rPr>
+        <w:t>The</w:t>
+      </w:r>
+      <w:proofErr w:type="spellEnd"/>
+      <w:r>
+        <w:rPr>
+          <w:noProof w:val="0"/>
+          <w:sz w:val="20"/>
+          <w:szCs w:val="20"/>
+          <w:lang w:val="tr-TR"/>
+        </w:rPr>
+        <w:t xml:space="preserve"> </w:t>
+      </w:r>
+      <w:proofErr w:type="spellStart"/>
+      <w:r>
+        <w:rPr>
+          <w:noProof w:val="0"/>
+          <w:sz w:val="20"/>
+          <w:szCs w:val="20"/>
+          <w:lang w:val="tr-TR"/>
+        </w:rPr>
+        <w:t>primary</w:t>
+      </w:r>
+      <w:proofErr w:type="spellEnd"/>
+      <w:r>
+        <w:rPr>
+          <w:noProof w:val="0"/>
+          <w:sz w:val="20"/>
+          <w:szCs w:val="20"/>
+          <w:lang w:val="tr-TR"/>
+        </w:rPr>
+        <w:t xml:space="preserve"> </w:t>
+      </w:r>
+      <w:proofErr w:type="spellStart"/>
+      <w:r>
+        <w:rPr>
+          <w:noProof w:val="0"/>
+          <w:sz w:val="20"/>
+          <w:szCs w:val="20"/>
+          <w:lang w:val="tr-TR"/>
+        </w:rPr>
+        <w:t>source</w:t>
+      </w:r>
+      <w:proofErr w:type="spellEnd"/>
+      <w:r>
+        <w:rPr>
+          <w:noProof w:val="0"/>
+          <w:sz w:val="20"/>
+          <w:szCs w:val="20"/>
+          <w:lang w:val="tr-TR"/>
+        </w:rPr>
+        <w:t xml:space="preserve"> </w:t>
+      </w:r>
+      <w:proofErr w:type="spellStart"/>
+      <w:r>
+        <w:rPr>
+          <w:noProof w:val="0"/>
+          <w:sz w:val="20"/>
+          <w:szCs w:val="20"/>
+          <w:lang w:val="tr-TR"/>
+        </w:rPr>
+        <w:t>was</w:t>
+      </w:r>
+      <w:proofErr w:type="spellEnd"/>
+      <w:r>
+        <w:rPr>
+          <w:noProof w:val="0"/>
+          <w:sz w:val="20"/>
+          <w:szCs w:val="20"/>
+          <w:lang w:val="tr-TR"/>
+        </w:rPr>
+        <w:t xml:space="preserve"> </w:t>
+      </w:r>
+      <w:proofErr w:type="spellStart"/>
+      <w:r>
+        <w:rPr>
+          <w:noProof w:val="0"/>
+          <w:sz w:val="20"/>
+          <w:szCs w:val="20"/>
+          <w:lang w:val="tr-TR"/>
+        </w:rPr>
+        <w:t>the</w:t>
+      </w:r>
+      <w:proofErr w:type="spellEnd"/>
+      <w:r>
+        <w:rPr>
+          <w:noProof w:val="0"/>
+          <w:sz w:val="20"/>
+          <w:szCs w:val="20"/>
+          <w:lang w:val="tr-TR"/>
+        </w:rPr>
+        <w:t xml:space="preserve"> </w:t>
+      </w:r>
+      <w:proofErr w:type="spellStart"/>
+      <w:r>
+        <w:rPr>
+          <w:noProof w:val="0"/>
+          <w:sz w:val="20"/>
+          <w:szCs w:val="20"/>
+          <w:lang w:val="tr-TR"/>
+        </w:rPr>
+        <w:t>Turkish</w:t>
+      </w:r>
+      <w:proofErr w:type="spellEnd"/>
+      <w:r>
+        <w:rPr>
+          <w:noProof w:val="0"/>
+          <w:sz w:val="20"/>
+          <w:szCs w:val="20"/>
+          <w:lang w:val="tr-TR"/>
+        </w:rPr>
+        <w:t xml:space="preserve"> Statistical </w:t>
+      </w:r>
+      <w:proofErr w:type="spellStart"/>
+      <w:r>
+        <w:rPr>
+          <w:noProof w:val="0"/>
+          <w:sz w:val="20"/>
+          <w:szCs w:val="20"/>
+          <w:lang w:val="tr-TR"/>
+        </w:rPr>
+        <w:t>Institute</w:t>
+      </w:r>
+      <w:proofErr w:type="spellEnd"/>
+      <w:r>
+        <w:rPr>
+          <w:noProof w:val="0"/>
+          <w:sz w:val="20"/>
+          <w:szCs w:val="20"/>
+          <w:lang w:val="tr-TR"/>
+        </w:rPr>
+        <w:t xml:space="preserve"> (TURKSTAT), </w:t>
+      </w:r>
+      <w:proofErr w:type="spellStart"/>
+      <w:r>
+        <w:rPr>
+          <w:noProof w:val="0"/>
+          <w:sz w:val="20"/>
+          <w:szCs w:val="20"/>
+          <w:lang w:val="tr-TR"/>
+        </w:rPr>
+        <w:t>which</w:t>
+      </w:r>
+      <w:proofErr w:type="spellEnd"/>
+      <w:r>
+        <w:rPr>
+          <w:noProof w:val="0"/>
+          <w:sz w:val="20"/>
+          <w:szCs w:val="20"/>
+          <w:lang w:val="tr-TR"/>
+        </w:rPr>
+        <w:t xml:space="preserve"> </w:t>
+      </w:r>
+      <w:proofErr w:type="spellStart"/>
+      <w:r>
+        <w:rPr>
+          <w:noProof w:val="0"/>
+          <w:sz w:val="20"/>
+          <w:szCs w:val="20"/>
+          <w:lang w:val="tr-TR"/>
+        </w:rPr>
+        <w:t>provided</w:t>
+      </w:r>
+      <w:proofErr w:type="spellEnd"/>
+      <w:r>
+        <w:rPr>
+          <w:noProof w:val="0"/>
+          <w:sz w:val="20"/>
+          <w:szCs w:val="20"/>
+          <w:lang w:val="tr-TR"/>
+        </w:rPr>
+        <w:t xml:space="preserve"> </w:t>
+      </w:r>
+      <w:proofErr w:type="spellStart"/>
+      <w:r>
+        <w:rPr>
+          <w:noProof w:val="0"/>
+          <w:sz w:val="20"/>
+          <w:szCs w:val="20"/>
+          <w:lang w:val="tr-TR"/>
+        </w:rPr>
+        <w:t>demographic</w:t>
+      </w:r>
+      <w:proofErr w:type="spellEnd"/>
+      <w:r>
+        <w:rPr>
+          <w:noProof w:val="0"/>
+          <w:sz w:val="20"/>
+          <w:szCs w:val="20"/>
+          <w:lang w:val="tr-TR"/>
+        </w:rPr>
+        <w:t xml:space="preserve"> </w:t>
+      </w:r>
+      <w:proofErr w:type="spellStart"/>
+      <w:r>
+        <w:rPr>
+          <w:noProof w:val="0"/>
+          <w:sz w:val="20"/>
+          <w:szCs w:val="20"/>
+          <w:lang w:val="tr-TR"/>
+        </w:rPr>
+        <w:t>and</w:t>
+      </w:r>
+      <w:proofErr w:type="spellEnd"/>
+      <w:r>
+        <w:rPr>
+          <w:noProof w:val="0"/>
+          <w:sz w:val="20"/>
+          <w:szCs w:val="20"/>
+          <w:lang w:val="tr-TR"/>
+        </w:rPr>
+        <w:t xml:space="preserve"> </w:t>
+      </w:r>
+      <w:proofErr w:type="spellStart"/>
+      <w:r>
+        <w:rPr>
+          <w:noProof w:val="0"/>
+          <w:sz w:val="20"/>
+          <w:szCs w:val="20"/>
+          <w:lang w:val="tr-TR"/>
+        </w:rPr>
+        <w:t>healthcare-related</w:t>
+      </w:r>
+      <w:proofErr w:type="spellEnd"/>
+      <w:r>
+        <w:rPr>
+          <w:noProof w:val="0"/>
+          <w:sz w:val="20"/>
+          <w:szCs w:val="20"/>
+          <w:lang w:val="tr-TR"/>
+        </w:rPr>
+        <w:t xml:space="preserve"> </w:t>
+      </w:r>
+      <w:proofErr w:type="spellStart"/>
+      <w:r>
+        <w:rPr>
+          <w:noProof w:val="0"/>
+          <w:sz w:val="20"/>
+          <w:szCs w:val="20"/>
+          <w:lang w:val="tr-TR"/>
+        </w:rPr>
+        <w:t>statistics</w:t>
+      </w:r>
+      <w:proofErr w:type="spellEnd"/>
+      <w:r>
+        <w:rPr>
+          <w:noProof w:val="0"/>
+          <w:sz w:val="20"/>
+          <w:szCs w:val="20"/>
+          <w:lang w:val="tr-TR"/>
+        </w:rPr>
+        <w:t xml:space="preserve"> [</w:t>
+      </w:r>
+      <w:proofErr w:type="spellStart"/>
+      <w:r>
+        <w:rPr>
+          <w:noProof w:val="0"/>
+          <w:sz w:val="20"/>
+          <w:szCs w:val="20"/>
+          <w:lang w:val="tr-TR"/>
+        </w:rPr>
+        <w:t>Met</w:t>
+      </w:r>
+      <w:r>
+        <w:rPr>
+          <w:noProof w:val="0"/>
+          <w:sz w:val="20"/>
+          <w:szCs w:val="20"/>
+          <w:lang w:val="tr-TR"/>
+        </w:rPr>
+        <w:t>hod</w:t>
+      </w:r>
+      <w:proofErr w:type="spellEnd"/>
+      <w:r>
+        <w:rPr>
+          <w:noProof w:val="0"/>
+          <w:sz w:val="20"/>
+          <w:szCs w:val="20"/>
+          <w:lang w:val="tr-TR"/>
+        </w:rPr>
+        <w:t xml:space="preserve"> -1]</w:t>
+      </w:r>
+      <w:r>
+        <w:rPr>
+          <w:noProof w:val="0"/>
+          <w:sz w:val="20"/>
+          <w:szCs w:val="20"/>
+          <w:lang w:val="tr-TR"/>
+        </w:rPr>
+        <w:t xml:space="preserve">. </w:t>
+      </w:r>
+      <w:proofErr w:type="spellStart"/>
+      <w:r>
+        <w:rPr>
+          <w:noProof w:val="0"/>
+          <w:sz w:val="20"/>
+          <w:szCs w:val="20"/>
+          <w:lang w:val="tr-TR"/>
+        </w:rPr>
+        <w:t>The</w:t>
+      </w:r>
+      <w:proofErr w:type="spellEnd"/>
+      <w:r>
+        <w:rPr>
+          <w:noProof w:val="0"/>
+          <w:sz w:val="20"/>
+          <w:szCs w:val="20"/>
+          <w:lang w:val="tr-TR"/>
+        </w:rPr>
+        <w:t xml:space="preserve"> </w:t>
+      </w:r>
+      <w:proofErr w:type="spellStart"/>
+      <w:r>
+        <w:rPr>
+          <w:noProof w:val="0"/>
+          <w:sz w:val="20"/>
+          <w:szCs w:val="20"/>
+          <w:lang w:val="tr-TR"/>
+        </w:rPr>
+        <w:t>second</w:t>
+      </w:r>
+      <w:proofErr w:type="spellEnd"/>
+      <w:r>
+        <w:rPr>
+          <w:noProof w:val="0"/>
+          <w:sz w:val="20"/>
+          <w:szCs w:val="20"/>
+          <w:lang w:val="tr-TR"/>
+        </w:rPr>
+        <w:t xml:space="preserve"> </w:t>
+      </w:r>
+      <w:proofErr w:type="spellStart"/>
+      <w:r>
+        <w:rPr>
+          <w:noProof w:val="0"/>
+          <w:sz w:val="20"/>
+          <w:szCs w:val="20"/>
+          <w:lang w:val="tr-TR"/>
+        </w:rPr>
+        <w:t>source</w:t>
+      </w:r>
+      <w:proofErr w:type="spellEnd"/>
+      <w:r>
+        <w:rPr>
+          <w:noProof w:val="0"/>
+          <w:sz w:val="20"/>
+          <w:szCs w:val="20"/>
+          <w:lang w:val="tr-TR"/>
+        </w:rPr>
+        <w:t xml:space="preserve"> </w:t>
+      </w:r>
+      <w:proofErr w:type="spellStart"/>
+      <w:r>
+        <w:rPr>
+          <w:noProof w:val="0"/>
+          <w:sz w:val="20"/>
+          <w:szCs w:val="20"/>
+          <w:lang w:val="tr-TR"/>
+        </w:rPr>
+        <w:t>was</w:t>
+      </w:r>
+      <w:proofErr w:type="spellEnd"/>
+      <w:r>
+        <w:rPr>
+          <w:noProof w:val="0"/>
+          <w:sz w:val="20"/>
+          <w:szCs w:val="20"/>
+          <w:lang w:val="tr-TR"/>
+        </w:rPr>
+        <w:t xml:space="preserve"> Investing.com, </w:t>
+      </w:r>
+      <w:proofErr w:type="spellStart"/>
+      <w:r>
+        <w:rPr>
+          <w:noProof w:val="0"/>
+          <w:sz w:val="20"/>
+          <w:szCs w:val="20"/>
+          <w:lang w:val="tr-TR"/>
+        </w:rPr>
+        <w:t>from</w:t>
+      </w:r>
+      <w:proofErr w:type="spellEnd"/>
+      <w:r>
+        <w:rPr>
+          <w:noProof w:val="0"/>
+          <w:sz w:val="20"/>
+          <w:szCs w:val="20"/>
+          <w:lang w:val="tr-TR"/>
+        </w:rPr>
+        <w:t xml:space="preserve"> </w:t>
+      </w:r>
+      <w:proofErr w:type="spellStart"/>
+      <w:r>
+        <w:rPr>
+          <w:noProof w:val="0"/>
+          <w:sz w:val="20"/>
+          <w:szCs w:val="20"/>
+          <w:lang w:val="tr-TR"/>
+        </w:rPr>
+        <w:t>which</w:t>
+      </w:r>
+      <w:proofErr w:type="spellEnd"/>
+      <w:r>
+        <w:rPr>
+          <w:noProof w:val="0"/>
+          <w:sz w:val="20"/>
+          <w:szCs w:val="20"/>
+          <w:lang w:val="tr-TR"/>
+        </w:rPr>
+        <w:t xml:space="preserve"> </w:t>
+      </w:r>
+      <w:proofErr w:type="spellStart"/>
+      <w:r>
+        <w:rPr>
+          <w:noProof w:val="0"/>
+          <w:sz w:val="20"/>
+          <w:szCs w:val="20"/>
+          <w:lang w:val="tr-TR"/>
+        </w:rPr>
+        <w:t>historical</w:t>
+      </w:r>
+      <w:proofErr w:type="spellEnd"/>
+      <w:r>
+        <w:rPr>
+          <w:noProof w:val="0"/>
+          <w:sz w:val="20"/>
+          <w:szCs w:val="20"/>
+          <w:lang w:val="tr-TR"/>
+        </w:rPr>
+        <w:t xml:space="preserve"> USD/TRY </w:t>
+      </w:r>
+      <w:proofErr w:type="spellStart"/>
+      <w:r>
+        <w:rPr>
+          <w:noProof w:val="0"/>
+          <w:sz w:val="20"/>
+          <w:szCs w:val="20"/>
+          <w:lang w:val="tr-TR"/>
+        </w:rPr>
+        <w:t>exchange</w:t>
+      </w:r>
+      <w:proofErr w:type="spellEnd"/>
+      <w:r>
+        <w:rPr>
+          <w:noProof w:val="0"/>
+          <w:sz w:val="20"/>
+          <w:szCs w:val="20"/>
+          <w:lang w:val="tr-TR"/>
+        </w:rPr>
+        <w:t xml:space="preserve"> rate </w:t>
+      </w:r>
+      <w:proofErr w:type="gramStart"/>
+      <w:r>
+        <w:rPr>
+          <w:noProof w:val="0"/>
+          <w:sz w:val="20"/>
+          <w:szCs w:val="20"/>
+          <w:lang w:val="tr-TR"/>
+        </w:rPr>
+        <w:t>data</w:t>
+      </w:r>
+      <w:proofErr w:type="gramEnd"/>
+      <w:r>
+        <w:rPr>
+          <w:noProof w:val="0"/>
+          <w:sz w:val="20"/>
+          <w:szCs w:val="20"/>
+          <w:lang w:val="tr-TR"/>
+        </w:rPr>
+        <w:t xml:space="preserve"> </w:t>
+      </w:r>
+      <w:proofErr w:type="spellStart"/>
+      <w:r>
+        <w:rPr>
+          <w:noProof w:val="0"/>
+          <w:sz w:val="20"/>
+          <w:szCs w:val="20"/>
+          <w:lang w:val="tr-TR"/>
+        </w:rPr>
+        <w:t>were</w:t>
+      </w:r>
+      <w:proofErr w:type="spellEnd"/>
+      <w:r>
+        <w:rPr>
+          <w:noProof w:val="0"/>
+          <w:sz w:val="20"/>
+          <w:szCs w:val="20"/>
+          <w:lang w:val="tr-TR"/>
+        </w:rPr>
+        <w:t xml:space="preserve"> </w:t>
+      </w:r>
+      <w:proofErr w:type="spellStart"/>
+      <w:r>
+        <w:rPr>
+          <w:noProof w:val="0"/>
+          <w:sz w:val="20"/>
+          <w:szCs w:val="20"/>
+          <w:lang w:val="tr-TR"/>
+        </w:rPr>
+        <w:t>obtained</w:t>
+      </w:r>
+      <w:proofErr w:type="spellEnd"/>
+      <w:r>
+        <w:rPr>
+          <w:noProof w:val="0"/>
+          <w:sz w:val="20"/>
+          <w:szCs w:val="20"/>
+          <w:lang w:val="tr-TR"/>
+        </w:rPr>
+        <w:t xml:space="preserve">. </w:t>
+      </w:r>
+      <w:proofErr w:type="spellStart"/>
+      <w:r>
+        <w:rPr>
+          <w:noProof w:val="0"/>
+          <w:sz w:val="20"/>
+          <w:szCs w:val="20"/>
+          <w:lang w:val="tr-TR"/>
+        </w:rPr>
+        <w:t>The</w:t>
+      </w:r>
+      <w:proofErr w:type="spellEnd"/>
+      <w:r>
+        <w:rPr>
+          <w:noProof w:val="0"/>
+          <w:sz w:val="20"/>
+          <w:szCs w:val="20"/>
+          <w:lang w:val="tr-TR"/>
+        </w:rPr>
+        <w:t xml:space="preserve"> </w:t>
+      </w:r>
+      <w:proofErr w:type="spellStart"/>
+      <w:r>
+        <w:rPr>
+          <w:noProof w:val="0"/>
+          <w:sz w:val="20"/>
+          <w:szCs w:val="20"/>
+          <w:lang w:val="tr-TR"/>
+        </w:rPr>
+        <w:t>third</w:t>
+      </w:r>
+      <w:proofErr w:type="spellEnd"/>
+      <w:r>
+        <w:rPr>
+          <w:noProof w:val="0"/>
+          <w:sz w:val="20"/>
+          <w:szCs w:val="20"/>
+          <w:lang w:val="tr-TR"/>
+        </w:rPr>
+        <w:t xml:space="preserve"> </w:t>
+      </w:r>
+      <w:proofErr w:type="spellStart"/>
+      <w:r>
+        <w:rPr>
+          <w:noProof w:val="0"/>
+          <w:sz w:val="20"/>
+          <w:szCs w:val="20"/>
+          <w:lang w:val="tr-TR"/>
+        </w:rPr>
+        <w:t>source</w:t>
+      </w:r>
+      <w:proofErr w:type="spellEnd"/>
+      <w:r>
+        <w:rPr>
+          <w:noProof w:val="0"/>
+          <w:sz w:val="20"/>
+          <w:szCs w:val="20"/>
+          <w:lang w:val="tr-TR"/>
+        </w:rPr>
+        <w:t xml:space="preserve"> </w:t>
+      </w:r>
+      <w:proofErr w:type="spellStart"/>
+      <w:r>
+        <w:rPr>
+          <w:noProof w:val="0"/>
+          <w:sz w:val="20"/>
+          <w:szCs w:val="20"/>
+          <w:lang w:val="tr-TR"/>
+        </w:rPr>
+        <w:t>group</w:t>
+      </w:r>
+      <w:proofErr w:type="spellEnd"/>
+      <w:r>
+        <w:rPr>
+          <w:noProof w:val="0"/>
+          <w:sz w:val="20"/>
+          <w:szCs w:val="20"/>
+          <w:lang w:val="tr-TR"/>
+        </w:rPr>
+        <w:t xml:space="preserve"> </w:t>
+      </w:r>
+      <w:proofErr w:type="spellStart"/>
+      <w:r>
+        <w:rPr>
+          <w:noProof w:val="0"/>
+          <w:sz w:val="20"/>
+          <w:szCs w:val="20"/>
+          <w:lang w:val="tr-TR"/>
+        </w:rPr>
+        <w:t>was</w:t>
+      </w:r>
+      <w:proofErr w:type="spellEnd"/>
+      <w:r>
+        <w:rPr>
+          <w:noProof w:val="0"/>
+          <w:sz w:val="20"/>
+          <w:szCs w:val="20"/>
+          <w:lang w:val="tr-TR"/>
+        </w:rPr>
+        <w:t xml:space="preserve"> </w:t>
+      </w:r>
+      <w:proofErr w:type="spellStart"/>
+      <w:r>
+        <w:rPr>
+          <w:noProof w:val="0"/>
+          <w:sz w:val="20"/>
+          <w:szCs w:val="20"/>
+          <w:lang w:val="tr-TR"/>
+        </w:rPr>
+        <w:t>used</w:t>
+      </w:r>
+      <w:proofErr w:type="spellEnd"/>
+      <w:r>
+        <w:rPr>
+          <w:noProof w:val="0"/>
+          <w:sz w:val="20"/>
+          <w:szCs w:val="20"/>
+          <w:lang w:val="tr-TR"/>
+        </w:rPr>
+        <w:t xml:space="preserve"> </w:t>
+      </w:r>
+      <w:proofErr w:type="spellStart"/>
+      <w:r>
+        <w:rPr>
+          <w:noProof w:val="0"/>
+          <w:sz w:val="20"/>
+          <w:szCs w:val="20"/>
+          <w:lang w:val="tr-TR"/>
+        </w:rPr>
+        <w:t>to</w:t>
+      </w:r>
+      <w:proofErr w:type="spellEnd"/>
+      <w:r>
+        <w:rPr>
+          <w:noProof w:val="0"/>
+          <w:sz w:val="20"/>
+          <w:szCs w:val="20"/>
+          <w:lang w:val="tr-TR"/>
+        </w:rPr>
+        <w:t xml:space="preserve"> </w:t>
+      </w:r>
+      <w:proofErr w:type="spellStart"/>
+      <w:r>
+        <w:rPr>
+          <w:noProof w:val="0"/>
+          <w:sz w:val="20"/>
+          <w:szCs w:val="20"/>
+          <w:lang w:val="tr-TR"/>
+        </w:rPr>
+        <w:t>obtain</w:t>
+      </w:r>
+      <w:proofErr w:type="spellEnd"/>
+      <w:r>
+        <w:rPr>
+          <w:noProof w:val="0"/>
+          <w:sz w:val="20"/>
+          <w:szCs w:val="20"/>
+          <w:lang w:val="tr-TR"/>
+        </w:rPr>
+        <w:t xml:space="preserve"> </w:t>
+      </w:r>
+      <w:proofErr w:type="spellStart"/>
+      <w:r>
+        <w:rPr>
+          <w:noProof w:val="0"/>
+          <w:sz w:val="20"/>
+          <w:szCs w:val="20"/>
+          <w:lang w:val="tr-TR"/>
+        </w:rPr>
+        <w:t>actual</w:t>
+      </w:r>
+      <w:proofErr w:type="spellEnd"/>
+      <w:r>
+        <w:rPr>
+          <w:noProof w:val="0"/>
+          <w:sz w:val="20"/>
+          <w:szCs w:val="20"/>
+          <w:lang w:val="tr-TR"/>
+        </w:rPr>
+        <w:t xml:space="preserve"> </w:t>
+      </w:r>
+      <w:proofErr w:type="spellStart"/>
+      <w:r>
+        <w:rPr>
+          <w:noProof w:val="0"/>
+          <w:sz w:val="20"/>
+          <w:szCs w:val="20"/>
+          <w:lang w:val="tr-TR"/>
+        </w:rPr>
+        <w:t>and</w:t>
+      </w:r>
+      <w:proofErr w:type="spellEnd"/>
+      <w:r>
+        <w:rPr>
+          <w:noProof w:val="0"/>
+          <w:sz w:val="20"/>
+          <w:szCs w:val="20"/>
+          <w:lang w:val="tr-TR"/>
+        </w:rPr>
+        <w:t xml:space="preserve"> </w:t>
+      </w:r>
+      <w:proofErr w:type="spellStart"/>
+      <w:r>
+        <w:rPr>
+          <w:noProof w:val="0"/>
+          <w:sz w:val="20"/>
+          <w:szCs w:val="20"/>
+          <w:lang w:val="tr-TR"/>
+        </w:rPr>
+        <w:t>forecasted</w:t>
+      </w:r>
+      <w:proofErr w:type="spellEnd"/>
+      <w:r>
+        <w:rPr>
+          <w:noProof w:val="0"/>
+          <w:sz w:val="20"/>
+          <w:szCs w:val="20"/>
+          <w:lang w:val="tr-TR"/>
+        </w:rPr>
+        <w:t xml:space="preserve"> USD/TRY </w:t>
+      </w:r>
+      <w:proofErr w:type="spellStart"/>
+      <w:r>
+        <w:rPr>
+          <w:noProof w:val="0"/>
+          <w:sz w:val="20"/>
+          <w:szCs w:val="20"/>
+          <w:lang w:val="tr-TR"/>
+        </w:rPr>
+        <w:t>exchange</w:t>
+      </w:r>
+      <w:proofErr w:type="spellEnd"/>
+      <w:r>
+        <w:rPr>
+          <w:noProof w:val="0"/>
+          <w:sz w:val="20"/>
+          <w:szCs w:val="20"/>
+          <w:lang w:val="tr-TR"/>
+        </w:rPr>
+        <w:t xml:space="preserve"> rate </w:t>
+      </w:r>
+      <w:proofErr w:type="gramStart"/>
+      <w:r>
+        <w:rPr>
+          <w:noProof w:val="0"/>
+          <w:sz w:val="20"/>
+          <w:szCs w:val="20"/>
+          <w:lang w:val="tr-TR"/>
+        </w:rPr>
+        <w:t>data</w:t>
+      </w:r>
+      <w:proofErr w:type="gramEnd"/>
+      <w:r>
+        <w:rPr>
+          <w:noProof w:val="0"/>
+          <w:sz w:val="20"/>
+          <w:szCs w:val="20"/>
+          <w:lang w:val="tr-TR"/>
+        </w:rPr>
+        <w:t xml:space="preserve"> </w:t>
+      </w:r>
+      <w:proofErr w:type="spellStart"/>
+      <w:r>
+        <w:rPr>
+          <w:noProof w:val="0"/>
+          <w:sz w:val="20"/>
+          <w:szCs w:val="20"/>
+          <w:lang w:val="tr-TR"/>
+        </w:rPr>
+        <w:t>for</w:t>
+      </w:r>
+      <w:proofErr w:type="spellEnd"/>
+      <w:r>
+        <w:rPr>
+          <w:noProof w:val="0"/>
+          <w:sz w:val="20"/>
+          <w:szCs w:val="20"/>
+          <w:lang w:val="tr-TR"/>
+        </w:rPr>
+        <w:t xml:space="preserve"> </w:t>
+      </w:r>
+      <w:proofErr w:type="spellStart"/>
+      <w:r>
+        <w:rPr>
+          <w:noProof w:val="0"/>
+          <w:sz w:val="20"/>
+          <w:szCs w:val="20"/>
+          <w:lang w:val="tr-TR"/>
+        </w:rPr>
+        <w:t>future</w:t>
+      </w:r>
+      <w:proofErr w:type="spellEnd"/>
+      <w:r>
+        <w:rPr>
+          <w:noProof w:val="0"/>
+          <w:sz w:val="20"/>
+          <w:szCs w:val="20"/>
+          <w:lang w:val="tr-TR"/>
+        </w:rPr>
+        <w:t xml:space="preserve"> </w:t>
+      </w:r>
+      <w:proofErr w:type="spellStart"/>
+      <w:r>
+        <w:rPr>
+          <w:noProof w:val="0"/>
+          <w:sz w:val="20"/>
+          <w:szCs w:val="20"/>
+          <w:lang w:val="tr-TR"/>
+        </w:rPr>
+        <w:t>periods</w:t>
+      </w:r>
+      <w:proofErr w:type="spellEnd"/>
+      <w:r>
+        <w:rPr>
+          <w:noProof w:val="0"/>
+          <w:sz w:val="20"/>
+          <w:szCs w:val="20"/>
+          <w:lang w:val="tr-TR"/>
+        </w:rPr>
+        <w:t>.</w:t>
+      </w:r>
+    </w:p>
+    <w:p>
+      <w:pPr>
+        <w:jc w:val="lowKashida"/>
+        <w:rPr>
+          <w:rFonts w:asciiTheme="majorBidi" w:hAnsiTheme="majorBidi" w:cstheme="majorBidi"/>
+          <w:noProof w:val="0"/>
+          <w:sz w:val="20"/>
+          <w:szCs w:val="20"/>
+          <w:lang w:val="en-US"/>
+        </w:rPr>
+      </w:pPr>
+    </w:p>
+    <w:p>
+      <w:pPr>
+        <w:ind w:right="-31"/>
+        <w:jc w:val="center"/>
+        <w:rPr>
+          <w:noProof w:val="0"/>
+          <w:sz w:val="20"/>
+          <w:szCs w:val="20"/>
+          <w:lang w:val="en-US"/>
+        </w:rPr>
+      </w:pPr>
+      <w:r>
+        <w:rPr>
+          <w:rFonts w:ascii="Courier New" w:hAnsi="Courier New" w:cs="Courier New"/>
+          <w:sz w:val="21"/>
+          <w:szCs w:val="21"/>
+          <w:shd w:val="clear" w:color="auto" w:fill="FFFFFF" w:themeFill="background1"/>
+          <w:lang w:val="en-US" w:eastAsia="fr-FR"/>
+        </w:rPr>
+        <w:drawing>
+          <wp:inline distT="0" distB="0" distL="0" distR="0" wp14:anchorId="031BE689" wp14:editId="7314933B">
+            <wp:extent cx="2951480" cy="1660525"/>
+            <wp:effectExtent l="0" t="0" r="0" b="0"/>
+            <wp:docPr id="694155540" name="Resim 2"/>
+            <wp:cNvGraphicFramePr>
+              <a:graphicFrameLocks xmlns:a="http://schemas.openxmlformats.org/drawingml/2006/main" noChangeAspect="1"/>
+            </wp:cNvGraphicFramePr>
+            <a:graphic xmlns:a="http://schemas.openxmlformats.org/drawingml/2006/main">
+              <a:graphicData uri="http://schemas.openxmlformats.org/drawingml/2006/picture">
+                <pic:pic xmlns:pic="http://schemas.openxmlformats.org/drawingml/2006/picture">
+                  <pic:nvPicPr>
+                    <pic:cNvPr id="0" name="Picture 37"/>
+                    <pic:cNvPicPr>
+                      <a:picLocks noChangeAspect="1" noChangeArrowheads="1"/>
+                    </pic:cNvPicPr>
+                  </pic:nvPicPr>
+                  <pic:blipFill>
+                    <a:blip r:embed="rId13">
+                      <a:extLst>
+                        <a:ext uri="{28A0092B-C50C-407E-A947-70E740481C1C}">
+                          <a14:useLocalDpi xmlns:a14="http://schemas.microsoft.com/office/drawing/2010/main" val="0"/>
+                        </a:ext>
+                      </a:extLst>
+                    </a:blip>
+                    <a:srcRect/>
+                    <a:stretch>
+                      <a:fillRect/>
+                    </a:stretch>
+                  </pic:blipFill>
+                  <pic:spPr bwMode="auto">
+                    <a:xfrm>
+                      <a:off x="0" y="0"/>
+                      <a:ext cx="2951480" cy="1660525"/>
+                    </a:xfrm>
+                    <a:prstGeom prst="rect">
+                      <a:avLst/>
+                    </a:prstGeom>
+                    <a:noFill/>
+                    <a:ln>
+                      <a:noFill/>
+                    </a:ln>
+                  </pic:spPr>
+                </pic:pic>
+              </a:graphicData>
+            </a:graphic>
+          </wp:inline>
+        </w:drawing>
+      </w:r>
+    </w:p>
+    <w:p>
+      <w:pPr>
+        <w:jc w:val="center"/>
+        <w:rPr>
+          <w:rFonts w:cs="Times New Roman"/>
+          <w:sz w:val="16"/>
+          <w:szCs w:val="16"/>
+        </w:rPr>
+      </w:pPr>
+      <w:r>
+        <w:rPr>
+          <w:rFonts w:cs="Times New Roman"/>
+          <w:sz w:val="16"/>
+          <w:szCs w:val="16"/>
+        </w:rPr>
+        <w:t xml:space="preserve">Figure </w:t>
+      </w:r>
+      <w:r>
+        <w:rPr>
+          <w:rFonts w:cs="Times New Roman"/>
+          <w:sz w:val="16"/>
+          <w:szCs w:val="16"/>
+        </w:rPr>
+        <w:t>1</w:t>
+      </w:r>
+      <w:r>
+        <w:rPr>
+          <w:rFonts w:cs="Times New Roman"/>
+          <w:sz w:val="16"/>
+          <w:szCs w:val="16"/>
+        </w:rPr>
+        <w:t xml:space="preserve">. </w:t>
+      </w:r>
+      <w:r>
+        <w:rPr>
+          <w:noProof w:val="0"/>
+          <w:sz w:val="16"/>
+          <w:szCs w:val="16"/>
+          <w:lang w:val="en-US"/>
+        </w:rPr>
+        <w:t>Draw chart using MS Word Chart tool style 1</w:t>
+      </w:r>
+    </w:p>
+    <w:p>
+      <w:pPr>
+        <w:shd w:val="clear" w:color="auto" w:fill="FFFFFF"/>
+        <w:jc w:val="both"/>
+        <w:rPr>
+          <w:rFonts w:asciiTheme="majorBidi" w:hAnsiTheme="majorBidi" w:cstheme="majorBidi"/>
+          <w:color w:val="222222"/>
+          <w:sz w:val="20"/>
+          <w:szCs w:val="20"/>
+          <w:lang w:val="en-US"/>
+        </w:rPr>
+      </w:pPr>
+    </w:p>
+    <w:p>
+      <w:pPr>
+        <w:jc w:val="lowKashida"/>
+        <w:rPr>
+          <w:b/>
+          <w:bCs/>
+          <w:noProof w:val="0"/>
+          <w:sz w:val="20"/>
+          <w:szCs w:val="20"/>
+          <w:lang w:val="tr-TR"/>
+        </w:rPr>
+      </w:pPr>
+      <w:r>
+        <w:rPr>
+          <w:b/>
+          <w:bCs/>
+          <w:noProof w:val="0"/>
+          <w:sz w:val="20"/>
+          <w:szCs w:val="20"/>
+          <w:lang w:val="en-US"/>
+        </w:rPr>
+        <w:t>2.1</w:t>
+      </w:r>
+      <w:r>
+        <w:rPr>
+          <w:b/>
+          <w:bCs/>
+          <w:noProof w:val="0"/>
+          <w:sz w:val="20"/>
+          <w:szCs w:val="20"/>
+          <w:lang w:val="en-US"/>
+        </w:rPr>
+        <w:t>.</w:t>
+      </w:r>
+      <w:r>
+        <w:rPr>
+          <w:b/>
+          <w:bCs/>
+          <w:noProof w:val="0"/>
+          <w:sz w:val="20"/>
+          <w:szCs w:val="20"/>
+          <w:lang w:val="en-US"/>
+        </w:rPr>
+        <w:t>2.</w:t>
+      </w:r>
+      <w:r>
+        <w:rPr>
+          <w:b/>
+          <w:bCs/>
+          <w:noProof w:val="0"/>
+          <w:sz w:val="20"/>
+          <w:szCs w:val="20"/>
+          <w:lang w:val="en-US"/>
+        </w:rPr>
+        <w:t xml:space="preserve"> </w:t>
+      </w:r>
+      <w:r>
+        <w:rPr>
+          <w:b/>
+          <w:bCs/>
+          <w:noProof w:val="0"/>
+          <w:sz w:val="20"/>
+          <w:szCs w:val="20"/>
+          <w:lang w:val="tr-TR"/>
+        </w:rPr>
+        <w:t xml:space="preserve">Data </w:t>
+      </w:r>
+      <w:proofErr w:type="spellStart"/>
+      <w:r>
+        <w:rPr>
+          <w:b/>
+          <w:bCs/>
+          <w:noProof w:val="0"/>
+          <w:sz w:val="20"/>
+          <w:szCs w:val="20"/>
+          <w:lang w:val="tr-TR"/>
+        </w:rPr>
+        <w:t>Collected</w:t>
+      </w:r>
+      <w:proofErr w:type="spellEnd"/>
+      <w:r>
+        <w:rPr>
+          <w:b/>
+          <w:bCs/>
+          <w:noProof w:val="0"/>
+          <w:sz w:val="20"/>
+          <w:szCs w:val="20"/>
+          <w:lang w:val="tr-TR"/>
+        </w:rPr>
+        <w:t xml:space="preserve"> </w:t>
+      </w:r>
+      <w:proofErr w:type="spellStart"/>
+      <w:r>
+        <w:rPr>
+          <w:b/>
+          <w:bCs/>
+          <w:noProof w:val="0"/>
+          <w:sz w:val="20"/>
+          <w:szCs w:val="20"/>
+          <w:lang w:val="tr-TR"/>
+        </w:rPr>
+        <w:t>from</w:t>
+      </w:r>
+      <w:proofErr w:type="spellEnd"/>
+      <w:r>
+        <w:rPr>
+          <w:b/>
+          <w:bCs/>
+          <w:noProof w:val="0"/>
+          <w:sz w:val="20"/>
+          <w:szCs w:val="20"/>
+          <w:lang w:val="tr-TR"/>
+        </w:rPr>
+        <w:t xml:space="preserve"> </w:t>
+      </w:r>
+      <w:proofErr w:type="spellStart"/>
+      <w:r>
+        <w:rPr>
+          <w:b/>
+          <w:bCs/>
+          <w:noProof w:val="0"/>
+          <w:sz w:val="20"/>
+          <w:szCs w:val="20"/>
+          <w:lang w:val="tr-TR"/>
+        </w:rPr>
+        <w:t>the</w:t>
+      </w:r>
+      <w:proofErr w:type="spellEnd"/>
+      <w:r>
+        <w:rPr>
+          <w:b/>
+          <w:bCs/>
+          <w:noProof w:val="0"/>
+          <w:sz w:val="20"/>
+          <w:szCs w:val="20"/>
+          <w:lang w:val="tr-TR"/>
+        </w:rPr>
+        <w:t xml:space="preserve"> Data </w:t>
+      </w:r>
+      <w:proofErr w:type="spellStart"/>
+      <w:r>
+        <w:rPr>
+          <w:b/>
+          <w:bCs/>
+          <w:noProof w:val="0"/>
+          <w:sz w:val="20"/>
+          <w:szCs w:val="20"/>
+          <w:lang w:val="tr-TR"/>
+        </w:rPr>
+        <w:t>Sources</w:t>
+      </w:r>
+      <w:proofErr w:type="spellEnd"/>
+    </w:p>
+    <w:p>
+      <w:pPr>
+        <w:shd w:val="clear" w:color="auto" w:fill="FFFFFF"/>
+        <w:ind w:firstLine="284"/>
+        <w:jc w:val="both"/>
+        <w:rPr>
+          <w:noProof w:val="0"/>
+          <w:sz w:val="20"/>
+          <w:szCs w:val="20"/>
+          <w:lang w:val="tr-TR"/>
+        </w:rPr>
+      </w:pPr>
+      <w:proofErr w:type="spellStart"/>
+      <w:r>
+        <w:rPr>
+          <w:noProof w:val="0"/>
+          <w:sz w:val="20"/>
+          <w:szCs w:val="20"/>
+          <w:lang w:val="tr-TR"/>
+        </w:rPr>
+        <w:t>After</w:t>
+      </w:r>
+      <w:proofErr w:type="spellEnd"/>
+      <w:r>
+        <w:rPr>
+          <w:noProof w:val="0"/>
+          <w:sz w:val="20"/>
+          <w:szCs w:val="20"/>
+          <w:lang w:val="tr-TR"/>
+        </w:rPr>
+        <w:t xml:space="preserve"> </w:t>
+      </w:r>
+      <w:proofErr w:type="spellStart"/>
+      <w:r>
+        <w:rPr>
+          <w:noProof w:val="0"/>
+          <w:sz w:val="20"/>
+          <w:szCs w:val="20"/>
+          <w:lang w:val="tr-TR"/>
+        </w:rPr>
+        <w:t>reliable</w:t>
+      </w:r>
+      <w:proofErr w:type="spellEnd"/>
+      <w:r>
+        <w:rPr>
+          <w:noProof w:val="0"/>
+          <w:sz w:val="20"/>
+          <w:szCs w:val="20"/>
+          <w:lang w:val="tr-TR"/>
+        </w:rPr>
+        <w:t xml:space="preserve"> </w:t>
+      </w:r>
+      <w:proofErr w:type="gramStart"/>
+      <w:r>
+        <w:rPr>
+          <w:noProof w:val="0"/>
+          <w:sz w:val="20"/>
+          <w:szCs w:val="20"/>
+          <w:lang w:val="tr-TR"/>
+        </w:rPr>
+        <w:t>data</w:t>
+      </w:r>
+      <w:proofErr w:type="gramEnd"/>
+      <w:r>
+        <w:rPr>
+          <w:noProof w:val="0"/>
+          <w:sz w:val="20"/>
+          <w:szCs w:val="20"/>
+          <w:lang w:val="tr-TR"/>
+        </w:rPr>
+        <w:t xml:space="preserve"> </w:t>
+      </w:r>
+      <w:proofErr w:type="spellStart"/>
+      <w:r>
+        <w:rPr>
+          <w:noProof w:val="0"/>
+          <w:sz w:val="20"/>
+          <w:szCs w:val="20"/>
+          <w:lang w:val="tr-TR"/>
+        </w:rPr>
+        <w:t>sources</w:t>
+      </w:r>
+      <w:proofErr w:type="spellEnd"/>
+      <w:r>
+        <w:rPr>
+          <w:noProof w:val="0"/>
+          <w:sz w:val="20"/>
+          <w:szCs w:val="20"/>
+          <w:lang w:val="tr-TR"/>
+        </w:rPr>
+        <w:t xml:space="preserve"> </w:t>
+      </w:r>
+      <w:proofErr w:type="spellStart"/>
+      <w:r>
+        <w:rPr>
+          <w:noProof w:val="0"/>
+          <w:sz w:val="20"/>
+          <w:szCs w:val="20"/>
+          <w:lang w:val="tr-TR"/>
+        </w:rPr>
+        <w:t>were</w:t>
+      </w:r>
+      <w:proofErr w:type="spellEnd"/>
+      <w:r>
+        <w:rPr>
+          <w:noProof w:val="0"/>
+          <w:sz w:val="20"/>
+          <w:szCs w:val="20"/>
+          <w:lang w:val="tr-TR"/>
+        </w:rPr>
+        <w:t xml:space="preserve"> </w:t>
+      </w:r>
+      <w:proofErr w:type="spellStart"/>
+      <w:r>
+        <w:rPr>
+          <w:noProof w:val="0"/>
+          <w:sz w:val="20"/>
+          <w:szCs w:val="20"/>
+          <w:lang w:val="tr-TR"/>
+        </w:rPr>
+        <w:t>identified</w:t>
+      </w:r>
+      <w:proofErr w:type="spellEnd"/>
+      <w:r>
+        <w:rPr>
+          <w:noProof w:val="0"/>
+          <w:sz w:val="20"/>
+          <w:szCs w:val="20"/>
+          <w:lang w:val="tr-TR"/>
+        </w:rPr>
+        <w:t xml:space="preserve">, </w:t>
+      </w:r>
+      <w:proofErr w:type="spellStart"/>
+      <w:r>
+        <w:rPr>
+          <w:noProof w:val="0"/>
+          <w:sz w:val="20"/>
+          <w:szCs w:val="20"/>
+          <w:lang w:val="tr-TR"/>
+        </w:rPr>
+        <w:t>the</w:t>
+      </w:r>
+      <w:proofErr w:type="spellEnd"/>
+      <w:r>
+        <w:rPr>
+          <w:noProof w:val="0"/>
+          <w:sz w:val="20"/>
+          <w:szCs w:val="20"/>
+          <w:lang w:val="tr-TR"/>
+        </w:rPr>
+        <w:t xml:space="preserve"> </w:t>
+      </w:r>
+      <w:proofErr w:type="spellStart"/>
+      <w:r>
+        <w:rPr>
+          <w:noProof w:val="0"/>
+          <w:sz w:val="20"/>
+          <w:szCs w:val="20"/>
+          <w:lang w:val="tr-TR"/>
+        </w:rPr>
+        <w:t>required</w:t>
+      </w:r>
+      <w:proofErr w:type="spellEnd"/>
+      <w:r>
+        <w:rPr>
+          <w:noProof w:val="0"/>
+          <w:sz w:val="20"/>
+          <w:szCs w:val="20"/>
+          <w:lang w:val="tr-TR"/>
+        </w:rPr>
+        <w:t xml:space="preserve"> </w:t>
+      </w:r>
+      <w:proofErr w:type="spellStart"/>
+      <w:r>
+        <w:rPr>
+          <w:noProof w:val="0"/>
+          <w:sz w:val="20"/>
+          <w:szCs w:val="20"/>
+          <w:lang w:val="tr-TR"/>
+        </w:rPr>
+        <w:t>datasets</w:t>
+      </w:r>
+      <w:proofErr w:type="spellEnd"/>
+      <w:r>
+        <w:rPr>
+          <w:noProof w:val="0"/>
+          <w:sz w:val="20"/>
+          <w:szCs w:val="20"/>
+          <w:lang w:val="tr-TR"/>
+        </w:rPr>
+        <w:t xml:space="preserve"> </w:t>
+      </w:r>
+      <w:proofErr w:type="spellStart"/>
+      <w:r>
+        <w:rPr>
+          <w:noProof w:val="0"/>
+          <w:sz w:val="20"/>
+          <w:szCs w:val="20"/>
+          <w:lang w:val="tr-TR"/>
+        </w:rPr>
+        <w:t>were</w:t>
+      </w:r>
+      <w:proofErr w:type="spellEnd"/>
+      <w:r>
+        <w:rPr>
+          <w:noProof w:val="0"/>
+          <w:sz w:val="20"/>
+          <w:szCs w:val="20"/>
+          <w:lang w:val="tr-TR"/>
+        </w:rPr>
+        <w:t xml:space="preserve"> </w:t>
+      </w:r>
+      <w:proofErr w:type="spellStart"/>
+      <w:r>
+        <w:rPr>
+          <w:noProof w:val="0"/>
+          <w:sz w:val="20"/>
+          <w:szCs w:val="20"/>
+          <w:lang w:val="tr-TR"/>
+        </w:rPr>
+        <w:t>collected</w:t>
+      </w:r>
+      <w:proofErr w:type="spellEnd"/>
+      <w:r>
+        <w:rPr>
+          <w:noProof w:val="0"/>
+          <w:sz w:val="20"/>
+          <w:szCs w:val="20"/>
+          <w:lang w:val="tr-TR"/>
+        </w:rPr>
+        <w:t xml:space="preserve"> in </w:t>
+      </w:r>
+      <w:proofErr w:type="spellStart"/>
+      <w:r>
+        <w:rPr>
+          <w:noProof w:val="0"/>
+          <w:sz w:val="20"/>
+          <w:szCs w:val="20"/>
+          <w:lang w:val="tr-TR"/>
+        </w:rPr>
+        <w:t>accordance</w:t>
+      </w:r>
+      <w:proofErr w:type="spellEnd"/>
+      <w:r>
+        <w:rPr>
+          <w:noProof w:val="0"/>
+          <w:sz w:val="20"/>
+          <w:szCs w:val="20"/>
+          <w:lang w:val="tr-TR"/>
+        </w:rPr>
+        <w:t xml:space="preserve"> </w:t>
+      </w:r>
+      <w:proofErr w:type="spellStart"/>
+      <w:r>
+        <w:rPr>
+          <w:noProof w:val="0"/>
+          <w:sz w:val="20"/>
+          <w:szCs w:val="20"/>
+          <w:lang w:val="tr-TR"/>
+        </w:rPr>
+        <w:t>with</w:t>
+      </w:r>
+      <w:proofErr w:type="spellEnd"/>
+      <w:r>
+        <w:rPr>
+          <w:noProof w:val="0"/>
+          <w:sz w:val="20"/>
+          <w:szCs w:val="20"/>
+          <w:lang w:val="tr-TR"/>
+        </w:rPr>
+        <w:t xml:space="preserve"> </w:t>
+      </w:r>
+      <w:proofErr w:type="spellStart"/>
+      <w:r>
+        <w:rPr>
+          <w:noProof w:val="0"/>
+          <w:sz w:val="20"/>
+          <w:szCs w:val="20"/>
+          <w:lang w:val="tr-TR"/>
+        </w:rPr>
+        <w:t>the</w:t>
+      </w:r>
+      <w:proofErr w:type="spellEnd"/>
+      <w:r>
+        <w:rPr>
+          <w:noProof w:val="0"/>
+          <w:sz w:val="20"/>
+          <w:szCs w:val="20"/>
+          <w:lang w:val="tr-TR"/>
+        </w:rPr>
+        <w:t xml:space="preserve"> </w:t>
+      </w:r>
+      <w:proofErr w:type="spellStart"/>
+      <w:r>
+        <w:rPr>
+          <w:noProof w:val="0"/>
+          <w:sz w:val="20"/>
+          <w:szCs w:val="20"/>
+          <w:lang w:val="tr-TR"/>
+        </w:rPr>
+        <w:t>objectives</w:t>
+      </w:r>
+      <w:proofErr w:type="spellEnd"/>
+      <w:r>
+        <w:rPr>
+          <w:noProof w:val="0"/>
+          <w:sz w:val="20"/>
+          <w:szCs w:val="20"/>
+          <w:lang w:val="tr-TR"/>
+        </w:rPr>
+        <w:t xml:space="preserve"> of </w:t>
+      </w:r>
+      <w:proofErr w:type="spellStart"/>
+      <w:r>
+        <w:rPr>
+          <w:noProof w:val="0"/>
+          <w:sz w:val="20"/>
+          <w:szCs w:val="20"/>
+          <w:lang w:val="tr-TR"/>
+        </w:rPr>
+        <w:t>the</w:t>
+      </w:r>
+      <w:proofErr w:type="spellEnd"/>
+      <w:r>
+        <w:rPr>
+          <w:noProof w:val="0"/>
+          <w:sz w:val="20"/>
+          <w:szCs w:val="20"/>
+          <w:lang w:val="tr-TR"/>
+        </w:rPr>
+        <w:t xml:space="preserve"> </w:t>
+      </w:r>
+      <w:proofErr w:type="spellStart"/>
+      <w:r>
+        <w:rPr>
+          <w:noProof w:val="0"/>
+          <w:sz w:val="20"/>
+          <w:szCs w:val="20"/>
+          <w:lang w:val="tr-TR"/>
+        </w:rPr>
+        <w:t>study</w:t>
+      </w:r>
+      <w:proofErr w:type="spellEnd"/>
+      <w:r>
+        <w:rPr>
+          <w:noProof w:val="0"/>
+          <w:sz w:val="20"/>
+          <w:szCs w:val="20"/>
+          <w:lang w:val="tr-TR"/>
+        </w:rPr>
+        <w:t xml:space="preserve">. </w:t>
+      </w:r>
+      <w:proofErr w:type="spellStart"/>
+      <w:r>
+        <w:rPr>
+          <w:noProof w:val="0"/>
+          <w:sz w:val="20"/>
+          <w:szCs w:val="20"/>
+          <w:lang w:val="tr-TR"/>
+        </w:rPr>
+        <w:t>The</w:t>
+      </w:r>
+      <w:proofErr w:type="spellEnd"/>
+      <w:r>
+        <w:rPr>
+          <w:noProof w:val="0"/>
+          <w:sz w:val="20"/>
+          <w:szCs w:val="20"/>
+          <w:lang w:val="tr-TR"/>
+        </w:rPr>
+        <w:t xml:space="preserve"> </w:t>
+      </w:r>
+      <w:proofErr w:type="spellStart"/>
+      <w:r>
+        <w:rPr>
+          <w:noProof w:val="0"/>
+          <w:sz w:val="20"/>
+          <w:szCs w:val="20"/>
+          <w:lang w:val="tr-TR"/>
+        </w:rPr>
+        <w:t>collected</w:t>
+      </w:r>
+      <w:proofErr w:type="spellEnd"/>
+      <w:r>
+        <w:rPr>
+          <w:noProof w:val="0"/>
+          <w:sz w:val="20"/>
+          <w:szCs w:val="20"/>
+          <w:lang w:val="tr-TR"/>
+        </w:rPr>
+        <w:t xml:space="preserve"> </w:t>
+      </w:r>
+      <w:proofErr w:type="gramStart"/>
+      <w:r>
+        <w:rPr>
+          <w:noProof w:val="0"/>
+          <w:sz w:val="20"/>
+          <w:szCs w:val="20"/>
+          <w:lang w:val="tr-TR"/>
+        </w:rPr>
+        <w:t>data</w:t>
+      </w:r>
+      <w:proofErr w:type="gramEnd"/>
+      <w:r>
+        <w:rPr>
+          <w:noProof w:val="0"/>
+          <w:sz w:val="20"/>
+          <w:szCs w:val="20"/>
+          <w:lang w:val="tr-TR"/>
+        </w:rPr>
+        <w:t xml:space="preserve"> </w:t>
+      </w:r>
+      <w:proofErr w:type="spellStart"/>
+      <w:r>
+        <w:rPr>
+          <w:noProof w:val="0"/>
+          <w:sz w:val="20"/>
+          <w:szCs w:val="20"/>
+          <w:lang w:val="tr-TR"/>
+        </w:rPr>
+        <w:t>are</w:t>
+      </w:r>
+      <w:proofErr w:type="spellEnd"/>
+      <w:r>
+        <w:rPr>
+          <w:noProof w:val="0"/>
+          <w:sz w:val="20"/>
+          <w:szCs w:val="20"/>
+          <w:lang w:val="tr-TR"/>
+        </w:rPr>
+        <w:t xml:space="preserve"> </w:t>
+      </w:r>
+      <w:proofErr w:type="spellStart"/>
+      <w:r>
+        <w:rPr>
+          <w:noProof w:val="0"/>
+          <w:sz w:val="20"/>
+          <w:szCs w:val="20"/>
+          <w:lang w:val="tr-TR"/>
+        </w:rPr>
+        <w:t>summarized</w:t>
+      </w:r>
+      <w:proofErr w:type="spellEnd"/>
+      <w:r>
+        <w:rPr>
+          <w:noProof w:val="0"/>
+          <w:sz w:val="20"/>
+          <w:szCs w:val="20"/>
+          <w:lang w:val="tr-TR"/>
+        </w:rPr>
+        <w:t xml:space="preserve"> in </w:t>
+      </w:r>
+      <w:proofErr w:type="spellStart"/>
+      <w:r>
+        <w:rPr>
+          <w:noProof w:val="0"/>
+          <w:sz w:val="20"/>
+          <w:szCs w:val="20"/>
+          <w:lang w:val="tr-TR"/>
+        </w:rPr>
+        <w:t>Table</w:t>
+      </w:r>
+      <w:proofErr w:type="spellEnd"/>
+      <w:r>
+        <w:rPr>
+          <w:noProof w:val="0"/>
+          <w:sz w:val="20"/>
+          <w:szCs w:val="20"/>
+          <w:lang w:val="tr-TR"/>
+        </w:rPr>
+        <w:t xml:space="preserve"> 1. </w:t>
+      </w:r>
+      <w:proofErr w:type="spellStart"/>
+      <w:r>
+        <w:rPr>
+          <w:noProof w:val="0"/>
+          <w:sz w:val="20"/>
+          <w:szCs w:val="20"/>
+          <w:lang w:val="tr-TR"/>
+        </w:rPr>
+        <w:t>The</w:t>
+      </w:r>
+      <w:proofErr w:type="spellEnd"/>
+      <w:r>
+        <w:rPr>
+          <w:noProof w:val="0"/>
+          <w:sz w:val="20"/>
+          <w:szCs w:val="20"/>
+          <w:lang w:val="tr-TR"/>
+        </w:rPr>
+        <w:t xml:space="preserve"> </w:t>
+      </w:r>
+      <w:proofErr w:type="spellStart"/>
+      <w:r>
+        <w:rPr>
+          <w:noProof w:val="0"/>
+          <w:sz w:val="20"/>
+          <w:szCs w:val="20"/>
+          <w:lang w:val="tr-TR"/>
+        </w:rPr>
+        <w:t>purpose</w:t>
+      </w:r>
+      <w:proofErr w:type="spellEnd"/>
+      <w:r>
+        <w:rPr>
+          <w:noProof w:val="0"/>
+          <w:sz w:val="20"/>
+          <w:szCs w:val="20"/>
+          <w:lang w:val="tr-TR"/>
+        </w:rPr>
+        <w:t xml:space="preserve"> of </w:t>
+      </w:r>
+      <w:proofErr w:type="spellStart"/>
+      <w:r>
+        <w:rPr>
+          <w:noProof w:val="0"/>
+          <w:sz w:val="20"/>
+          <w:szCs w:val="20"/>
+          <w:lang w:val="tr-TR"/>
+        </w:rPr>
+        <w:t>each</w:t>
+      </w:r>
+      <w:proofErr w:type="spellEnd"/>
+      <w:r>
+        <w:rPr>
+          <w:noProof w:val="0"/>
+          <w:sz w:val="20"/>
+          <w:szCs w:val="20"/>
+          <w:lang w:val="tr-TR"/>
+        </w:rPr>
+        <w:t xml:space="preserve"> </w:t>
+      </w:r>
+      <w:proofErr w:type="spellStart"/>
+      <w:r>
+        <w:rPr>
+          <w:noProof w:val="0"/>
+          <w:sz w:val="20"/>
+          <w:szCs w:val="20"/>
+          <w:lang w:val="tr-TR"/>
+        </w:rPr>
+        <w:t>dataset</w:t>
+      </w:r>
+      <w:proofErr w:type="spellEnd"/>
+      <w:r>
+        <w:rPr>
+          <w:noProof w:val="0"/>
+          <w:sz w:val="20"/>
+          <w:szCs w:val="20"/>
+          <w:lang w:val="tr-TR"/>
+        </w:rPr>
+        <w:t xml:space="preserve"> </w:t>
+      </w:r>
+      <w:proofErr w:type="spellStart"/>
+      <w:r>
+        <w:rPr>
+          <w:noProof w:val="0"/>
+          <w:sz w:val="20"/>
+          <w:szCs w:val="20"/>
+          <w:lang w:val="tr-TR"/>
+        </w:rPr>
+        <w:t>and</w:t>
+      </w:r>
+      <w:proofErr w:type="spellEnd"/>
+      <w:r>
+        <w:rPr>
+          <w:noProof w:val="0"/>
+          <w:sz w:val="20"/>
+          <w:szCs w:val="20"/>
+          <w:lang w:val="tr-TR"/>
+        </w:rPr>
+        <w:t xml:space="preserve"> </w:t>
+      </w:r>
+      <w:proofErr w:type="spellStart"/>
+      <w:r>
+        <w:rPr>
+          <w:noProof w:val="0"/>
+          <w:sz w:val="20"/>
+          <w:szCs w:val="20"/>
+          <w:lang w:val="tr-TR"/>
+        </w:rPr>
+        <w:t>its</w:t>
+      </w:r>
+      <w:proofErr w:type="spellEnd"/>
+      <w:r>
+        <w:rPr>
+          <w:noProof w:val="0"/>
+          <w:sz w:val="20"/>
+          <w:szCs w:val="20"/>
+          <w:lang w:val="tr-TR"/>
+        </w:rPr>
+        <w:t xml:space="preserve"> role in </w:t>
+      </w:r>
+      <w:proofErr w:type="spellStart"/>
+      <w:r>
+        <w:rPr>
+          <w:noProof w:val="0"/>
+          <w:sz w:val="20"/>
+          <w:szCs w:val="20"/>
+          <w:lang w:val="tr-TR"/>
+        </w:rPr>
+        <w:t>the</w:t>
+      </w:r>
+      <w:proofErr w:type="spellEnd"/>
+      <w:r>
+        <w:rPr>
+          <w:noProof w:val="0"/>
+          <w:sz w:val="20"/>
+          <w:szCs w:val="20"/>
+          <w:lang w:val="tr-TR"/>
+        </w:rPr>
+        <w:t xml:space="preserve"> </w:t>
+      </w:r>
+      <w:proofErr w:type="spellStart"/>
+      <w:r>
+        <w:rPr>
+          <w:noProof w:val="0"/>
+          <w:sz w:val="20"/>
+          <w:szCs w:val="20"/>
+          <w:lang w:val="tr-TR"/>
+        </w:rPr>
+        <w:t>overall</w:t>
+      </w:r>
+      <w:proofErr w:type="spellEnd"/>
+      <w:r>
+        <w:rPr>
+          <w:noProof w:val="0"/>
+          <w:sz w:val="20"/>
+          <w:szCs w:val="20"/>
+          <w:lang w:val="tr-TR"/>
+        </w:rPr>
+        <w:t xml:space="preserve"> </w:t>
+      </w:r>
+      <w:proofErr w:type="spellStart"/>
+      <w:r>
+        <w:rPr>
+          <w:noProof w:val="0"/>
+          <w:sz w:val="20"/>
+          <w:szCs w:val="20"/>
+          <w:lang w:val="tr-TR"/>
+        </w:rPr>
+        <w:t>framework</w:t>
+      </w:r>
+      <w:proofErr w:type="spellEnd"/>
+      <w:r>
+        <w:rPr>
+          <w:noProof w:val="0"/>
+          <w:sz w:val="20"/>
+          <w:szCs w:val="20"/>
+          <w:lang w:val="tr-TR"/>
+        </w:rPr>
+        <w:t xml:space="preserve"> of </w:t>
+      </w:r>
+      <w:proofErr w:type="spellStart"/>
+      <w:r>
+        <w:rPr>
+          <w:noProof w:val="0"/>
+          <w:sz w:val="20"/>
+          <w:szCs w:val="20"/>
+          <w:lang w:val="tr-TR"/>
+        </w:rPr>
+        <w:t>the</w:t>
+      </w:r>
+      <w:proofErr w:type="spellEnd"/>
+      <w:r>
+        <w:rPr>
+          <w:noProof w:val="0"/>
+          <w:sz w:val="20"/>
+          <w:szCs w:val="20"/>
+          <w:lang w:val="tr-TR"/>
+        </w:rPr>
+        <w:t xml:space="preserve"> </w:t>
+      </w:r>
+      <w:proofErr w:type="spellStart"/>
+      <w:r>
+        <w:rPr>
+          <w:noProof w:val="0"/>
+          <w:sz w:val="20"/>
+          <w:szCs w:val="20"/>
+          <w:lang w:val="tr-TR"/>
+        </w:rPr>
+        <w:t>study</w:t>
+      </w:r>
+      <w:proofErr w:type="spellEnd"/>
+      <w:r>
+        <w:rPr>
+          <w:noProof w:val="0"/>
+          <w:sz w:val="20"/>
+          <w:szCs w:val="20"/>
+          <w:lang w:val="tr-TR"/>
+        </w:rPr>
+        <w:t xml:space="preserve"> </w:t>
+      </w:r>
+      <w:proofErr w:type="spellStart"/>
+      <w:r>
+        <w:rPr>
+          <w:noProof w:val="0"/>
+          <w:sz w:val="20"/>
+          <w:szCs w:val="20"/>
+          <w:lang w:val="tr-TR"/>
+        </w:rPr>
+        <w:t>are</w:t>
+      </w:r>
+      <w:proofErr w:type="spellEnd"/>
+      <w:r>
+        <w:rPr>
+          <w:noProof w:val="0"/>
+          <w:sz w:val="20"/>
+          <w:szCs w:val="20"/>
+          <w:lang w:val="tr-TR"/>
+        </w:rPr>
+        <w:t xml:space="preserve"> </w:t>
+      </w:r>
+      <w:proofErr w:type="spellStart"/>
+      <w:r>
+        <w:rPr>
+          <w:noProof w:val="0"/>
+          <w:sz w:val="20"/>
+          <w:szCs w:val="20"/>
+          <w:lang w:val="tr-TR"/>
+        </w:rPr>
+        <w:t>explained</w:t>
+      </w:r>
+      <w:proofErr w:type="spellEnd"/>
+      <w:r>
+        <w:rPr>
+          <w:noProof w:val="0"/>
+          <w:sz w:val="20"/>
+          <w:szCs w:val="20"/>
+          <w:lang w:val="tr-TR"/>
+        </w:rPr>
+        <w:t xml:space="preserve"> </w:t>
+      </w:r>
+      <w:proofErr w:type="spellStart"/>
+      <w:r>
+        <w:rPr>
+          <w:noProof w:val="0"/>
+          <w:sz w:val="20"/>
+          <w:szCs w:val="20"/>
+          <w:lang w:val="tr-TR"/>
+        </w:rPr>
+        <w:t>under</w:t>
+      </w:r>
+      <w:proofErr w:type="spellEnd"/>
+      <w:r>
+        <w:rPr>
+          <w:noProof w:val="0"/>
+          <w:sz w:val="20"/>
+          <w:szCs w:val="20"/>
+          <w:lang w:val="tr-TR"/>
+        </w:rPr>
+        <w:t xml:space="preserve"> </w:t>
+      </w:r>
+      <w:proofErr w:type="spellStart"/>
+      <w:r>
+        <w:rPr>
+          <w:noProof w:val="0"/>
+          <w:sz w:val="20"/>
+          <w:szCs w:val="20"/>
+          <w:lang w:val="tr-TR"/>
+        </w:rPr>
+        <w:t>Section</w:t>
+      </w:r>
+      <w:proofErr w:type="spellEnd"/>
+      <w:r>
+        <w:rPr>
+          <w:noProof w:val="0"/>
+          <w:sz w:val="20"/>
+          <w:szCs w:val="20"/>
+          <w:lang w:val="tr-TR"/>
+        </w:rPr>
+        <w:t xml:space="preserve"> X in </w:t>
+      </w:r>
+      <w:proofErr w:type="spellStart"/>
+      <w:r>
+        <w:rPr>
+          <w:noProof w:val="0"/>
+          <w:sz w:val="20"/>
+          <w:szCs w:val="20"/>
+          <w:lang w:val="tr-TR"/>
+        </w:rPr>
+        <w:t>the</w:t>
+      </w:r>
+      <w:proofErr w:type="spellEnd"/>
+      <w:r>
+        <w:rPr>
+          <w:noProof w:val="0"/>
+          <w:sz w:val="20"/>
+          <w:szCs w:val="20"/>
+          <w:lang w:val="tr-TR"/>
+        </w:rPr>
+        <w:t xml:space="preserve"> </w:t>
+      </w:r>
+      <w:proofErr w:type="spellStart"/>
+      <w:r>
+        <w:rPr>
+          <w:noProof w:val="0"/>
+          <w:sz w:val="20"/>
+          <w:szCs w:val="20"/>
+          <w:lang w:val="tr-TR"/>
+        </w:rPr>
+        <w:t>Results</w:t>
+      </w:r>
+      <w:proofErr w:type="spellEnd"/>
+      <w:r>
+        <w:rPr>
+          <w:noProof w:val="0"/>
+          <w:sz w:val="20"/>
+          <w:szCs w:val="20"/>
+          <w:lang w:val="tr-TR"/>
+        </w:rPr>
+        <w:t xml:space="preserve"> </w:t>
+      </w:r>
+      <w:proofErr w:type="spellStart"/>
+      <w:r>
+        <w:rPr>
+          <w:noProof w:val="0"/>
+          <w:sz w:val="20"/>
+          <w:szCs w:val="20"/>
+          <w:lang w:val="tr-TR"/>
+        </w:rPr>
+        <w:t>section</w:t>
+      </w:r>
+      <w:proofErr w:type="spellEnd"/>
+      <w:r>
+        <w:rPr>
+          <w:noProof w:val="0"/>
+          <w:sz w:val="20"/>
+          <w:szCs w:val="20"/>
+          <w:lang w:val="tr-TR"/>
+        </w:rPr>
+        <w:t>.</w:t>
+      </w:r>
+    </w:p>
+    <w:p>
+      <w:pPr>
+        <w:pStyle w:val="GvdeMetni"/>
+        <w:jc w:val="center"/>
+        <w:rPr>
+          <w:rFonts w:asciiTheme="majorBidi" w:hAnsiTheme="majorBidi" w:cstheme="majorBidi"/>
+          <w:noProof w:val="0"/>
+          <w:sz w:val="16"/>
+          <w:szCs w:val="16"/>
+          <w:lang w:val="en-US" w:bidi="fa-IR"/>
+        </w:rPr>
+      </w:pPr>
+    </w:p>
+    <w:p>
+      <w:pPr>
+        <w:pStyle w:val="GvdeMetni"/>
+        <w:jc w:val="center"/>
+        <w:rPr>
+          <w:rFonts w:asciiTheme="majorBidi" w:hAnsiTheme="majorBidi" w:cstheme="majorBidi"/>
+          <w:noProof w:val="0"/>
+          <w:sz w:val="16"/>
+          <w:szCs w:val="16"/>
+          <w:lang w:val="en-US" w:bidi="fa-IR"/>
+        </w:rPr>
+      </w:pPr>
+      <w:r>
+        <w:rPr>
+          <w:rFonts w:asciiTheme="majorBidi" w:hAnsiTheme="majorBidi" w:cstheme="majorBidi"/>
+          <w:noProof w:val="0"/>
+          <w:sz w:val="16"/>
+          <w:szCs w:val="16"/>
+          <w:lang w:val="en-US" w:bidi="fa-IR"/>
+        </w:rPr>
+        <w:t xml:space="preserve">Table </w:t>
+      </w:r>
+      <w:r>
+        <w:rPr>
+          <w:rFonts w:asciiTheme="majorBidi" w:hAnsiTheme="majorBidi" w:cstheme="majorBidi"/>
+          <w:noProof w:val="0"/>
+          <w:sz w:val="16"/>
+          <w:szCs w:val="16"/>
+          <w:lang w:val="en-US" w:bidi="fa-IR"/>
+        </w:rPr>
+        <w:t>1</w:t>
+      </w:r>
+      <w:r>
+        <w:rPr>
+          <w:rFonts w:asciiTheme="majorBidi" w:hAnsiTheme="majorBidi" w:cstheme="majorBidi"/>
+          <w:noProof w:val="0"/>
+          <w:sz w:val="16"/>
+          <w:szCs w:val="16"/>
+          <w:lang w:val="en-US" w:bidi="fa-IR"/>
+        </w:rPr>
+        <w:t xml:space="preserve">. </w:t>
+      </w:r>
+      <w:r>
+        <w:rPr>
+          <w:rFonts w:asciiTheme="majorBidi" w:hAnsiTheme="majorBidi" w:cstheme="majorBidi"/>
+          <w:noProof w:val="0"/>
+          <w:sz w:val="16"/>
+          <w:szCs w:val="16"/>
+          <w:lang w:val="en-US" w:bidi="fa-IR"/>
+        </w:rPr>
+        <w:t xml:space="preserve">Data Sources </w:t>
+      </w:r>
+      <w:r>
+        <w:rPr>
+          <w:rFonts w:asciiTheme="majorBidi" w:hAnsiTheme="majorBidi" w:cstheme="majorBidi"/>
+          <w:noProof w:val="0"/>
+          <w:sz w:val="16"/>
+          <w:szCs w:val="16"/>
+          <w:lang w:val="en-US" w:bidi="fa-IR"/>
+        </w:rPr>
+        <w:t>a</w:t>
+      </w:r>
+      <w:r>
+        <w:rPr>
+          <w:rFonts w:asciiTheme="majorBidi" w:hAnsiTheme="majorBidi" w:cstheme="majorBidi"/>
+          <w:noProof w:val="0"/>
+          <w:sz w:val="16"/>
+          <w:szCs w:val="16"/>
+          <w:lang w:val="en-US" w:bidi="fa-IR"/>
+        </w:rPr>
+        <w:t xml:space="preserve">nd Collected Datasets Used </w:t>
+      </w:r>
+      <w:r>
+        <w:rPr>
+          <w:rFonts w:asciiTheme="majorBidi" w:hAnsiTheme="majorBidi" w:cstheme="majorBidi"/>
+          <w:noProof w:val="0"/>
+          <w:sz w:val="16"/>
+          <w:szCs w:val="16"/>
+          <w:lang w:val="en-US" w:bidi="fa-IR"/>
+        </w:rPr>
+        <w:t>i</w:t>
+      </w:r>
+      <w:r>
+        <w:rPr>
+          <w:rFonts w:asciiTheme="majorBidi" w:hAnsiTheme="majorBidi" w:cstheme="majorBidi"/>
+          <w:noProof w:val="0"/>
+          <w:sz w:val="16"/>
+          <w:szCs w:val="16"/>
+          <w:lang w:val="en-US" w:bidi="fa-IR"/>
+        </w:rPr>
+        <w:t>n The Study</w:t>
+      </w:r>
+    </w:p>
+    <w:p>
+      <w:pPr>
+        <w:pStyle w:val="GvdeMetni"/>
+        <w:jc w:val="center"/>
+        <w:rPr>
+          <w:rFonts w:asciiTheme="majorBidi" w:hAnsiTheme="majorBidi" w:cstheme="majorBidi"/>
+          <w:noProof w:val="0"/>
+          <w:sz w:val="10"/>
+          <w:szCs w:val="10"/>
+          <w:lang w:val="en-US" w:bidi="fa-IR"/>
+        </w:rPr>
+      </w:pPr>
+    </w:p>
+    <w:tbl>
+      <w:tblPr>
+        <w:tblStyle w:val="TabloKlavuzu"/>
+        <w:tblW w:w="0" w:type="auto"/>
+        <w:jc w:val="center"/>
+        <w:tblCellMar>
+          <w:left w:w="0" w:type="dxa"/>
+          <w:right w:w="0" w:type="dxa"/>
+        </w:tblCellMar>
+        <w:tblLook w:val="04A0" w:firstRow="1" w:lastRow="0" w:firstColumn="1" w:lastColumn="0" w:noHBand="0" w:noVBand="1"/>
+      </w:tblPr>
+      <w:tblGrid>
+        <w:gridCol w:w="563"/>
+        <w:gridCol w:w="921"/>
+        <w:gridCol w:w="640"/>
+        <w:gridCol w:w="423"/>
+        <w:gridCol w:w="1590"/>
+        <w:gridCol w:w="522"/>
+      </w:tblGrid>
+      <w:tr>
+        <w:trPr>
+          <w:trHeight w:val="20"/>
+          <w:jc w:val="center"/>
+        </w:trPr>
+        <w:tc>
+          <w:tcPr>
+            <w:tcW w:w="563" w:type="dxa"/>
+          </w:tcPr>
+          <w:p>
+            <w:pPr>
+              <w:pStyle w:val="GvdeMetni"/>
+              <w:jc w:val="center"/>
+              <w:rPr>
+                <w:rFonts w:asciiTheme="majorBidi" w:hAnsiTheme="majorBidi" w:cstheme="majorBidi"/>
+                <w:noProof w:val="0"/>
+                <w:sz w:val="16"/>
+                <w:szCs w:val="16"/>
+                <w:lang w:bidi="fa-IR"/>
+              </w:rPr>
+            </w:pPr>
+            <w:r>
+              <w:rPr>
+                <w:rFonts w:asciiTheme="majorBidi" w:hAnsiTheme="majorBidi" w:cstheme="majorBidi"/>
+                <w:noProof w:val="0"/>
+                <w:sz w:val="16"/>
+                <w:szCs w:val="16"/>
+                <w:lang w:bidi="fa-IR"/>
+              </w:rPr>
+              <w:t>Study No</w:t>
+            </w:r>
+          </w:p>
+        </w:tc>
+        <w:tc>
+          <w:tcPr>
+            <w:tcW w:w="921" w:type="dxa"/>
+            <w:vAlign w:val="center"/>
+          </w:tcPr>
+          <w:p>
+            <w:pPr>
+              <w:pStyle w:val="GvdeMetni"/>
+              <w:jc w:val="center"/>
+              <w:rPr>
+                <w:rFonts w:asciiTheme="majorBidi" w:hAnsiTheme="majorBidi" w:cstheme="majorBidi"/>
+                <w:noProof w:val="0"/>
+                <w:sz w:val="16"/>
+                <w:szCs w:val="16"/>
+                <w:lang w:val="en-US" w:bidi="fa-IR"/>
+              </w:rPr>
+            </w:pPr>
+            <w:r>
+              <w:rPr>
+                <w:rFonts w:asciiTheme="majorBidi" w:hAnsiTheme="majorBidi" w:cstheme="majorBidi"/>
+                <w:noProof w:val="0"/>
+                <w:sz w:val="16"/>
+                <w:szCs w:val="16"/>
+                <w:lang w:bidi="fa-IR"/>
+              </w:rPr>
+              <w:t>Data Source</w:t>
+            </w:r>
+          </w:p>
+        </w:tc>
+        <w:tc>
+          <w:tcPr>
+            <w:tcW w:w="640" w:type="dxa"/>
+            <w:vAlign w:val="center"/>
+          </w:tcPr>
+          <w:p>
+            <w:pPr>
+              <w:pStyle w:val="GvdeMetni"/>
+              <w:jc w:val="center"/>
+              <w:rPr>
+                <w:rFonts w:asciiTheme="majorBidi" w:hAnsiTheme="majorBidi" w:cstheme="majorBidi"/>
+                <w:noProof w:val="0"/>
+                <w:sz w:val="16"/>
+                <w:szCs w:val="16"/>
+                <w:lang w:val="en-US" w:bidi="fa-IR"/>
+              </w:rPr>
+            </w:pPr>
+            <w:r>
+              <w:rPr>
+                <w:rFonts w:asciiTheme="majorBidi" w:hAnsiTheme="majorBidi" w:cstheme="majorBidi"/>
+                <w:noProof w:val="0"/>
+                <w:sz w:val="16"/>
+                <w:szCs w:val="16"/>
+                <w:lang w:bidi="fa-IR"/>
+              </w:rPr>
+              <w:t>Spatial Level</w:t>
+            </w:r>
+          </w:p>
+        </w:tc>
+        <w:tc>
+          <w:tcPr>
+            <w:tcW w:w="423" w:type="dxa"/>
+            <w:vAlign w:val="center"/>
+          </w:tcPr>
+          <w:p>
+            <w:pPr>
+              <w:pStyle w:val="GvdeMetni"/>
+              <w:jc w:val="center"/>
+              <w:rPr>
+                <w:rFonts w:asciiTheme="majorBidi" w:hAnsiTheme="majorBidi" w:cstheme="majorBidi"/>
+                <w:noProof w:val="0"/>
+                <w:sz w:val="16"/>
+                <w:szCs w:val="16"/>
+                <w:lang w:val="en-US" w:bidi="fa-IR"/>
+              </w:rPr>
+            </w:pPr>
+            <w:r>
+              <w:rPr>
+                <w:rFonts w:asciiTheme="majorBidi" w:hAnsiTheme="majorBidi" w:cstheme="majorBidi"/>
+                <w:noProof w:val="0"/>
+                <w:sz w:val="16"/>
+                <w:szCs w:val="16"/>
+                <w:lang w:bidi="fa-IR"/>
+              </w:rPr>
+              <w:t>Year Range</w:t>
+            </w:r>
+          </w:p>
+        </w:tc>
+        <w:tc>
+          <w:tcPr>
+            <w:tcW w:w="1590" w:type="dxa"/>
+            <w:vAlign w:val="center"/>
+          </w:tcPr>
+          <w:p>
+            <w:pPr>
+              <w:pStyle w:val="GvdeMetni"/>
+              <w:jc w:val="center"/>
+              <w:rPr>
+                <w:rFonts w:asciiTheme="majorBidi" w:hAnsiTheme="majorBidi" w:cstheme="majorBidi"/>
+                <w:noProof w:val="0"/>
+                <w:sz w:val="16"/>
+                <w:szCs w:val="16"/>
+                <w:lang w:val="en-US" w:bidi="fa-IR"/>
+              </w:rPr>
+            </w:pPr>
+            <w:r>
+              <w:rPr>
+                <w:rFonts w:asciiTheme="majorBidi" w:hAnsiTheme="majorBidi" w:cstheme="majorBidi"/>
+                <w:noProof w:val="0"/>
+                <w:sz w:val="16"/>
+                <w:szCs w:val="16"/>
+                <w:lang w:bidi="fa-IR"/>
+              </w:rPr>
+              <w:t>Data Types</w:t>
+            </w:r>
+          </w:p>
+        </w:tc>
+        <w:tc>
+          <w:tcPr>
+            <w:tcW w:w="522" w:type="dxa"/>
+          </w:tcPr>
+          <w:p>
+            <w:pPr>
+              <w:pStyle w:val="GvdeMetni"/>
+              <w:jc w:val="center"/>
+              <w:rPr>
+                <w:rFonts w:asciiTheme="majorBidi" w:hAnsiTheme="majorBidi" w:cstheme="majorBidi"/>
+                <w:noProof w:val="0"/>
+                <w:sz w:val="16"/>
+                <w:szCs w:val="16"/>
+                <w:lang w:bidi="fa-IR"/>
+              </w:rPr>
+            </w:pPr>
+            <w:r>
+              <w:rPr>
+                <w:rFonts w:asciiTheme="majorBidi" w:hAnsiTheme="majorBidi" w:cstheme="majorBidi"/>
+                <w:noProof w:val="0"/>
+                <w:sz w:val="16"/>
+                <w:szCs w:val="16"/>
+                <w:lang w:bidi="fa-IR"/>
+              </w:rPr>
+              <w:t>Dataset Size</w:t>
+            </w:r>
+          </w:p>
+        </w:tc>
+      </w:tr>
+      <w:tr>
+        <w:trPr>
+          <w:trHeight w:val="20"/>
+          <w:jc w:val="center"/>
+        </w:trPr>
+        <w:tc>
+          <w:tcPr>
+            <w:tcW w:w="563" w:type="dxa"/>
+          </w:tcPr>
+          <w:p>
+            <w:pPr>
+              <w:pStyle w:val="GvdeMetni"/>
+              <w:jc w:val="center"/>
+              <w:rPr>
+                <w:rFonts w:asciiTheme="majorBidi" w:hAnsiTheme="majorBidi" w:cstheme="majorBidi"/>
+                <w:noProof w:val="0"/>
+                <w:sz w:val="16"/>
+                <w:szCs w:val="16"/>
+                <w:lang w:bidi="fa-IR"/>
+              </w:rPr>
+            </w:pPr>
+            <w:r>
+              <w:rPr>
+                <w:rFonts w:asciiTheme="majorBidi" w:hAnsiTheme="majorBidi" w:cstheme="majorBidi"/>
+                <w:noProof w:val="0"/>
+                <w:sz w:val="16"/>
+                <w:szCs w:val="16"/>
+                <w:lang w:bidi="fa-IR"/>
+              </w:rPr>
+              <w:t>1</w:t>
+            </w:r>
+          </w:p>
+        </w:tc>
+        <w:tc>
+          <w:tcPr>
+            <w:tcW w:w="921" w:type="dxa"/>
+            <w:vAlign w:val="center"/>
+          </w:tcPr>
+          <w:p>
+            <w:pPr>
+              <w:pStyle w:val="GvdeMetni"/>
+              <w:jc w:val="center"/>
+              <w:rPr>
+                <w:rFonts w:asciiTheme="majorBidi" w:hAnsiTheme="majorBidi" w:cstheme="majorBidi"/>
+                <w:noProof w:val="0"/>
+                <w:sz w:val="16"/>
+                <w:szCs w:val="16"/>
+                <w:lang w:val="en-US" w:bidi="fa-IR"/>
+              </w:rPr>
+            </w:pPr>
+            <w:r>
+              <w:rPr>
+                <w:rFonts w:asciiTheme="majorBidi" w:hAnsiTheme="majorBidi" w:cstheme="majorBidi"/>
+                <w:noProof w:val="0"/>
+                <w:sz w:val="16"/>
+                <w:szCs w:val="16"/>
+                <w:lang w:bidi="fa-IR"/>
+              </w:rPr>
+              <w:t>TURKSTAT</w:t>
+            </w:r>
+          </w:p>
+        </w:tc>
+        <w:tc>
+          <w:tcPr>
+            <w:tcW w:w="640" w:type="dxa"/>
+            <w:vAlign w:val="center"/>
+          </w:tcPr>
+          <w:p>
+            <w:pPr>
+              <w:pStyle w:val="GvdeMetni"/>
+              <w:jc w:val="center"/>
+              <w:rPr>
+                <w:rFonts w:asciiTheme="majorBidi" w:hAnsiTheme="majorBidi" w:cstheme="majorBidi"/>
+                <w:noProof w:val="0"/>
+                <w:sz w:val="16"/>
+                <w:szCs w:val="16"/>
+                <w:lang w:val="en-US" w:bidi="fa-IR"/>
+              </w:rPr>
+            </w:pPr>
+            <w:r>
+              <w:rPr>
+                <w:rFonts w:asciiTheme="majorBidi" w:hAnsiTheme="majorBidi" w:cstheme="majorBidi"/>
+                <w:noProof w:val="0"/>
+                <w:sz w:val="16"/>
+                <w:szCs w:val="16"/>
+                <w:lang w:bidi="fa-IR"/>
+              </w:rPr>
+              <w:t>Province-level</w:t>
+            </w:r>
+          </w:p>
+        </w:tc>
+        <w:tc>
+          <w:tcPr>
+            <w:tcW w:w="423" w:type="dxa"/>
+            <w:vAlign w:val="center"/>
+          </w:tcPr>
+          <w:p>
+            <w:pPr>
+              <w:pStyle w:val="GvdeMetni"/>
+              <w:jc w:val="center"/>
+              <w:rPr>
+                <w:rFonts w:asciiTheme="majorBidi" w:hAnsiTheme="majorBidi" w:cstheme="majorBidi"/>
+                <w:noProof w:val="0"/>
+                <w:sz w:val="16"/>
+                <w:szCs w:val="16"/>
+                <w:lang w:val="en-US" w:bidi="fa-IR"/>
+              </w:rPr>
+            </w:pPr>
+            <w:r>
+              <w:rPr>
+                <w:rFonts w:asciiTheme="majorBidi" w:hAnsiTheme="majorBidi" w:cstheme="majorBidi"/>
+                <w:noProof w:val="0"/>
+                <w:sz w:val="16"/>
+                <w:szCs w:val="16"/>
+                <w:lang w:bidi="fa-IR"/>
+              </w:rPr>
+              <w:t>2002–2024</w:t>
+            </w:r>
+          </w:p>
+        </w:tc>
+        <w:tc>
+          <w:tcPr>
+            <w:tcW w:w="1590" w:type="dxa"/>
+            <w:vAlign w:val="center"/>
+          </w:tcPr>
+          <w:p>
+            <w:pPr>
+              <w:pStyle w:val="GvdeMetni"/>
+              <w:jc w:val="center"/>
+              <w:rPr>
+                <w:rFonts w:asciiTheme="majorBidi" w:hAnsiTheme="majorBidi" w:cstheme="majorBidi"/>
+                <w:noProof w:val="0"/>
+                <w:sz w:val="16"/>
+                <w:szCs w:val="16"/>
+                <w:lang w:val="en-US" w:bidi="fa-IR"/>
+              </w:rPr>
+            </w:pPr>
+            <w:r>
+              <w:rPr>
+                <w:rFonts w:asciiTheme="majorBidi" w:hAnsiTheme="majorBidi" w:cstheme="majorBidi"/>
+                <w:noProof w:val="0"/>
+                <w:sz w:val="16"/>
+                <w:szCs w:val="16"/>
+                <w:lang w:bidi="fa-IR"/>
+              </w:rPr>
+              <w:t>Population, number of hospitals, number of hospital beds, and healthcare personnel data</w:t>
+            </w:r>
+          </w:p>
+        </w:tc>
+        <w:tc>
+          <w:tcPr>
+            <w:tcW w:w="522" w:type="dxa"/>
+          </w:tcPr>
+          <w:p>
+            <w:pPr>
+              <w:pStyle w:val="GvdeMetni"/>
+              <w:jc w:val="center"/>
+              <w:rPr>
+                <w:rFonts w:asciiTheme="majorBidi" w:hAnsiTheme="majorBidi" w:cstheme="majorBidi"/>
+                <w:noProof w:val="0"/>
+                <w:sz w:val="16"/>
+                <w:szCs w:val="16"/>
+                <w:lang w:val="en-US" w:bidi="fa-IR"/>
+              </w:rPr>
+            </w:pPr>
+            <w:r>
+              <w:rPr>
+                <w:rFonts w:asciiTheme="majorBidi" w:hAnsiTheme="majorBidi" w:cstheme="majorBidi"/>
+                <w:noProof w:val="0"/>
+                <w:sz w:val="16"/>
+                <w:szCs w:val="16"/>
+                <w:lang w:val="en-US" w:bidi="fa-IR"/>
+              </w:rPr>
+              <w:t>13041</w:t>
+            </w:r>
+          </w:p>
+        </w:tc>
+      </w:tr>
+      <w:tr>
+        <w:trPr>
+          <w:trHeight w:val="20"/>
+          <w:jc w:val="center"/>
+        </w:trPr>
+        <w:tc>
+          <w:tcPr>
+            <w:tcW w:w="563" w:type="dxa"/>
+          </w:tcPr>
+          <w:p>
+            <w:pPr>
+              <w:pStyle w:val="GvdeMetni"/>
+              <w:jc w:val="center"/>
+              <w:rPr>
+                <w:rFonts w:asciiTheme="majorBidi" w:hAnsiTheme="majorBidi" w:cstheme="majorBidi"/>
+                <w:noProof w:val="0"/>
+                <w:sz w:val="16"/>
+                <w:szCs w:val="16"/>
+                <w:lang w:bidi="fa-IR"/>
+              </w:rPr>
+            </w:pPr>
+            <w:r>
+              <w:rPr>
+                <w:rFonts w:asciiTheme="majorBidi" w:hAnsiTheme="majorBidi" w:cstheme="majorBidi"/>
+                <w:noProof w:val="0"/>
+                <w:sz w:val="16"/>
+                <w:szCs w:val="16"/>
+                <w:lang w:bidi="fa-IR"/>
+              </w:rPr>
+              <w:t>1, 2, 3</w:t>
+            </w:r>
+          </w:p>
+        </w:tc>
+        <w:tc>
+          <w:tcPr>
+            <w:tcW w:w="921" w:type="dxa"/>
+          </w:tcPr>
+          <w:p>
+            <w:pPr>
+              <w:pStyle w:val="GvdeMetni"/>
+              <w:jc w:val="center"/>
+              <w:rPr>
+                <w:rFonts w:asciiTheme="majorBidi" w:hAnsiTheme="majorBidi" w:cstheme="majorBidi"/>
+                <w:noProof w:val="0"/>
+                <w:sz w:val="16"/>
+                <w:szCs w:val="16"/>
+                <w:lang w:val="en-US" w:bidi="fa-IR"/>
+              </w:rPr>
+            </w:pPr>
+            <w:r>
+              <w:rPr>
+                <w:rFonts w:asciiTheme="majorBidi" w:hAnsiTheme="majorBidi" w:cstheme="majorBidi"/>
+                <w:noProof w:val="0"/>
+                <w:sz w:val="16"/>
+                <w:szCs w:val="16"/>
+                <w:lang w:bidi="fa-IR"/>
+              </w:rPr>
+              <w:t>TURKSTAT</w:t>
+            </w:r>
+          </w:p>
+        </w:tc>
+        <w:tc>
+          <w:tcPr>
+            <w:tcW w:w="640" w:type="dxa"/>
+            <w:vAlign w:val="center"/>
+          </w:tcPr>
+          <w:p>
+            <w:pPr>
+              <w:pStyle w:val="GvdeMetni"/>
+              <w:jc w:val="center"/>
+              <w:rPr>
+                <w:rFonts w:asciiTheme="majorBidi" w:hAnsiTheme="majorBidi" w:cstheme="majorBidi"/>
+                <w:noProof w:val="0"/>
+                <w:sz w:val="16"/>
+                <w:szCs w:val="16"/>
+                <w:lang w:val="en-US" w:bidi="fa-IR"/>
+              </w:rPr>
+            </w:pPr>
+            <w:r>
+              <w:rPr>
+                <w:rFonts w:asciiTheme="majorBidi" w:hAnsiTheme="majorBidi" w:cstheme="majorBidi"/>
+                <w:noProof w:val="0"/>
+                <w:sz w:val="16"/>
+                <w:szCs w:val="16"/>
+                <w:lang w:bidi="fa-IR"/>
+              </w:rPr>
+              <w:t>Province-level</w:t>
+            </w:r>
+          </w:p>
+        </w:tc>
+        <w:tc>
+          <w:tcPr>
+            <w:tcW w:w="423" w:type="dxa"/>
+            <w:vAlign w:val="center"/>
+          </w:tcPr>
+          <w:p>
+            <w:pPr>
+              <w:pStyle w:val="GvdeMetni"/>
+              <w:jc w:val="center"/>
+              <w:rPr>
+                <w:rFonts w:asciiTheme="majorBidi" w:hAnsiTheme="majorBidi" w:cstheme="majorBidi"/>
+                <w:noProof w:val="0"/>
+                <w:sz w:val="16"/>
+                <w:szCs w:val="16"/>
+                <w:lang w:val="en-US" w:bidi="fa-IR"/>
+              </w:rPr>
+            </w:pPr>
+            <w:r>
+              <w:rPr>
+                <w:rFonts w:asciiTheme="majorBidi" w:hAnsiTheme="majorBidi" w:cstheme="majorBidi"/>
+                <w:noProof w:val="0"/>
+                <w:sz w:val="16"/>
+                <w:szCs w:val="16"/>
+                <w:lang w:val="en-US" w:bidi="fa-IR"/>
+              </w:rPr>
+              <w:t>2025, 2030</w:t>
+            </w:r>
+          </w:p>
+        </w:tc>
+        <w:tc>
+          <w:tcPr>
+            <w:tcW w:w="1590" w:type="dxa"/>
+            <w:vAlign w:val="center"/>
+          </w:tcPr>
+          <w:p>
+            <w:pPr>
+              <w:pStyle w:val="GvdeMetni"/>
+              <w:jc w:val="center"/>
+              <w:rPr>
+                <w:rFonts w:asciiTheme="majorBidi" w:hAnsiTheme="majorBidi" w:cstheme="majorBidi"/>
+                <w:noProof w:val="0"/>
+                <w:sz w:val="16"/>
+                <w:szCs w:val="16"/>
+                <w:lang w:val="en-US" w:bidi="fa-IR"/>
+              </w:rPr>
+            </w:pPr>
+            <w:r>
+              <w:rPr>
+                <w:rFonts w:asciiTheme="majorBidi" w:hAnsiTheme="majorBidi" w:cstheme="majorBidi"/>
+                <w:noProof w:val="0"/>
+                <w:sz w:val="16"/>
+                <w:szCs w:val="16"/>
+                <w:lang w:bidi="fa-IR"/>
+              </w:rPr>
+              <w:t>Population data for 2025 and projected population data for 2030</w:t>
+            </w:r>
+          </w:p>
+        </w:tc>
+        <w:tc>
+          <w:tcPr>
+            <w:tcW w:w="522" w:type="dxa"/>
+          </w:tcPr>
+          <w:p>
+            <w:pPr>
+              <w:pStyle w:val="GvdeMetni"/>
+              <w:jc w:val="center"/>
+              <w:rPr>
+                <w:rFonts w:asciiTheme="majorBidi" w:hAnsiTheme="majorBidi" w:cstheme="majorBidi"/>
+                <w:noProof w:val="0"/>
+                <w:sz w:val="16"/>
+                <w:szCs w:val="16"/>
+                <w:lang w:val="en-US" w:bidi="fa-IR"/>
+              </w:rPr>
+            </w:pPr>
+            <w:r>
+              <w:rPr>
+                <w:rFonts w:asciiTheme="majorBidi" w:hAnsiTheme="majorBidi" w:cstheme="majorBidi"/>
+                <w:noProof w:val="0"/>
+                <w:sz w:val="16"/>
+                <w:szCs w:val="16"/>
+                <w:lang w:val="en-US" w:bidi="fa-IR"/>
+              </w:rPr>
+              <w:t>162</w:t>
+            </w:r>
+          </w:p>
+        </w:tc>
+      </w:tr>
+      <w:tr>
+        <w:trPr>
+          <w:trHeight w:val="20"/>
+          <w:jc w:val="center"/>
+        </w:trPr>
+        <w:tc>
+          <w:tcPr>
+            <w:tcW w:w="563" w:type="dxa"/>
+          </w:tcPr>
+          <w:p>
+            <w:pPr>
+              <w:pStyle w:val="GvdeMetni"/>
+              <w:jc w:val="center"/>
+              <w:rPr>
+                <w:rFonts w:asciiTheme="majorBidi" w:hAnsiTheme="majorBidi" w:cstheme="majorBidi"/>
+                <w:noProof w:val="0"/>
+                <w:sz w:val="16"/>
+                <w:szCs w:val="16"/>
+                <w:lang w:bidi="fa-IR"/>
+              </w:rPr>
+            </w:pPr>
+            <w:r>
+              <w:rPr>
+                <w:rFonts w:asciiTheme="majorBidi" w:hAnsiTheme="majorBidi" w:cstheme="majorBidi"/>
+                <w:noProof w:val="0"/>
+                <w:sz w:val="16"/>
+                <w:szCs w:val="16"/>
+                <w:lang w:bidi="fa-IR"/>
+              </w:rPr>
+              <w:t>2</w:t>
+            </w:r>
+          </w:p>
+        </w:tc>
+        <w:tc>
+          <w:tcPr>
+            <w:tcW w:w="921" w:type="dxa"/>
+          </w:tcPr>
+          <w:p>
+            <w:pPr>
+              <w:pStyle w:val="GvdeMetni"/>
+              <w:jc w:val="center"/>
+              <w:rPr>
+                <w:rFonts w:asciiTheme="majorBidi" w:hAnsiTheme="majorBidi" w:cstheme="majorBidi"/>
+                <w:noProof w:val="0"/>
+                <w:sz w:val="16"/>
+                <w:szCs w:val="16"/>
+                <w:lang w:val="en-US" w:bidi="fa-IR"/>
+              </w:rPr>
+            </w:pPr>
+            <w:r>
+              <w:rPr>
+                <w:rFonts w:asciiTheme="majorBidi" w:hAnsiTheme="majorBidi" w:cstheme="majorBidi"/>
+                <w:noProof w:val="0"/>
+                <w:sz w:val="16"/>
+                <w:szCs w:val="16"/>
+                <w:lang w:bidi="fa-IR"/>
+              </w:rPr>
+              <w:t>TURKSTAT</w:t>
+            </w:r>
+          </w:p>
+        </w:tc>
+        <w:tc>
+          <w:tcPr>
+            <w:tcW w:w="640" w:type="dxa"/>
+            <w:vAlign w:val="center"/>
+          </w:tcPr>
+          <w:p>
+            <w:pPr>
+              <w:pStyle w:val="GvdeMetni"/>
+              <w:jc w:val="center"/>
+              <w:rPr>
+                <w:rFonts w:asciiTheme="majorBidi" w:hAnsiTheme="majorBidi" w:cstheme="majorBidi"/>
+                <w:noProof w:val="0"/>
+                <w:sz w:val="16"/>
+                <w:szCs w:val="16"/>
+                <w:lang w:val="en-US" w:bidi="fa-IR"/>
+              </w:rPr>
+            </w:pPr>
+            <w:r>
+              <w:rPr>
+                <w:rFonts w:asciiTheme="majorBidi" w:hAnsiTheme="majorBidi" w:cstheme="majorBidi"/>
+                <w:noProof w:val="0"/>
+                <w:sz w:val="16"/>
+                <w:szCs w:val="16"/>
+                <w:lang w:bidi="fa-IR"/>
+              </w:rPr>
+              <w:t>Province-level</w:t>
+            </w:r>
+          </w:p>
+        </w:tc>
+        <w:tc>
+          <w:tcPr>
+            <w:tcW w:w="423" w:type="dxa"/>
+            <w:vAlign w:val="center"/>
+          </w:tcPr>
+          <w:p>
+            <w:pPr>
+              <w:pStyle w:val="GvdeMetni"/>
+              <w:jc w:val="center"/>
+              <w:rPr>
+                <w:rFonts w:asciiTheme="majorBidi" w:hAnsiTheme="majorBidi" w:cstheme="majorBidi"/>
+                <w:noProof w:val="0"/>
+                <w:sz w:val="16"/>
+                <w:szCs w:val="16"/>
+                <w:lang w:val="en-US" w:bidi="fa-IR"/>
+              </w:rPr>
+            </w:pPr>
+            <w:r>
+              <w:rPr>
+                <w:rFonts w:asciiTheme="majorBidi" w:hAnsiTheme="majorBidi" w:cstheme="majorBidi"/>
+                <w:noProof w:val="0"/>
+                <w:sz w:val="16"/>
+                <w:szCs w:val="16"/>
+                <w:lang w:val="en-US" w:bidi="fa-IR"/>
+              </w:rPr>
+              <w:t>2007-2025</w:t>
+            </w:r>
+          </w:p>
+        </w:tc>
+        <w:tc>
+          <w:tcPr>
+            <w:tcW w:w="1590" w:type="dxa"/>
+            <w:vAlign w:val="center"/>
+          </w:tcPr>
+          <w:p>
+            <w:pPr>
+              <w:pStyle w:val="GvdeMetni"/>
+              <w:jc w:val="center"/>
+              <w:rPr>
+                <w:rFonts w:asciiTheme="majorBidi" w:hAnsiTheme="majorBidi" w:cstheme="majorBidi"/>
+                <w:noProof w:val="0"/>
+                <w:sz w:val="16"/>
+                <w:szCs w:val="16"/>
+                <w:lang w:val="en-US" w:bidi="fa-IR"/>
+              </w:rPr>
+            </w:pPr>
+            <w:r>
+              <w:rPr>
+                <w:rFonts w:asciiTheme="majorBidi" w:hAnsiTheme="majorBidi" w:cstheme="majorBidi"/>
+                <w:noProof w:val="0"/>
+                <w:sz w:val="16"/>
+                <w:szCs w:val="16"/>
+                <w:lang w:bidi="fa-IR"/>
+              </w:rPr>
+              <w:t>Population data for the 0–14 and 65+ age groups</w:t>
+            </w:r>
+          </w:p>
+        </w:tc>
+        <w:tc>
+          <w:tcPr>
+            <w:tcW w:w="522" w:type="dxa"/>
+          </w:tcPr>
+          <w:p>
+            <w:pPr>
+              <w:pStyle w:val="GvdeMetni"/>
+              <w:jc w:val="center"/>
+              <w:rPr>
+                <w:rFonts w:asciiTheme="majorBidi" w:hAnsiTheme="majorBidi" w:cstheme="majorBidi"/>
+                <w:noProof w:val="0"/>
+                <w:sz w:val="16"/>
+                <w:szCs w:val="16"/>
+                <w:lang w:val="en-US" w:bidi="fa-IR"/>
+              </w:rPr>
+            </w:pPr>
+            <w:r>
+              <w:rPr>
+                <w:rFonts w:asciiTheme="majorBidi" w:hAnsiTheme="majorBidi" w:cstheme="majorBidi"/>
+                <w:noProof w:val="0"/>
+                <w:sz w:val="16"/>
+                <w:szCs w:val="16"/>
+                <w:lang w:val="en-US" w:bidi="fa-IR"/>
+              </w:rPr>
+              <w:t>3078</w:t>
+            </w:r>
+          </w:p>
+        </w:tc>
+      </w:tr>
+      <w:tr>
+        <w:trPr>
+          <w:trHeight w:val="20"/>
+          <w:jc w:val="center"/>
+        </w:trPr>
+        <w:tc>
+          <w:tcPr>
+            <w:tcW w:w="563" w:type="dxa"/>
+          </w:tcPr>
+          <w:p>
+            <w:pPr>
+              <w:pStyle w:val="GvdeMetni"/>
+              <w:jc w:val="center"/>
+              <w:rPr>
+                <w:rFonts w:asciiTheme="majorBidi" w:hAnsiTheme="majorBidi" w:cstheme="majorBidi"/>
+                <w:noProof w:val="0"/>
+                <w:sz w:val="16"/>
+                <w:szCs w:val="16"/>
+                <w:lang w:bidi="fa-IR"/>
+              </w:rPr>
+            </w:pPr>
+            <w:r>
+              <w:rPr>
+                <w:rFonts w:asciiTheme="majorBidi" w:hAnsiTheme="majorBidi" w:cstheme="majorBidi"/>
+                <w:noProof w:val="0"/>
+                <w:sz w:val="16"/>
+                <w:szCs w:val="16"/>
+                <w:lang w:bidi="fa-IR"/>
+              </w:rPr>
+              <w:t>2</w:t>
+            </w:r>
+          </w:p>
+        </w:tc>
+        <w:tc>
+          <w:tcPr>
+            <w:tcW w:w="921" w:type="dxa"/>
+          </w:tcPr>
+          <w:p>
+            <w:pPr>
+              <w:pStyle w:val="GvdeMetni"/>
+              <w:jc w:val="center"/>
+              <w:rPr>
+                <w:rFonts w:asciiTheme="majorBidi" w:hAnsiTheme="majorBidi" w:cstheme="majorBidi"/>
+                <w:noProof w:val="0"/>
+                <w:sz w:val="16"/>
+                <w:szCs w:val="16"/>
+                <w:lang w:val="en-US" w:bidi="fa-IR"/>
+              </w:rPr>
+            </w:pPr>
+            <w:r>
+              <w:rPr>
+                <w:rFonts w:asciiTheme="majorBidi" w:hAnsiTheme="majorBidi" w:cstheme="majorBidi"/>
+                <w:noProof w:val="0"/>
+                <w:sz w:val="16"/>
+                <w:szCs w:val="16"/>
+                <w:lang w:bidi="fa-IR"/>
+              </w:rPr>
+              <w:t>TURKSTAT</w:t>
+            </w:r>
+          </w:p>
+        </w:tc>
+        <w:tc>
+          <w:tcPr>
+            <w:tcW w:w="640" w:type="dxa"/>
+            <w:vAlign w:val="center"/>
+          </w:tcPr>
+          <w:p>
+            <w:pPr>
+              <w:pStyle w:val="GvdeMetni"/>
+              <w:jc w:val="center"/>
+              <w:rPr>
+                <w:rFonts w:asciiTheme="majorBidi" w:hAnsiTheme="majorBidi" w:cstheme="majorBidi"/>
+                <w:noProof w:val="0"/>
+                <w:sz w:val="16"/>
+                <w:szCs w:val="16"/>
+                <w:lang w:val="en-US" w:bidi="fa-IR"/>
+              </w:rPr>
+            </w:pPr>
+            <w:r>
+              <w:rPr>
+                <w:rFonts w:asciiTheme="majorBidi" w:hAnsiTheme="majorBidi" w:cstheme="majorBidi"/>
+                <w:noProof w:val="0"/>
+                <w:sz w:val="16"/>
+                <w:szCs w:val="16"/>
+                <w:lang w:bidi="fa-IR"/>
+              </w:rPr>
+              <w:t>Province-level</w:t>
+            </w:r>
+          </w:p>
+        </w:tc>
+        <w:tc>
+          <w:tcPr>
+            <w:tcW w:w="423" w:type="dxa"/>
+            <w:vAlign w:val="center"/>
+          </w:tcPr>
+          <w:p>
+            <w:pPr>
+              <w:pStyle w:val="GvdeMetni"/>
+              <w:jc w:val="center"/>
+              <w:rPr>
+                <w:rFonts w:asciiTheme="majorBidi" w:hAnsiTheme="majorBidi" w:cstheme="majorBidi"/>
+                <w:noProof w:val="0"/>
+                <w:sz w:val="16"/>
+                <w:szCs w:val="16"/>
+                <w:lang w:val="en-US" w:bidi="fa-IR"/>
+              </w:rPr>
+            </w:pPr>
+            <w:r>
+              <w:rPr>
+                <w:rFonts w:asciiTheme="majorBidi" w:hAnsiTheme="majorBidi" w:cstheme="majorBidi"/>
+                <w:noProof w:val="0"/>
+                <w:sz w:val="16"/>
+                <w:szCs w:val="16"/>
+                <w:lang w:bidi="fa-IR"/>
+              </w:rPr>
+              <w:t>2002–2024</w:t>
+            </w:r>
+          </w:p>
+        </w:tc>
+        <w:tc>
+          <w:tcPr>
+            <w:tcW w:w="1590" w:type="dxa"/>
+            <w:vAlign w:val="center"/>
+          </w:tcPr>
+          <w:p>
+            <w:pPr>
+              <w:pStyle w:val="GvdeMetni"/>
+              <w:jc w:val="center"/>
+              <w:rPr>
+                <w:rFonts w:asciiTheme="majorBidi" w:hAnsiTheme="majorBidi" w:cstheme="majorBidi"/>
+                <w:noProof w:val="0"/>
+                <w:sz w:val="16"/>
+                <w:szCs w:val="16"/>
+                <w:lang w:val="en-US" w:bidi="fa-IR"/>
+              </w:rPr>
+            </w:pPr>
+            <w:r>
+              <w:rPr>
+                <w:rFonts w:asciiTheme="majorBidi" w:hAnsiTheme="majorBidi" w:cstheme="majorBidi"/>
+                <w:noProof w:val="0"/>
+                <w:sz w:val="16"/>
+                <w:szCs w:val="16"/>
+                <w:lang w:bidi="fa-IR"/>
+              </w:rPr>
+              <w:t xml:space="preserve">Number of physicians per 1,000 people and </w:t>
+            </w:r>
+            <w:r>
+              <w:rPr>
+                <w:rFonts w:asciiTheme="majorBidi" w:hAnsiTheme="majorBidi" w:cstheme="majorBidi"/>
+                <w:noProof w:val="0"/>
+                <w:sz w:val="16"/>
+                <w:szCs w:val="16"/>
+                <w:lang w:bidi="fa-IR"/>
+              </w:rPr>
+              <w:lastRenderedPageBreak/>
+              <w:t>number of hospital beds per 100,000 people</w:t>
+            </w:r>
+          </w:p>
+        </w:tc>
+        <w:tc>
+          <w:tcPr>
+            <w:tcW w:w="522" w:type="dxa"/>
+          </w:tcPr>
+          <w:p>
+            <w:pPr>
+              <w:pStyle w:val="GvdeMetni"/>
+              <w:jc w:val="center"/>
+              <w:rPr>
+                <w:rFonts w:asciiTheme="majorBidi" w:hAnsiTheme="majorBidi" w:cstheme="majorBidi"/>
+                <w:noProof w:val="0"/>
+                <w:sz w:val="16"/>
+                <w:szCs w:val="16"/>
+                <w:lang w:val="en-US" w:bidi="fa-IR"/>
+              </w:rPr>
+            </w:pPr>
+            <w:r>
+              <w:rPr>
+                <w:rFonts w:asciiTheme="majorBidi" w:hAnsiTheme="majorBidi" w:cstheme="majorBidi"/>
+                <w:noProof w:val="0"/>
+                <w:sz w:val="16"/>
+                <w:szCs w:val="16"/>
+                <w:lang w:val="en-US" w:bidi="fa-IR"/>
+              </w:rPr>
+              <w:lastRenderedPageBreak/>
+              <w:t>3726</w:t>
+            </w:r>
+          </w:p>
+        </w:tc>
+      </w:tr>
+      <w:tr>
+        <w:trPr>
+          <w:trHeight w:val="20"/>
+          <w:jc w:val="center"/>
+        </w:trPr>
+        <w:tc>
+          <w:tcPr>
+            <w:tcW w:w="563" w:type="dxa"/>
+          </w:tcPr>
+          <w:p>
+            <w:pPr>
+              <w:pStyle w:val="GvdeMetni"/>
+              <w:jc w:val="center"/>
+              <w:rPr>
+                <w:rFonts w:asciiTheme="majorBidi" w:hAnsiTheme="majorBidi" w:cstheme="majorBidi"/>
+                <w:noProof w:val="0"/>
+                <w:sz w:val="16"/>
+                <w:szCs w:val="16"/>
+                <w:lang w:bidi="fa-IR"/>
+              </w:rPr>
+            </w:pPr>
+            <w:r>
+              <w:rPr>
+                <w:rFonts w:asciiTheme="majorBidi" w:hAnsiTheme="majorBidi" w:cstheme="majorBidi"/>
+                <w:noProof w:val="0"/>
+                <w:sz w:val="16"/>
+                <w:szCs w:val="16"/>
+                <w:lang w:bidi="fa-IR"/>
+              </w:rPr>
+              <w:t>2</w:t>
+            </w:r>
+          </w:p>
+        </w:tc>
+        <w:tc>
+          <w:tcPr>
+            <w:tcW w:w="921" w:type="dxa"/>
+          </w:tcPr>
+          <w:p>
+            <w:pPr>
+              <w:pStyle w:val="GvdeMetni"/>
+              <w:jc w:val="center"/>
+              <w:rPr>
+                <w:rFonts w:asciiTheme="majorBidi" w:hAnsiTheme="majorBidi" w:cstheme="majorBidi"/>
+                <w:noProof w:val="0"/>
+                <w:sz w:val="16"/>
+                <w:szCs w:val="16"/>
+                <w:lang w:val="en-US" w:bidi="fa-IR"/>
+              </w:rPr>
+            </w:pPr>
+            <w:r>
+              <w:rPr>
+                <w:rFonts w:asciiTheme="majorBidi" w:hAnsiTheme="majorBidi" w:cstheme="majorBidi"/>
+                <w:noProof w:val="0"/>
+                <w:sz w:val="16"/>
+                <w:szCs w:val="16"/>
+                <w:lang w:bidi="fa-IR"/>
+              </w:rPr>
+              <w:t>TURKSTAT</w:t>
+            </w:r>
+          </w:p>
+        </w:tc>
+        <w:tc>
+          <w:tcPr>
+            <w:tcW w:w="640" w:type="dxa"/>
+            <w:vAlign w:val="center"/>
+          </w:tcPr>
+          <w:p>
+            <w:pPr>
+              <w:pStyle w:val="GvdeMetni"/>
+              <w:jc w:val="center"/>
+              <w:rPr>
+                <w:rFonts w:asciiTheme="majorBidi" w:hAnsiTheme="majorBidi" w:cstheme="majorBidi"/>
+                <w:noProof w:val="0"/>
+                <w:sz w:val="16"/>
+                <w:szCs w:val="16"/>
+                <w:lang w:val="en-US" w:bidi="fa-IR"/>
+              </w:rPr>
+            </w:pPr>
+            <w:r>
+              <w:rPr>
+                <w:rFonts w:asciiTheme="majorBidi" w:hAnsiTheme="majorBidi" w:cstheme="majorBidi"/>
+                <w:noProof w:val="0"/>
+                <w:sz w:val="16"/>
+                <w:szCs w:val="16"/>
+                <w:lang w:bidi="fa-IR"/>
+              </w:rPr>
+              <w:t>Country-level</w:t>
+            </w:r>
+          </w:p>
+        </w:tc>
+        <w:tc>
+          <w:tcPr>
+            <w:tcW w:w="423" w:type="dxa"/>
+            <w:vAlign w:val="center"/>
+          </w:tcPr>
+          <w:p>
+            <w:pPr>
+              <w:pStyle w:val="GvdeMetni"/>
+              <w:jc w:val="center"/>
+              <w:rPr>
+                <w:rFonts w:asciiTheme="majorBidi" w:hAnsiTheme="majorBidi" w:cstheme="majorBidi"/>
+                <w:noProof w:val="0"/>
+                <w:sz w:val="16"/>
+                <w:szCs w:val="16"/>
+                <w:lang w:val="en-US" w:bidi="fa-IR"/>
+              </w:rPr>
+            </w:pPr>
+            <w:r>
+              <w:rPr>
+                <w:rFonts w:asciiTheme="majorBidi" w:hAnsiTheme="majorBidi" w:cstheme="majorBidi"/>
+                <w:noProof w:val="0"/>
+                <w:sz w:val="16"/>
+                <w:szCs w:val="16"/>
+                <w:lang w:val="en-US" w:bidi="fa-IR"/>
+              </w:rPr>
+              <w:t>1999-2024</w:t>
+            </w:r>
+          </w:p>
+        </w:tc>
+        <w:tc>
+          <w:tcPr>
+            <w:tcW w:w="1590" w:type="dxa"/>
+            <w:vAlign w:val="center"/>
+          </w:tcPr>
+          <w:p>
+            <w:pPr>
+              <w:pStyle w:val="GvdeMetni"/>
+              <w:jc w:val="center"/>
+              <w:rPr>
+                <w:rFonts w:asciiTheme="majorBidi" w:hAnsiTheme="majorBidi" w:cstheme="majorBidi"/>
+                <w:noProof w:val="0"/>
+                <w:sz w:val="16"/>
+                <w:szCs w:val="16"/>
+                <w:lang w:val="en-US" w:bidi="fa-IR"/>
+              </w:rPr>
+            </w:pPr>
+            <w:r>
+              <w:rPr>
+                <w:rFonts w:asciiTheme="majorBidi" w:hAnsiTheme="majorBidi" w:cstheme="majorBidi"/>
+                <w:noProof w:val="0"/>
+                <w:sz w:val="16"/>
+                <w:szCs w:val="16"/>
+                <w:lang w:bidi="fa-IR"/>
+              </w:rPr>
+              <w:t>General health expenditure data</w:t>
+            </w:r>
+          </w:p>
+        </w:tc>
+        <w:tc>
+          <w:tcPr>
+            <w:tcW w:w="522" w:type="dxa"/>
+          </w:tcPr>
+          <w:p>
+            <w:pPr>
+              <w:pStyle w:val="GvdeMetni"/>
+              <w:jc w:val="center"/>
+              <w:rPr>
+                <w:rFonts w:asciiTheme="majorBidi" w:hAnsiTheme="majorBidi" w:cstheme="majorBidi"/>
+                <w:noProof w:val="0"/>
+                <w:sz w:val="16"/>
+                <w:szCs w:val="16"/>
+                <w:lang w:val="en-US" w:bidi="fa-IR"/>
+              </w:rPr>
+            </w:pPr>
+            <w:r>
+              <w:rPr>
+                <w:rFonts w:asciiTheme="majorBidi" w:hAnsiTheme="majorBidi" w:cstheme="majorBidi"/>
+                <w:noProof w:val="0"/>
+                <w:sz w:val="16"/>
+                <w:szCs w:val="16"/>
+                <w:lang w:val="en-US" w:bidi="fa-IR"/>
+              </w:rPr>
+              <w:t>25</w:t>
+            </w:r>
+          </w:p>
+        </w:tc>
+      </w:tr>
+      <w:tr>
+        <w:trPr>
+          <w:trHeight w:val="20"/>
+          <w:jc w:val="center"/>
+        </w:trPr>
+        <w:tc>
+          <w:tcPr>
+            <w:tcW w:w="563" w:type="dxa"/>
+          </w:tcPr>
+          <w:p>
+            <w:pPr>
+              <w:pStyle w:val="GvdeMetni"/>
+              <w:jc w:val="center"/>
+              <w:rPr>
+                <w:rFonts w:asciiTheme="majorBidi" w:hAnsiTheme="majorBidi" w:cstheme="majorBidi"/>
+                <w:noProof w:val="0"/>
+                <w:sz w:val="16"/>
+                <w:szCs w:val="16"/>
+                <w:lang w:bidi="fa-IR"/>
+              </w:rPr>
+            </w:pPr>
+            <w:r>
+              <w:rPr>
+                <w:rFonts w:asciiTheme="majorBidi" w:hAnsiTheme="majorBidi" w:cstheme="majorBidi"/>
+                <w:noProof w:val="0"/>
+                <w:sz w:val="16"/>
+                <w:szCs w:val="16"/>
+                <w:lang w:bidi="fa-IR"/>
+              </w:rPr>
+              <w:t>3</w:t>
+            </w:r>
+          </w:p>
+        </w:tc>
+        <w:tc>
+          <w:tcPr>
+            <w:tcW w:w="921" w:type="dxa"/>
+            <w:vAlign w:val="center"/>
+          </w:tcPr>
+          <w:p>
+            <w:pPr>
+              <w:pStyle w:val="GvdeMetni"/>
+              <w:jc w:val="center"/>
+              <w:rPr>
+                <w:rFonts w:asciiTheme="majorBidi" w:hAnsiTheme="majorBidi" w:cstheme="majorBidi"/>
+                <w:noProof w:val="0"/>
+                <w:sz w:val="16"/>
+                <w:szCs w:val="16"/>
+                <w:lang w:val="en-US" w:bidi="fa-IR"/>
+              </w:rPr>
+            </w:pPr>
+            <w:r>
+              <w:rPr>
+                <w:rFonts w:asciiTheme="majorBidi" w:hAnsiTheme="majorBidi" w:cstheme="majorBidi"/>
+                <w:noProof w:val="0"/>
+                <w:sz w:val="16"/>
+                <w:szCs w:val="16"/>
+                <w:lang w:bidi="fa-IR"/>
+              </w:rPr>
+              <w:t>Investing.com</w:t>
+            </w:r>
+          </w:p>
+        </w:tc>
+        <w:tc>
+          <w:tcPr>
+            <w:tcW w:w="640" w:type="dxa"/>
+            <w:vAlign w:val="center"/>
+          </w:tcPr>
+          <w:p>
+            <w:pPr>
+              <w:pStyle w:val="GvdeMetni"/>
+              <w:jc w:val="center"/>
+              <w:rPr>
+                <w:rFonts w:asciiTheme="majorBidi" w:hAnsiTheme="majorBidi" w:cstheme="majorBidi"/>
+                <w:noProof w:val="0"/>
+                <w:sz w:val="16"/>
+                <w:szCs w:val="16"/>
+                <w:lang w:val="en-US" w:bidi="fa-IR"/>
+              </w:rPr>
+            </w:pPr>
+            <w:r>
+              <w:rPr>
+                <w:rFonts w:asciiTheme="majorBidi" w:hAnsiTheme="majorBidi" w:cstheme="majorBidi"/>
+                <w:noProof w:val="0"/>
+                <w:sz w:val="16"/>
+                <w:szCs w:val="16"/>
+                <w:lang w:bidi="fa-IR"/>
+              </w:rPr>
+              <w:t>Country-level</w:t>
+            </w:r>
+          </w:p>
+        </w:tc>
+        <w:tc>
+          <w:tcPr>
+            <w:tcW w:w="423" w:type="dxa"/>
+            <w:vAlign w:val="center"/>
+          </w:tcPr>
+          <w:p>
+            <w:pPr>
+              <w:pStyle w:val="GvdeMetni"/>
+              <w:jc w:val="center"/>
+              <w:rPr>
+                <w:rFonts w:asciiTheme="majorBidi" w:hAnsiTheme="majorBidi" w:cstheme="majorBidi"/>
+                <w:noProof w:val="0"/>
+                <w:sz w:val="16"/>
+                <w:szCs w:val="16"/>
+                <w:lang w:val="en-US" w:bidi="fa-IR"/>
+              </w:rPr>
+            </w:pPr>
+            <w:r>
+              <w:rPr>
+                <w:rFonts w:asciiTheme="majorBidi" w:hAnsiTheme="majorBidi" w:cstheme="majorBidi"/>
+                <w:noProof w:val="0"/>
+                <w:sz w:val="16"/>
+                <w:szCs w:val="16"/>
+                <w:lang w:val="en-US" w:bidi="fa-IR"/>
+              </w:rPr>
+              <w:t>1999-2024</w:t>
+            </w:r>
+          </w:p>
+        </w:tc>
+        <w:tc>
+          <w:tcPr>
+            <w:tcW w:w="1590" w:type="dxa"/>
+            <w:vAlign w:val="center"/>
+          </w:tcPr>
+          <w:p>
+            <w:pPr>
+              <w:pStyle w:val="GvdeMetni"/>
+              <w:jc w:val="center"/>
+              <w:rPr>
+                <w:rFonts w:asciiTheme="majorBidi" w:hAnsiTheme="majorBidi" w:cstheme="majorBidi"/>
+                <w:noProof w:val="0"/>
+                <w:sz w:val="16"/>
+                <w:szCs w:val="16"/>
+                <w:lang w:val="tr-TR" w:bidi="fa-IR"/>
+              </w:rPr>
+            </w:pPr>
+            <w:r>
+              <w:rPr>
+                <w:rFonts w:asciiTheme="majorBidi" w:hAnsiTheme="majorBidi" w:cstheme="majorBidi"/>
+                <w:noProof w:val="0"/>
+                <w:sz w:val="16"/>
+                <w:szCs w:val="16"/>
+                <w:lang w:val="en" w:bidi="fa-IR"/>
+              </w:rPr>
+              <w:t>Monthly</w:t>
+            </w:r>
+            <w:r>
+              <w:rPr>
+                <w:rFonts w:asciiTheme="majorBidi" w:hAnsiTheme="majorBidi" w:cstheme="majorBidi"/>
+                <w:noProof w:val="0"/>
+                <w:sz w:val="16"/>
+                <w:szCs w:val="16"/>
+                <w:lang w:val="en" w:bidi="fa-IR"/>
+              </w:rPr>
+              <w:t xml:space="preserve"> </w:t>
+            </w:r>
+            <w:r>
+              <w:rPr>
+                <w:rFonts w:asciiTheme="majorBidi" w:hAnsiTheme="majorBidi" w:cstheme="majorBidi"/>
+                <w:noProof w:val="0"/>
+                <w:sz w:val="16"/>
+                <w:szCs w:val="16"/>
+                <w:lang w:bidi="fa-IR"/>
+              </w:rPr>
+              <w:t>USD/TRY exchange rate data</w:t>
+            </w:r>
+            <w:r>
+              <w:rPr>
+                <w:rFonts w:asciiTheme="majorBidi" w:hAnsiTheme="majorBidi" w:cstheme="majorBidi"/>
+                <w:noProof w:val="0"/>
+                <w:sz w:val="16"/>
+                <w:szCs w:val="16"/>
+                <w:lang w:bidi="fa-IR"/>
+              </w:rPr>
+              <w:t xml:space="preserve"> </w:t>
+            </w:r>
+          </w:p>
+        </w:tc>
+        <w:tc>
+          <w:tcPr>
+            <w:tcW w:w="522" w:type="dxa"/>
+          </w:tcPr>
+          <w:p>
+            <w:pPr>
+              <w:pStyle w:val="GvdeMetni"/>
+              <w:jc w:val="center"/>
+              <w:rPr>
+                <w:rFonts w:asciiTheme="majorBidi" w:hAnsiTheme="majorBidi" w:cstheme="majorBidi"/>
+                <w:noProof w:val="0"/>
+                <w:sz w:val="16"/>
+                <w:szCs w:val="16"/>
+                <w:lang w:val="en-US" w:bidi="fa-IR"/>
+              </w:rPr>
+            </w:pPr>
+            <w:r>
+              <w:rPr>
+                <w:rFonts w:asciiTheme="majorBidi" w:hAnsiTheme="majorBidi" w:cstheme="majorBidi"/>
+                <w:noProof w:val="0"/>
+                <w:sz w:val="16"/>
+                <w:szCs w:val="16"/>
+                <w:lang w:val="en-US" w:bidi="fa-IR"/>
+              </w:rPr>
+              <w:t>300</w:t>
+            </w:r>
+          </w:p>
+        </w:tc>
+      </w:tr>
+      <w:tr>
+        <w:trPr>
+          <w:trHeight w:val="20"/>
+          <w:jc w:val="center"/>
+        </w:trPr>
+        <w:tc>
+          <w:tcPr>
+            <w:tcW w:w="563" w:type="dxa"/>
+          </w:tcPr>
+          <w:p>
+            <w:pPr>
+              <w:pStyle w:val="GvdeMetni"/>
+              <w:jc w:val="center"/>
+              <w:rPr>
+                <w:rFonts w:asciiTheme="majorBidi" w:hAnsiTheme="majorBidi" w:cstheme="majorBidi"/>
+                <w:noProof w:val="0"/>
+                <w:sz w:val="16"/>
+                <w:szCs w:val="16"/>
+                <w:lang w:val="en-US" w:bidi="fa-IR"/>
+              </w:rPr>
+            </w:pPr>
+            <w:r>
+              <w:rPr>
+                <w:rFonts w:asciiTheme="majorBidi" w:hAnsiTheme="majorBidi" w:cstheme="majorBidi"/>
+                <w:noProof w:val="0"/>
+                <w:sz w:val="16"/>
+                <w:szCs w:val="16"/>
+                <w:lang w:val="en-US" w:bidi="fa-IR"/>
+              </w:rPr>
+              <w:t>3</w:t>
+            </w:r>
+          </w:p>
+        </w:tc>
+        <w:tc>
+          <w:tcPr>
+            <w:tcW w:w="921" w:type="dxa"/>
+            <w:vAlign w:val="center"/>
+          </w:tcPr>
+          <w:p>
+            <w:pPr>
+              <w:pStyle w:val="GvdeMetni"/>
+              <w:jc w:val="center"/>
+              <w:rPr>
+                <w:rFonts w:asciiTheme="majorBidi" w:hAnsiTheme="majorBidi" w:cstheme="majorBidi"/>
+                <w:noProof w:val="0"/>
+                <w:sz w:val="16"/>
+                <w:szCs w:val="16"/>
+                <w:lang w:val="en-US" w:bidi="fa-IR"/>
+              </w:rPr>
+            </w:pPr>
+            <w:r>
+              <w:rPr>
+                <w:rFonts w:asciiTheme="majorBidi" w:hAnsiTheme="majorBidi" w:cstheme="majorBidi"/>
+                <w:noProof w:val="0"/>
+                <w:sz w:val="16"/>
+                <w:szCs w:val="16"/>
+                <w:lang w:val="en-US" w:bidi="fa-IR"/>
+              </w:rPr>
+              <w:t>Third Group</w:t>
+            </w:r>
+          </w:p>
+        </w:tc>
+        <w:tc>
+          <w:tcPr>
+            <w:tcW w:w="640" w:type="dxa"/>
+            <w:vAlign w:val="center"/>
+          </w:tcPr>
+          <w:p>
+            <w:pPr>
+              <w:pStyle w:val="GvdeMetni"/>
+              <w:jc w:val="center"/>
+              <w:rPr>
+                <w:rFonts w:asciiTheme="majorBidi" w:hAnsiTheme="majorBidi" w:cstheme="majorBidi"/>
+                <w:noProof w:val="0"/>
+                <w:sz w:val="16"/>
+                <w:szCs w:val="16"/>
+                <w:lang w:val="en-US" w:bidi="fa-IR"/>
+              </w:rPr>
+            </w:pPr>
+            <w:r>
+              <w:rPr>
+                <w:rFonts w:asciiTheme="majorBidi" w:hAnsiTheme="majorBidi" w:cstheme="majorBidi"/>
+                <w:noProof w:val="0"/>
+                <w:sz w:val="16"/>
+                <w:szCs w:val="16"/>
+                <w:lang w:bidi="fa-IR"/>
+              </w:rPr>
+              <w:t>Country-level</w:t>
+            </w:r>
+          </w:p>
+        </w:tc>
+        <w:tc>
+          <w:tcPr>
+            <w:tcW w:w="423" w:type="dxa"/>
+            <w:vAlign w:val="center"/>
+          </w:tcPr>
+          <w:p>
+            <w:pPr>
+              <w:pStyle w:val="GvdeMetni"/>
+              <w:jc w:val="center"/>
+              <w:rPr>
+                <w:rFonts w:asciiTheme="majorBidi" w:hAnsiTheme="majorBidi" w:cstheme="majorBidi"/>
+                <w:noProof w:val="0"/>
+                <w:sz w:val="16"/>
+                <w:szCs w:val="16"/>
+                <w:lang w:val="en-US" w:bidi="fa-IR"/>
+              </w:rPr>
+            </w:pPr>
+            <w:r>
+              <w:rPr>
+                <w:rFonts w:asciiTheme="majorBidi" w:hAnsiTheme="majorBidi" w:cstheme="majorBidi"/>
+                <w:noProof w:val="0"/>
+                <w:sz w:val="16"/>
+                <w:szCs w:val="16"/>
+                <w:lang w:val="en-US" w:bidi="fa-IR"/>
+              </w:rPr>
+              <w:t>2025-2030</w:t>
+            </w:r>
+          </w:p>
+        </w:tc>
+        <w:tc>
+          <w:tcPr>
+            <w:tcW w:w="1590" w:type="dxa"/>
+            <w:vAlign w:val="center"/>
+          </w:tcPr>
+          <w:p>
+            <w:pPr>
+              <w:pStyle w:val="GvdeMetni"/>
+              <w:jc w:val="center"/>
+              <w:rPr>
+                <w:rFonts w:asciiTheme="majorBidi" w:hAnsiTheme="majorBidi" w:cstheme="majorBidi"/>
+                <w:noProof w:val="0"/>
+                <w:sz w:val="16"/>
+                <w:szCs w:val="16"/>
+                <w:lang w:val="en-US" w:bidi="fa-IR"/>
+              </w:rPr>
+            </w:pPr>
+            <w:r>
+              <w:rPr>
+                <w:rFonts w:asciiTheme="majorBidi" w:hAnsiTheme="majorBidi" w:cstheme="majorBidi"/>
+                <w:noProof w:val="0"/>
+                <w:sz w:val="16"/>
+                <w:szCs w:val="16"/>
+                <w:lang w:val="en-US" w:bidi="fa-IR"/>
+              </w:rPr>
+              <w:t>Actual and forecasted USD/TRY exchange rate data</w:t>
+            </w:r>
+          </w:p>
+        </w:tc>
+        <w:tc>
+          <w:tcPr>
+            <w:tcW w:w="522" w:type="dxa"/>
+          </w:tcPr>
+          <w:p>
+            <w:pPr>
+              <w:pStyle w:val="GvdeMetni"/>
+              <w:jc w:val="center"/>
+              <w:rPr>
+                <w:rFonts w:asciiTheme="majorBidi" w:hAnsiTheme="majorBidi" w:cstheme="majorBidi"/>
+                <w:noProof w:val="0"/>
+                <w:sz w:val="16"/>
+                <w:szCs w:val="16"/>
+                <w:lang w:val="en-US" w:bidi="fa-IR"/>
+              </w:rPr>
+            </w:pPr>
+            <w:r>
+              <w:rPr>
+                <w:rFonts w:asciiTheme="majorBidi" w:hAnsiTheme="majorBidi" w:cstheme="majorBidi"/>
+                <w:noProof w:val="0"/>
+                <w:sz w:val="16"/>
+                <w:szCs w:val="16"/>
+                <w:lang w:val="en-US" w:bidi="fa-IR"/>
+              </w:rPr>
+              <w:t>72</w:t>
+            </w:r>
+          </w:p>
+        </w:tc>
+      </w:tr>
+    </w:tbl>
+    <w:p>
+      <w:pPr>
+        <w:jc w:val="lowKashida"/>
+        <w:rPr>
+          <w:noProof w:val="0"/>
+          <w:sz w:val="20"/>
+          <w:szCs w:val="20"/>
+          <w:lang w:val="en-US"/>
+        </w:rPr>
+      </w:pPr>
+    </w:p>
+    <w:p>
+      <w:pPr>
+        <w:jc w:val="lowKashida"/>
+        <w:rPr>
+          <w:b/>
+          <w:bCs/>
+          <w:noProof w:val="0"/>
+          <w:sz w:val="20"/>
+          <w:szCs w:val="20"/>
+          <w:lang w:val="en-US"/>
+        </w:rPr>
+      </w:pPr>
+      <w:r>
+        <w:rPr>
+          <w:b/>
+          <w:bCs/>
+          <w:noProof w:val="0"/>
+          <w:sz w:val="20"/>
+          <w:szCs w:val="20"/>
+          <w:lang w:val="en-US"/>
+        </w:rPr>
+        <w:t>2.2</w:t>
+      </w:r>
+      <w:r>
+        <w:rPr>
+          <w:b/>
+          <w:bCs/>
+          <w:noProof w:val="0"/>
+          <w:sz w:val="20"/>
+          <w:szCs w:val="20"/>
+          <w:lang w:val="en-US"/>
+        </w:rPr>
+        <w:t xml:space="preserve">. </w:t>
+      </w:r>
+      <w:r>
+        <w:rPr>
+          <w:b/>
+          <w:bCs/>
+          <w:noProof w:val="0"/>
+          <w:sz w:val="20"/>
+          <w:szCs w:val="20"/>
+          <w:lang w:val="en-US"/>
+        </w:rPr>
+        <w:t>Data Preprocessing</w:t>
+      </w:r>
+    </w:p>
+    <w:p>
+      <w:pPr>
+        <w:shd w:val="clear" w:color="auto" w:fill="FFFFFF"/>
+        <w:ind w:firstLine="284"/>
+        <w:jc w:val="both"/>
+      </w:pPr>
+      <w:r>
+        <w:rPr>
+          <w:rFonts w:asciiTheme="majorBidi" w:hAnsiTheme="majorBidi" w:cstheme="majorBidi"/>
+          <w:sz w:val="20"/>
+          <w:szCs w:val="20"/>
+          <w:lang w:val="tr-TR"/>
+        </w:rPr>
+        <w:t>Data preprocessing is the process of cleaning, transforming, and integrating raw data before analysis so that it can be processed more effectively and accurately by data mining algorithms. This process includes fundamental steps such as handling missing or noisy data through data cleaning, converting data into appropriate formats through data transformation, and removing unnecessary features from the dataset through data reduction. In this context, data preprocessing aims to maximize data quality and directly improve the accuracy, reliability, and performance of the machine learning or data mining models to be developed</w:t>
+      </w:r>
+      <w:r>
+        <w:rPr>
+          <w:rFonts w:asciiTheme="majorBidi" w:hAnsiTheme="majorBidi" w:cstheme="majorBidi"/>
+          <w:sz w:val="20"/>
+          <w:szCs w:val="20"/>
+          <w:lang w:val="tr-TR"/>
+        </w:rPr>
+        <w:t xml:space="preserve"> [Method -2]</w:t>
+      </w:r>
+      <w:r>
+        <w:rPr>
+          <w:rFonts w:asciiTheme="majorBidi" w:hAnsiTheme="majorBidi" w:cstheme="majorBidi"/>
+          <w:sz w:val="20"/>
+          <w:szCs w:val="20"/>
+          <w:lang w:val="tr-TR"/>
+        </w:rPr>
+        <w:t>.</w:t>
+      </w:r>
+    </w:p>
+    <w:p>
+      <w:pPr>
+        <w:shd w:val="clear" w:color="auto" w:fill="FFFFFF"/>
+        <w:ind w:firstLine="284"/>
+        <w:jc w:val="both"/>
+        <w:rPr>
+          <w:rFonts w:asciiTheme="majorBidi" w:hAnsiTheme="majorBidi" w:cstheme="majorBidi"/>
+          <w:sz w:val="20"/>
+          <w:szCs w:val="20"/>
+          <w:lang w:val="tr-TR"/>
+        </w:rPr>
+      </w:pPr>
+      <w:r>
+        <w:rPr>
+          <w:rFonts w:asciiTheme="majorBidi" w:hAnsiTheme="majorBidi" w:cstheme="majorBidi"/>
+          <w:sz w:val="20"/>
+          <w:szCs w:val="20"/>
+          <w:lang w:val="tr-TR"/>
+        </w:rPr>
+        <w:t>In this study, the data preprocessing stage was carried out to enable machine learning algorithms to operate more effectively on the data. All procedures performed during the data preprocessing stage were organized into subsections according to the sources from which the data were obtained.</w:t>
+      </w:r>
+    </w:p>
+    <w:p>
+      <w:pPr>
+        <w:shd w:val="clear" w:color="auto" w:fill="FFFFFF"/>
+        <w:jc w:val="both"/>
+        <w:rPr>
+          <w:rFonts w:asciiTheme="majorBidi" w:hAnsiTheme="majorBidi" w:cstheme="majorBidi"/>
+          <w:color w:val="222222"/>
+          <w:sz w:val="20"/>
+          <w:szCs w:val="20"/>
+          <w:lang w:val="en-US"/>
+        </w:rPr>
+      </w:pPr>
+    </w:p>
+    <w:p>
+      <w:pPr>
+        <w:jc w:val="lowKashida"/>
+        <w:rPr>
+          <w:b/>
+          <w:bCs/>
+          <w:noProof w:val="0"/>
+          <w:sz w:val="20"/>
+          <w:szCs w:val="20"/>
+          <w:lang w:val="tr-TR"/>
+        </w:rPr>
+      </w:pPr>
+      <w:r>
+        <w:rPr>
+          <w:b/>
+          <w:bCs/>
+          <w:noProof w:val="0"/>
+          <w:sz w:val="20"/>
+          <w:szCs w:val="20"/>
+          <w:lang w:val="en-US"/>
+        </w:rPr>
+        <w:t>2.</w:t>
+      </w:r>
+      <w:r>
+        <w:rPr>
+          <w:b/>
+          <w:bCs/>
+          <w:noProof w:val="0"/>
+          <w:sz w:val="20"/>
+          <w:szCs w:val="20"/>
+          <w:lang w:val="en-US"/>
+        </w:rPr>
+        <w:t>2</w:t>
+      </w:r>
+      <w:r>
+        <w:rPr>
+          <w:b/>
+          <w:bCs/>
+          <w:noProof w:val="0"/>
+          <w:sz w:val="20"/>
+          <w:szCs w:val="20"/>
+          <w:lang w:val="en-US"/>
+        </w:rPr>
+        <w:t>.</w:t>
+      </w:r>
+      <w:r>
+        <w:rPr>
+          <w:b/>
+          <w:bCs/>
+          <w:noProof w:val="0"/>
+          <w:sz w:val="20"/>
+          <w:szCs w:val="20"/>
+          <w:lang w:val="en-US"/>
+        </w:rPr>
+        <w:t>1</w:t>
+      </w:r>
+      <w:r>
+        <w:rPr>
+          <w:b/>
+          <w:bCs/>
+          <w:noProof w:val="0"/>
+          <w:sz w:val="20"/>
+          <w:szCs w:val="20"/>
+          <w:lang w:val="en-US"/>
+        </w:rPr>
+        <w:t>.</w:t>
+      </w:r>
+      <w:r>
+        <w:rPr>
+          <w:b/>
+          <w:bCs/>
+          <w:noProof w:val="0"/>
+          <w:sz w:val="20"/>
+          <w:szCs w:val="20"/>
+          <w:lang w:val="en-US"/>
+        </w:rPr>
+        <w:t xml:space="preserve"> </w:t>
+      </w:r>
+      <w:r>
+        <w:rPr>
+          <w:b/>
+          <w:bCs/>
+          <w:noProof w:val="0"/>
+          <w:sz w:val="20"/>
+          <w:szCs w:val="20"/>
+          <w:lang w:val="tr-TR"/>
+        </w:rPr>
+        <w:t xml:space="preserve">TURKSTAT </w:t>
+      </w:r>
+      <w:proofErr w:type="spellStart"/>
+      <w:r>
+        <w:rPr>
+          <w:b/>
+          <w:bCs/>
+          <w:noProof w:val="0"/>
+          <w:sz w:val="20"/>
+          <w:szCs w:val="20"/>
+          <w:lang w:val="tr-TR"/>
+        </w:rPr>
+        <w:t>Dataset</w:t>
+      </w:r>
+      <w:proofErr w:type="spellEnd"/>
+      <w:r>
+        <w:rPr>
+          <w:b/>
+          <w:bCs/>
+          <w:noProof w:val="0"/>
+          <w:sz w:val="20"/>
+          <w:szCs w:val="20"/>
+          <w:lang w:val="tr-TR"/>
+        </w:rPr>
+        <w:t xml:space="preserve"> </w:t>
+      </w:r>
+      <w:proofErr w:type="spellStart"/>
+      <w:r>
+        <w:rPr>
+          <w:b/>
+          <w:bCs/>
+          <w:noProof w:val="0"/>
+          <w:sz w:val="20"/>
+          <w:szCs w:val="20"/>
+          <w:lang w:val="tr-TR"/>
+        </w:rPr>
+        <w:t>Preprocessing</w:t>
+      </w:r>
+      <w:proofErr w:type="spellEnd"/>
+    </w:p>
+    <w:p>
+      <w:pPr>
+        <w:shd w:val="clear" w:color="auto" w:fill="FFFFFF"/>
+        <w:ind w:firstLine="284"/>
+        <w:jc w:val="both"/>
+        <w:rPr>
+          <w:noProof w:val="0"/>
+          <w:sz w:val="20"/>
+          <w:szCs w:val="20"/>
+          <w:lang w:val="tr-TR"/>
+        </w:rPr>
+      </w:pPr>
+      <w:r>
+        <w:rPr>
+          <w:noProof w:val="0"/>
+          <w:sz w:val="20"/>
+          <w:szCs w:val="20"/>
+          <w:lang w:val="tr-TR"/>
+        </w:rPr>
+        <w:t xml:space="preserve">TURKSTAT </w:t>
+      </w:r>
+      <w:proofErr w:type="gramStart"/>
+      <w:r>
+        <w:rPr>
+          <w:noProof w:val="0"/>
+          <w:sz w:val="20"/>
+          <w:szCs w:val="20"/>
+          <w:lang w:val="tr-TR"/>
+        </w:rPr>
+        <w:t>data</w:t>
+      </w:r>
+      <w:proofErr w:type="gramEnd"/>
+      <w:r>
+        <w:rPr>
+          <w:noProof w:val="0"/>
+          <w:sz w:val="20"/>
+          <w:szCs w:val="20"/>
+          <w:lang w:val="tr-TR"/>
+        </w:rPr>
+        <w:t xml:space="preserve"> </w:t>
+      </w:r>
+      <w:proofErr w:type="spellStart"/>
+      <w:r>
+        <w:rPr>
+          <w:noProof w:val="0"/>
+          <w:sz w:val="20"/>
+          <w:szCs w:val="20"/>
+          <w:lang w:val="tr-TR"/>
+        </w:rPr>
+        <w:t>were</w:t>
+      </w:r>
+      <w:proofErr w:type="spellEnd"/>
+      <w:r>
+        <w:rPr>
+          <w:noProof w:val="0"/>
+          <w:sz w:val="20"/>
+          <w:szCs w:val="20"/>
+          <w:lang w:val="tr-TR"/>
+        </w:rPr>
+        <w:t xml:space="preserve"> </w:t>
+      </w:r>
+      <w:proofErr w:type="spellStart"/>
+      <w:r>
+        <w:rPr>
+          <w:noProof w:val="0"/>
+          <w:sz w:val="20"/>
+          <w:szCs w:val="20"/>
+          <w:lang w:val="tr-TR"/>
+        </w:rPr>
+        <w:t>collected</w:t>
+      </w:r>
+      <w:proofErr w:type="spellEnd"/>
+      <w:r>
+        <w:rPr>
+          <w:noProof w:val="0"/>
+          <w:sz w:val="20"/>
+          <w:szCs w:val="20"/>
+          <w:lang w:val="tr-TR"/>
+        </w:rPr>
+        <w:t xml:space="preserve"> </w:t>
+      </w:r>
+      <w:proofErr w:type="spellStart"/>
+      <w:r>
+        <w:rPr>
+          <w:noProof w:val="0"/>
+          <w:sz w:val="20"/>
+          <w:szCs w:val="20"/>
+          <w:lang w:val="tr-TR"/>
+        </w:rPr>
+        <w:t>separately</w:t>
+      </w:r>
+      <w:proofErr w:type="spellEnd"/>
+      <w:r>
+        <w:rPr>
+          <w:noProof w:val="0"/>
+          <w:sz w:val="20"/>
+          <w:szCs w:val="20"/>
+          <w:lang w:val="tr-TR"/>
+        </w:rPr>
+        <w:t xml:space="preserve"> in Office Open XML </w:t>
+      </w:r>
+      <w:proofErr w:type="spellStart"/>
+      <w:r>
+        <w:rPr>
+          <w:noProof w:val="0"/>
+          <w:sz w:val="20"/>
+          <w:szCs w:val="20"/>
+          <w:lang w:val="tr-TR"/>
+        </w:rPr>
+        <w:t>Spreadsheet</w:t>
+      </w:r>
+      <w:proofErr w:type="spellEnd"/>
+      <w:r>
+        <w:rPr>
+          <w:noProof w:val="0"/>
+          <w:sz w:val="20"/>
+          <w:szCs w:val="20"/>
+          <w:lang w:val="tr-TR"/>
+        </w:rPr>
+        <w:t xml:space="preserve"> (XLSX) format </w:t>
+      </w:r>
+      <w:proofErr w:type="spellStart"/>
+      <w:r>
+        <w:rPr>
+          <w:noProof w:val="0"/>
+          <w:sz w:val="20"/>
+          <w:szCs w:val="20"/>
+          <w:lang w:val="tr-TR"/>
+        </w:rPr>
+        <w:t>from</w:t>
+      </w:r>
+      <w:proofErr w:type="spellEnd"/>
+      <w:r>
+        <w:rPr>
+          <w:noProof w:val="0"/>
+          <w:sz w:val="20"/>
+          <w:szCs w:val="20"/>
+          <w:lang w:val="tr-TR"/>
+        </w:rPr>
+        <w:t xml:space="preserve"> </w:t>
+      </w:r>
+      <w:proofErr w:type="spellStart"/>
+      <w:r>
+        <w:rPr>
+          <w:noProof w:val="0"/>
+          <w:sz w:val="20"/>
+          <w:szCs w:val="20"/>
+          <w:lang w:val="tr-TR"/>
+        </w:rPr>
+        <w:t>the</w:t>
+      </w:r>
+      <w:proofErr w:type="spellEnd"/>
+      <w:r>
+        <w:rPr>
+          <w:noProof w:val="0"/>
+          <w:sz w:val="20"/>
+          <w:szCs w:val="20"/>
+          <w:lang w:val="tr-TR"/>
+        </w:rPr>
+        <w:t xml:space="preserve"> web platform </w:t>
+      </w:r>
+      <w:proofErr w:type="spellStart"/>
+      <w:r>
+        <w:rPr>
+          <w:noProof w:val="0"/>
+          <w:sz w:val="20"/>
+          <w:szCs w:val="20"/>
+          <w:lang w:val="tr-TR"/>
+        </w:rPr>
+        <w:t>named</w:t>
+      </w:r>
+      <w:proofErr w:type="spellEnd"/>
+      <w:r>
+        <w:rPr>
+          <w:noProof w:val="0"/>
+          <w:sz w:val="20"/>
+          <w:szCs w:val="20"/>
+          <w:lang w:val="tr-TR"/>
+        </w:rPr>
+        <w:t xml:space="preserve"> Biruni, </w:t>
+      </w:r>
+      <w:proofErr w:type="spellStart"/>
+      <w:r>
+        <w:rPr>
+          <w:noProof w:val="0"/>
+          <w:sz w:val="20"/>
+          <w:szCs w:val="20"/>
+          <w:lang w:val="tr-TR"/>
+        </w:rPr>
+        <w:t>which</w:t>
+      </w:r>
+      <w:proofErr w:type="spellEnd"/>
+      <w:r>
+        <w:rPr>
+          <w:noProof w:val="0"/>
+          <w:sz w:val="20"/>
+          <w:szCs w:val="20"/>
+          <w:lang w:val="tr-TR"/>
+        </w:rPr>
+        <w:t xml:space="preserve"> </w:t>
+      </w:r>
+      <w:proofErr w:type="spellStart"/>
+      <w:r>
+        <w:rPr>
+          <w:noProof w:val="0"/>
+          <w:sz w:val="20"/>
+          <w:szCs w:val="20"/>
+          <w:lang w:val="tr-TR"/>
+        </w:rPr>
+        <w:t>provides</w:t>
+      </w:r>
+      <w:proofErr w:type="spellEnd"/>
+      <w:r>
+        <w:rPr>
+          <w:noProof w:val="0"/>
+          <w:sz w:val="20"/>
+          <w:szCs w:val="20"/>
+          <w:lang w:val="tr-TR"/>
+        </w:rPr>
+        <w:t xml:space="preserve"> </w:t>
+      </w:r>
+      <w:proofErr w:type="spellStart"/>
+      <w:r>
+        <w:rPr>
+          <w:noProof w:val="0"/>
+          <w:sz w:val="20"/>
+          <w:szCs w:val="20"/>
+          <w:lang w:val="tr-TR"/>
+        </w:rPr>
+        <w:t>access</w:t>
+      </w:r>
+      <w:proofErr w:type="spellEnd"/>
+      <w:r>
+        <w:rPr>
+          <w:noProof w:val="0"/>
+          <w:sz w:val="20"/>
+          <w:szCs w:val="20"/>
+          <w:lang w:val="tr-TR"/>
+        </w:rPr>
+        <w:t xml:space="preserve"> </w:t>
+      </w:r>
+      <w:proofErr w:type="spellStart"/>
+      <w:r>
+        <w:rPr>
+          <w:noProof w:val="0"/>
+          <w:sz w:val="20"/>
+          <w:szCs w:val="20"/>
+          <w:lang w:val="tr-TR"/>
+        </w:rPr>
+        <w:t>to</w:t>
+      </w:r>
+      <w:proofErr w:type="spellEnd"/>
+      <w:r>
+        <w:rPr>
+          <w:noProof w:val="0"/>
+          <w:sz w:val="20"/>
+          <w:szCs w:val="20"/>
+          <w:lang w:val="tr-TR"/>
+        </w:rPr>
+        <w:t xml:space="preserve"> TURKSTAT </w:t>
+      </w:r>
+      <w:proofErr w:type="spellStart"/>
+      <w:r>
+        <w:rPr>
+          <w:noProof w:val="0"/>
+          <w:sz w:val="20"/>
+          <w:szCs w:val="20"/>
+          <w:lang w:val="tr-TR"/>
+        </w:rPr>
+        <w:t>datasets</w:t>
+      </w:r>
+      <w:proofErr w:type="spellEnd"/>
+      <w:r>
+        <w:rPr>
+          <w:noProof w:val="0"/>
+          <w:sz w:val="20"/>
+          <w:szCs w:val="20"/>
+          <w:lang w:val="tr-TR"/>
+        </w:rPr>
+        <w:t xml:space="preserve"> [Method-3]. </w:t>
+      </w:r>
+      <w:proofErr w:type="spellStart"/>
+      <w:r>
+        <w:rPr>
+          <w:noProof w:val="0"/>
+          <w:sz w:val="20"/>
+          <w:szCs w:val="20"/>
+          <w:lang w:val="tr-TR"/>
+        </w:rPr>
+        <w:t>The</w:t>
+      </w:r>
+      <w:proofErr w:type="spellEnd"/>
+      <w:r>
+        <w:rPr>
+          <w:noProof w:val="0"/>
+          <w:sz w:val="20"/>
+          <w:szCs w:val="20"/>
+          <w:lang w:val="tr-TR"/>
+        </w:rPr>
+        <w:t xml:space="preserve"> </w:t>
+      </w:r>
+      <w:proofErr w:type="spellStart"/>
+      <w:r>
+        <w:rPr>
+          <w:noProof w:val="0"/>
+          <w:sz w:val="20"/>
+          <w:szCs w:val="20"/>
+          <w:lang w:val="tr-TR"/>
+        </w:rPr>
+        <w:t>collected</w:t>
+      </w:r>
+      <w:proofErr w:type="spellEnd"/>
+      <w:r>
+        <w:rPr>
+          <w:noProof w:val="0"/>
+          <w:sz w:val="20"/>
+          <w:szCs w:val="20"/>
+          <w:lang w:val="tr-TR"/>
+        </w:rPr>
+        <w:t xml:space="preserve"> </w:t>
+      </w:r>
+      <w:proofErr w:type="spellStart"/>
+      <w:r>
+        <w:rPr>
+          <w:noProof w:val="0"/>
+          <w:sz w:val="20"/>
+          <w:szCs w:val="20"/>
+          <w:lang w:val="tr-TR"/>
+        </w:rPr>
+        <w:t>datasets</w:t>
+      </w:r>
+      <w:proofErr w:type="spellEnd"/>
+      <w:r>
+        <w:rPr>
+          <w:noProof w:val="0"/>
+          <w:sz w:val="20"/>
+          <w:szCs w:val="20"/>
+          <w:lang w:val="tr-TR"/>
+        </w:rPr>
+        <w:t xml:space="preserve"> </w:t>
+      </w:r>
+      <w:proofErr w:type="spellStart"/>
+      <w:r>
+        <w:rPr>
+          <w:noProof w:val="0"/>
+          <w:sz w:val="20"/>
+          <w:szCs w:val="20"/>
+          <w:lang w:val="tr-TR"/>
+        </w:rPr>
+        <w:t>were</w:t>
+      </w:r>
+      <w:proofErr w:type="spellEnd"/>
+      <w:r>
+        <w:rPr>
+          <w:noProof w:val="0"/>
+          <w:sz w:val="20"/>
+          <w:szCs w:val="20"/>
+          <w:lang w:val="tr-TR"/>
+        </w:rPr>
+        <w:t xml:space="preserve"> </w:t>
+      </w:r>
+      <w:proofErr w:type="spellStart"/>
+      <w:r>
+        <w:rPr>
+          <w:noProof w:val="0"/>
+          <w:sz w:val="20"/>
+          <w:szCs w:val="20"/>
+          <w:lang w:val="tr-TR"/>
+        </w:rPr>
+        <w:t>then</w:t>
+      </w:r>
+      <w:proofErr w:type="spellEnd"/>
+      <w:r>
+        <w:rPr>
+          <w:noProof w:val="0"/>
+          <w:sz w:val="20"/>
+          <w:szCs w:val="20"/>
+          <w:lang w:val="tr-TR"/>
+        </w:rPr>
+        <w:t xml:space="preserve"> </w:t>
+      </w:r>
+      <w:proofErr w:type="spellStart"/>
+      <w:r>
+        <w:rPr>
+          <w:noProof w:val="0"/>
+          <w:sz w:val="20"/>
+          <w:szCs w:val="20"/>
+          <w:lang w:val="tr-TR"/>
+        </w:rPr>
+        <w:t>converted</w:t>
+      </w:r>
+      <w:proofErr w:type="spellEnd"/>
+      <w:r>
+        <w:rPr>
+          <w:noProof w:val="0"/>
+          <w:sz w:val="20"/>
+          <w:szCs w:val="20"/>
+          <w:lang w:val="tr-TR"/>
+        </w:rPr>
+        <w:t xml:space="preserve"> </w:t>
+      </w:r>
+      <w:proofErr w:type="spellStart"/>
+      <w:r>
+        <w:rPr>
+          <w:noProof w:val="0"/>
+          <w:sz w:val="20"/>
+          <w:szCs w:val="20"/>
+          <w:lang w:val="tr-TR"/>
+        </w:rPr>
+        <w:t>into</w:t>
+      </w:r>
+      <w:proofErr w:type="spellEnd"/>
+      <w:r>
+        <w:rPr>
+          <w:noProof w:val="0"/>
+          <w:sz w:val="20"/>
+          <w:szCs w:val="20"/>
+          <w:lang w:val="tr-TR"/>
+        </w:rPr>
+        <w:t xml:space="preserve"> </w:t>
+      </w:r>
+      <w:proofErr w:type="spellStart"/>
+      <w:r>
+        <w:rPr>
+          <w:noProof w:val="0"/>
+          <w:sz w:val="20"/>
+          <w:szCs w:val="20"/>
+          <w:lang w:val="tr-TR"/>
+        </w:rPr>
+        <w:t>Comma-Separated</w:t>
+      </w:r>
+      <w:proofErr w:type="spellEnd"/>
+      <w:r>
+        <w:rPr>
+          <w:noProof w:val="0"/>
+          <w:sz w:val="20"/>
+          <w:szCs w:val="20"/>
+          <w:lang w:val="tr-TR"/>
+        </w:rPr>
+        <w:t xml:space="preserve"> </w:t>
+      </w:r>
+      <w:proofErr w:type="spellStart"/>
+      <w:r>
+        <w:rPr>
+          <w:noProof w:val="0"/>
+          <w:sz w:val="20"/>
+          <w:szCs w:val="20"/>
+          <w:lang w:val="tr-TR"/>
+        </w:rPr>
+        <w:t>Values</w:t>
+      </w:r>
+      <w:proofErr w:type="spellEnd"/>
+      <w:r>
+        <w:rPr>
+          <w:noProof w:val="0"/>
+          <w:sz w:val="20"/>
+          <w:szCs w:val="20"/>
+          <w:lang w:val="tr-TR"/>
+        </w:rPr>
+        <w:t xml:space="preserve"> (CSV) format, </w:t>
+      </w:r>
+      <w:proofErr w:type="spellStart"/>
+      <w:r>
+        <w:rPr>
+          <w:noProof w:val="0"/>
+          <w:sz w:val="20"/>
+          <w:szCs w:val="20"/>
+          <w:lang w:val="tr-TR"/>
+        </w:rPr>
+        <w:t>which</w:t>
+      </w:r>
+      <w:proofErr w:type="spellEnd"/>
+      <w:r>
+        <w:rPr>
+          <w:noProof w:val="0"/>
+          <w:sz w:val="20"/>
+          <w:szCs w:val="20"/>
+          <w:lang w:val="tr-TR"/>
+        </w:rPr>
+        <w:t xml:space="preserve"> can be </w:t>
+      </w:r>
+      <w:proofErr w:type="spellStart"/>
+      <w:r>
+        <w:rPr>
+          <w:noProof w:val="0"/>
+          <w:sz w:val="20"/>
+          <w:szCs w:val="20"/>
+          <w:lang w:val="tr-TR"/>
+        </w:rPr>
+        <w:t>processed</w:t>
+      </w:r>
+      <w:proofErr w:type="spellEnd"/>
+      <w:r>
+        <w:rPr>
+          <w:noProof w:val="0"/>
+          <w:sz w:val="20"/>
+          <w:szCs w:val="20"/>
+          <w:lang w:val="tr-TR"/>
+        </w:rPr>
+        <w:t xml:space="preserve"> </w:t>
+      </w:r>
+      <w:proofErr w:type="spellStart"/>
+      <w:r>
+        <w:rPr>
+          <w:noProof w:val="0"/>
+          <w:sz w:val="20"/>
+          <w:szCs w:val="20"/>
+          <w:lang w:val="tr-TR"/>
+        </w:rPr>
+        <w:t>more</w:t>
+      </w:r>
+      <w:proofErr w:type="spellEnd"/>
+      <w:r>
+        <w:rPr>
+          <w:noProof w:val="0"/>
+          <w:sz w:val="20"/>
+          <w:szCs w:val="20"/>
+          <w:lang w:val="tr-TR"/>
+        </w:rPr>
+        <w:t xml:space="preserve"> </w:t>
+      </w:r>
+      <w:proofErr w:type="spellStart"/>
+      <w:r>
+        <w:rPr>
+          <w:noProof w:val="0"/>
+          <w:sz w:val="20"/>
+          <w:szCs w:val="20"/>
+          <w:lang w:val="tr-TR"/>
+        </w:rPr>
+        <w:t>conveniently</w:t>
+      </w:r>
+      <w:proofErr w:type="spellEnd"/>
+      <w:r>
+        <w:rPr>
+          <w:noProof w:val="0"/>
+          <w:sz w:val="20"/>
+          <w:szCs w:val="20"/>
+          <w:lang w:val="tr-TR"/>
+        </w:rPr>
+        <w:t xml:space="preserve"> </w:t>
+      </w:r>
+      <w:proofErr w:type="spellStart"/>
+      <w:r>
+        <w:rPr>
+          <w:noProof w:val="0"/>
+          <w:sz w:val="20"/>
+          <w:szCs w:val="20"/>
+          <w:lang w:val="tr-TR"/>
+        </w:rPr>
+        <w:t>by</w:t>
+      </w:r>
+      <w:proofErr w:type="spellEnd"/>
+      <w:r>
+        <w:rPr>
+          <w:noProof w:val="0"/>
+          <w:sz w:val="20"/>
+          <w:szCs w:val="20"/>
+          <w:lang w:val="tr-TR"/>
+        </w:rPr>
+        <w:t xml:space="preserve"> </w:t>
+      </w:r>
+      <w:proofErr w:type="spellStart"/>
+      <w:r>
+        <w:rPr>
+          <w:noProof w:val="0"/>
+          <w:sz w:val="20"/>
+          <w:szCs w:val="20"/>
+          <w:lang w:val="tr-TR"/>
+        </w:rPr>
+        <w:t>machine</w:t>
+      </w:r>
+      <w:proofErr w:type="spellEnd"/>
+      <w:r>
+        <w:rPr>
+          <w:noProof w:val="0"/>
+          <w:sz w:val="20"/>
+          <w:szCs w:val="20"/>
+          <w:lang w:val="tr-TR"/>
+        </w:rPr>
+        <w:t xml:space="preserve"> </w:t>
+      </w:r>
+      <w:proofErr w:type="spellStart"/>
+      <w:r>
+        <w:rPr>
+          <w:noProof w:val="0"/>
+          <w:sz w:val="20"/>
+          <w:szCs w:val="20"/>
+          <w:lang w:val="tr-TR"/>
+        </w:rPr>
+        <w:t>learning</w:t>
+      </w:r>
+      <w:proofErr w:type="spellEnd"/>
+      <w:r>
+        <w:rPr>
+          <w:noProof w:val="0"/>
+          <w:sz w:val="20"/>
+          <w:szCs w:val="20"/>
+          <w:lang w:val="tr-TR"/>
+        </w:rPr>
+        <w:t xml:space="preserve"> </w:t>
+      </w:r>
+      <w:proofErr w:type="spellStart"/>
+      <w:r>
+        <w:rPr>
+          <w:noProof w:val="0"/>
+          <w:sz w:val="20"/>
+          <w:szCs w:val="20"/>
+          <w:lang w:val="tr-TR"/>
+        </w:rPr>
+        <w:t>models</w:t>
+      </w:r>
+      <w:proofErr w:type="spellEnd"/>
+      <w:r>
+        <w:rPr>
+          <w:noProof w:val="0"/>
+          <w:sz w:val="20"/>
+          <w:szCs w:val="20"/>
+          <w:lang w:val="tr-TR"/>
+        </w:rPr>
+        <w:t xml:space="preserve"> [Method-4]. </w:t>
+      </w:r>
+      <w:proofErr w:type="spellStart"/>
+      <w:r>
+        <w:rPr>
+          <w:noProof w:val="0"/>
+          <w:sz w:val="20"/>
+          <w:szCs w:val="20"/>
+          <w:lang w:val="tr-TR"/>
+        </w:rPr>
+        <w:t>After</w:t>
+      </w:r>
+      <w:proofErr w:type="spellEnd"/>
+      <w:r>
+        <w:rPr>
+          <w:noProof w:val="0"/>
+          <w:sz w:val="20"/>
+          <w:szCs w:val="20"/>
+          <w:lang w:val="tr-TR"/>
+        </w:rPr>
+        <w:t xml:space="preserve"> </w:t>
+      </w:r>
+      <w:proofErr w:type="spellStart"/>
+      <w:r>
+        <w:rPr>
+          <w:noProof w:val="0"/>
+          <w:sz w:val="20"/>
+          <w:szCs w:val="20"/>
+          <w:lang w:val="tr-TR"/>
+        </w:rPr>
+        <w:t>the</w:t>
+      </w:r>
+      <w:proofErr w:type="spellEnd"/>
+      <w:r>
+        <w:rPr>
+          <w:noProof w:val="0"/>
+          <w:sz w:val="20"/>
+          <w:szCs w:val="20"/>
+          <w:lang w:val="tr-TR"/>
+        </w:rPr>
+        <w:t xml:space="preserve"> </w:t>
+      </w:r>
+      <w:proofErr w:type="spellStart"/>
+      <w:r>
+        <w:rPr>
+          <w:noProof w:val="0"/>
+          <w:sz w:val="20"/>
+          <w:szCs w:val="20"/>
+          <w:lang w:val="tr-TR"/>
+        </w:rPr>
+        <w:t>conversion</w:t>
+      </w:r>
+      <w:proofErr w:type="spellEnd"/>
+      <w:r>
+        <w:rPr>
+          <w:noProof w:val="0"/>
+          <w:sz w:val="20"/>
+          <w:szCs w:val="20"/>
+          <w:lang w:val="tr-TR"/>
+        </w:rPr>
+        <w:t xml:space="preserve"> </w:t>
+      </w:r>
+      <w:proofErr w:type="spellStart"/>
+      <w:r>
+        <w:rPr>
+          <w:noProof w:val="0"/>
+          <w:sz w:val="20"/>
+          <w:szCs w:val="20"/>
+          <w:lang w:val="tr-TR"/>
+        </w:rPr>
+        <w:t>process</w:t>
+      </w:r>
+      <w:proofErr w:type="spellEnd"/>
+      <w:r>
+        <w:rPr>
+          <w:noProof w:val="0"/>
+          <w:sz w:val="20"/>
+          <w:szCs w:val="20"/>
+          <w:lang w:val="tr-TR"/>
+        </w:rPr>
+        <w:t xml:space="preserve">, </w:t>
+      </w:r>
+      <w:proofErr w:type="spellStart"/>
+      <w:r>
+        <w:rPr>
+          <w:noProof w:val="0"/>
+          <w:sz w:val="20"/>
+          <w:szCs w:val="20"/>
+          <w:lang w:val="tr-TR"/>
+        </w:rPr>
+        <w:t>the</w:t>
+      </w:r>
+      <w:proofErr w:type="spellEnd"/>
+      <w:r>
+        <w:rPr>
+          <w:noProof w:val="0"/>
+          <w:sz w:val="20"/>
+          <w:szCs w:val="20"/>
+          <w:lang w:val="tr-TR"/>
+        </w:rPr>
+        <w:t xml:space="preserve"> </w:t>
+      </w:r>
+      <w:proofErr w:type="spellStart"/>
+      <w:r>
+        <w:rPr>
+          <w:noProof w:val="0"/>
+          <w:sz w:val="20"/>
+          <w:szCs w:val="20"/>
+          <w:lang w:val="tr-TR"/>
+        </w:rPr>
+        <w:t>datasets</w:t>
+      </w:r>
+      <w:proofErr w:type="spellEnd"/>
+      <w:r>
+        <w:rPr>
+          <w:noProof w:val="0"/>
+          <w:sz w:val="20"/>
+          <w:szCs w:val="20"/>
+          <w:lang w:val="tr-TR"/>
+        </w:rPr>
+        <w:t xml:space="preserve"> </w:t>
+      </w:r>
+      <w:proofErr w:type="spellStart"/>
+      <w:r>
+        <w:rPr>
+          <w:noProof w:val="0"/>
+          <w:sz w:val="20"/>
+          <w:szCs w:val="20"/>
+          <w:lang w:val="tr-TR"/>
+        </w:rPr>
+        <w:t>were</w:t>
+      </w:r>
+      <w:proofErr w:type="spellEnd"/>
+      <w:r>
+        <w:rPr>
+          <w:noProof w:val="0"/>
+          <w:sz w:val="20"/>
+          <w:szCs w:val="20"/>
+          <w:lang w:val="tr-TR"/>
+        </w:rPr>
+        <w:t xml:space="preserve"> </w:t>
+      </w:r>
+      <w:proofErr w:type="spellStart"/>
+      <w:r>
+        <w:rPr>
+          <w:noProof w:val="0"/>
+          <w:sz w:val="20"/>
+          <w:szCs w:val="20"/>
+          <w:lang w:val="tr-TR"/>
+        </w:rPr>
+        <w:t>merged</w:t>
+      </w:r>
+      <w:proofErr w:type="spellEnd"/>
+      <w:r>
+        <w:rPr>
+          <w:noProof w:val="0"/>
+          <w:sz w:val="20"/>
+          <w:szCs w:val="20"/>
+          <w:lang w:val="tr-TR"/>
+        </w:rPr>
+        <w:t xml:space="preserve"> </w:t>
+      </w:r>
+      <w:proofErr w:type="spellStart"/>
+      <w:r>
+        <w:rPr>
+          <w:noProof w:val="0"/>
+          <w:sz w:val="20"/>
+          <w:szCs w:val="20"/>
+          <w:lang w:val="tr-TR"/>
+        </w:rPr>
+        <w:t>into</w:t>
+      </w:r>
+      <w:proofErr w:type="spellEnd"/>
+      <w:r>
+        <w:rPr>
+          <w:noProof w:val="0"/>
+          <w:sz w:val="20"/>
+          <w:szCs w:val="20"/>
+          <w:lang w:val="tr-TR"/>
+        </w:rPr>
+        <w:t xml:space="preserve"> a </w:t>
+      </w:r>
+      <w:proofErr w:type="spellStart"/>
+      <w:r>
+        <w:rPr>
+          <w:noProof w:val="0"/>
+          <w:sz w:val="20"/>
+          <w:szCs w:val="20"/>
+          <w:lang w:val="tr-TR"/>
+        </w:rPr>
+        <w:t>common</w:t>
+      </w:r>
+      <w:proofErr w:type="spellEnd"/>
+      <w:r>
+        <w:rPr>
+          <w:noProof w:val="0"/>
+          <w:sz w:val="20"/>
+          <w:szCs w:val="20"/>
+          <w:lang w:val="tr-TR"/>
+        </w:rPr>
+        <w:t xml:space="preserve"> file </w:t>
+      </w:r>
+      <w:proofErr w:type="spellStart"/>
+      <w:r>
+        <w:rPr>
+          <w:noProof w:val="0"/>
+          <w:sz w:val="20"/>
+          <w:szCs w:val="20"/>
+          <w:lang w:val="tr-TR"/>
+        </w:rPr>
+        <w:t>according</w:t>
+      </w:r>
+      <w:proofErr w:type="spellEnd"/>
+      <w:r>
+        <w:rPr>
+          <w:noProof w:val="0"/>
+          <w:sz w:val="20"/>
+          <w:szCs w:val="20"/>
+          <w:lang w:val="tr-TR"/>
+        </w:rPr>
+        <w:t xml:space="preserve"> </w:t>
+      </w:r>
+      <w:proofErr w:type="spellStart"/>
+      <w:r>
+        <w:rPr>
+          <w:noProof w:val="0"/>
+          <w:sz w:val="20"/>
+          <w:szCs w:val="20"/>
+          <w:lang w:val="tr-TR"/>
+        </w:rPr>
+        <w:t>to</w:t>
+      </w:r>
+      <w:proofErr w:type="spellEnd"/>
+      <w:r>
+        <w:rPr>
+          <w:noProof w:val="0"/>
+          <w:sz w:val="20"/>
+          <w:szCs w:val="20"/>
+          <w:lang w:val="tr-TR"/>
+        </w:rPr>
+        <w:t xml:space="preserve"> </w:t>
+      </w:r>
+      <w:proofErr w:type="spellStart"/>
+      <w:r>
+        <w:rPr>
+          <w:noProof w:val="0"/>
+          <w:sz w:val="20"/>
+          <w:szCs w:val="20"/>
+          <w:lang w:val="tr-TR"/>
+        </w:rPr>
+        <w:t>the</w:t>
+      </w:r>
+      <w:proofErr w:type="spellEnd"/>
+      <w:r>
+        <w:rPr>
+          <w:noProof w:val="0"/>
+          <w:sz w:val="20"/>
+          <w:szCs w:val="20"/>
+          <w:lang w:val="tr-TR"/>
+        </w:rPr>
+        <w:t xml:space="preserve"> </w:t>
+      </w:r>
+      <w:proofErr w:type="spellStart"/>
+      <w:r>
+        <w:rPr>
+          <w:noProof w:val="0"/>
+          <w:sz w:val="20"/>
+          <w:szCs w:val="20"/>
+          <w:lang w:val="tr-TR"/>
+        </w:rPr>
+        <w:t>study</w:t>
+      </w:r>
+      <w:proofErr w:type="spellEnd"/>
+      <w:r>
+        <w:rPr>
+          <w:noProof w:val="0"/>
+          <w:sz w:val="20"/>
+          <w:szCs w:val="20"/>
+          <w:lang w:val="tr-TR"/>
+        </w:rPr>
+        <w:t xml:space="preserve"> </w:t>
+      </w:r>
+      <w:proofErr w:type="spellStart"/>
+      <w:r>
+        <w:rPr>
+          <w:noProof w:val="0"/>
+          <w:sz w:val="20"/>
+          <w:szCs w:val="20"/>
+          <w:lang w:val="tr-TR"/>
+        </w:rPr>
+        <w:t>group</w:t>
+      </w:r>
+      <w:proofErr w:type="spellEnd"/>
+      <w:r>
+        <w:rPr>
+          <w:noProof w:val="0"/>
+          <w:sz w:val="20"/>
+          <w:szCs w:val="20"/>
+          <w:lang w:val="tr-TR"/>
+        </w:rPr>
+        <w:t xml:space="preserve"> in </w:t>
+      </w:r>
+      <w:proofErr w:type="spellStart"/>
+      <w:r>
+        <w:rPr>
+          <w:noProof w:val="0"/>
+          <w:sz w:val="20"/>
+          <w:szCs w:val="20"/>
+          <w:lang w:val="tr-TR"/>
+        </w:rPr>
+        <w:t>which</w:t>
+      </w:r>
+      <w:proofErr w:type="spellEnd"/>
+      <w:r>
+        <w:rPr>
+          <w:noProof w:val="0"/>
+          <w:sz w:val="20"/>
+          <w:szCs w:val="20"/>
+          <w:lang w:val="tr-TR"/>
+        </w:rPr>
+        <w:t xml:space="preserve"> they </w:t>
+      </w:r>
+      <w:proofErr w:type="spellStart"/>
+      <w:r>
+        <w:rPr>
+          <w:noProof w:val="0"/>
+          <w:sz w:val="20"/>
+          <w:szCs w:val="20"/>
+          <w:lang w:val="tr-TR"/>
+        </w:rPr>
+        <w:t>were</w:t>
+      </w:r>
+      <w:proofErr w:type="spellEnd"/>
+      <w:r>
+        <w:rPr>
+          <w:noProof w:val="0"/>
+          <w:sz w:val="20"/>
+          <w:szCs w:val="20"/>
+          <w:lang w:val="tr-TR"/>
+        </w:rPr>
+        <w:t xml:space="preserve"> </w:t>
+      </w:r>
+      <w:proofErr w:type="spellStart"/>
+      <w:r>
+        <w:rPr>
+          <w:noProof w:val="0"/>
+          <w:sz w:val="20"/>
+          <w:szCs w:val="20"/>
+          <w:lang w:val="tr-TR"/>
+        </w:rPr>
+        <w:t>used</w:t>
+      </w:r>
+      <w:proofErr w:type="spellEnd"/>
+      <w:r>
+        <w:rPr>
+          <w:noProof w:val="0"/>
+          <w:sz w:val="20"/>
+          <w:szCs w:val="20"/>
+          <w:lang w:val="tr-TR"/>
+        </w:rPr>
+        <w:t xml:space="preserve">. </w:t>
+      </w:r>
+      <w:proofErr w:type="spellStart"/>
+      <w:r>
+        <w:rPr>
+          <w:noProof w:val="0"/>
+          <w:sz w:val="20"/>
+          <w:szCs w:val="20"/>
+          <w:lang w:val="tr-TR"/>
+        </w:rPr>
+        <w:t>For</w:t>
+      </w:r>
+      <w:proofErr w:type="spellEnd"/>
+      <w:r>
+        <w:rPr>
+          <w:noProof w:val="0"/>
+          <w:sz w:val="20"/>
+          <w:szCs w:val="20"/>
+          <w:lang w:val="tr-TR"/>
+        </w:rPr>
+        <w:t xml:space="preserve"> </w:t>
+      </w:r>
+      <w:proofErr w:type="spellStart"/>
+      <w:r>
+        <w:rPr>
+          <w:noProof w:val="0"/>
+          <w:sz w:val="20"/>
+          <w:szCs w:val="20"/>
+          <w:lang w:val="tr-TR"/>
+        </w:rPr>
+        <w:t>example</w:t>
+      </w:r>
+      <w:proofErr w:type="spellEnd"/>
+      <w:r>
+        <w:rPr>
+          <w:noProof w:val="0"/>
+          <w:sz w:val="20"/>
+          <w:szCs w:val="20"/>
+          <w:lang w:val="tr-TR"/>
+        </w:rPr>
+        <w:t xml:space="preserve">, since </w:t>
+      </w:r>
+      <w:proofErr w:type="spellStart"/>
+      <w:r>
+        <w:rPr>
+          <w:noProof w:val="0"/>
+          <w:sz w:val="20"/>
+          <w:szCs w:val="20"/>
+          <w:lang w:val="tr-TR"/>
+        </w:rPr>
+        <w:t>the</w:t>
+      </w:r>
+      <w:proofErr w:type="spellEnd"/>
+      <w:r>
+        <w:rPr>
+          <w:noProof w:val="0"/>
+          <w:sz w:val="20"/>
+          <w:szCs w:val="20"/>
+          <w:lang w:val="tr-TR"/>
+        </w:rPr>
+        <w:t xml:space="preserve"> </w:t>
+      </w:r>
+      <w:proofErr w:type="spellStart"/>
+      <w:r>
+        <w:rPr>
+          <w:noProof w:val="0"/>
+          <w:sz w:val="20"/>
+          <w:szCs w:val="20"/>
+          <w:lang w:val="tr-TR"/>
+        </w:rPr>
+        <w:t>first</w:t>
+      </w:r>
+      <w:proofErr w:type="spellEnd"/>
+      <w:r>
+        <w:rPr>
+          <w:noProof w:val="0"/>
+          <w:sz w:val="20"/>
+          <w:szCs w:val="20"/>
+          <w:lang w:val="tr-TR"/>
+        </w:rPr>
+        <w:t xml:space="preserve"> </w:t>
+      </w:r>
+      <w:proofErr w:type="spellStart"/>
+      <w:r>
+        <w:rPr>
+          <w:noProof w:val="0"/>
+          <w:sz w:val="20"/>
+          <w:szCs w:val="20"/>
+          <w:lang w:val="tr-TR"/>
+        </w:rPr>
+        <w:t>study</w:t>
+      </w:r>
+      <w:proofErr w:type="spellEnd"/>
+      <w:r>
+        <w:rPr>
+          <w:noProof w:val="0"/>
+          <w:sz w:val="20"/>
+          <w:szCs w:val="20"/>
+          <w:lang w:val="tr-TR"/>
+        </w:rPr>
+        <w:t xml:space="preserve"> </w:t>
+      </w:r>
+      <w:proofErr w:type="spellStart"/>
+      <w:r>
+        <w:rPr>
+          <w:noProof w:val="0"/>
+          <w:sz w:val="20"/>
+          <w:szCs w:val="20"/>
+          <w:lang w:val="tr-TR"/>
+        </w:rPr>
+        <w:t>used</w:t>
+      </w:r>
+      <w:proofErr w:type="spellEnd"/>
+      <w:r>
+        <w:rPr>
+          <w:noProof w:val="0"/>
+          <w:sz w:val="20"/>
+          <w:szCs w:val="20"/>
+          <w:lang w:val="tr-TR"/>
+        </w:rPr>
+        <w:t xml:space="preserve"> </w:t>
+      </w:r>
+      <w:proofErr w:type="gramStart"/>
+      <w:r>
+        <w:rPr>
+          <w:noProof w:val="0"/>
+          <w:sz w:val="20"/>
+          <w:szCs w:val="20"/>
+          <w:lang w:val="tr-TR"/>
+        </w:rPr>
+        <w:t>data</w:t>
+      </w:r>
+      <w:proofErr w:type="gramEnd"/>
+      <w:r>
+        <w:rPr>
+          <w:noProof w:val="0"/>
+          <w:sz w:val="20"/>
+          <w:szCs w:val="20"/>
+          <w:lang w:val="tr-TR"/>
+        </w:rPr>
+        <w:t xml:space="preserve"> on </w:t>
+      </w:r>
+      <w:proofErr w:type="spellStart"/>
+      <w:r>
+        <w:rPr>
+          <w:noProof w:val="0"/>
+          <w:sz w:val="20"/>
+          <w:szCs w:val="20"/>
+          <w:lang w:val="tr-TR"/>
+        </w:rPr>
+        <w:t>the</w:t>
+      </w:r>
+      <w:proofErr w:type="spellEnd"/>
+      <w:r>
+        <w:rPr>
+          <w:noProof w:val="0"/>
+          <w:sz w:val="20"/>
+          <w:szCs w:val="20"/>
+          <w:lang w:val="tr-TR"/>
+        </w:rPr>
+        <w:t xml:space="preserve"> </w:t>
+      </w:r>
+      <w:proofErr w:type="spellStart"/>
+      <w:r>
+        <w:rPr>
+          <w:noProof w:val="0"/>
+          <w:sz w:val="20"/>
+          <w:szCs w:val="20"/>
+          <w:lang w:val="tr-TR"/>
+        </w:rPr>
+        <w:t>number</w:t>
+      </w:r>
+      <w:proofErr w:type="spellEnd"/>
+      <w:r>
+        <w:rPr>
+          <w:noProof w:val="0"/>
+          <w:sz w:val="20"/>
+          <w:szCs w:val="20"/>
+          <w:lang w:val="tr-TR"/>
+        </w:rPr>
+        <w:t xml:space="preserve"> of </w:t>
+      </w:r>
+      <w:proofErr w:type="spellStart"/>
+      <w:r>
+        <w:rPr>
+          <w:noProof w:val="0"/>
+          <w:sz w:val="20"/>
+          <w:szCs w:val="20"/>
+          <w:lang w:val="tr-TR"/>
+        </w:rPr>
+        <w:t>hospitals</w:t>
+      </w:r>
+      <w:proofErr w:type="spellEnd"/>
+      <w:r>
+        <w:rPr>
+          <w:noProof w:val="0"/>
+          <w:sz w:val="20"/>
+          <w:szCs w:val="20"/>
+          <w:lang w:val="tr-TR"/>
+        </w:rPr>
+        <w:t xml:space="preserve">, </w:t>
+      </w:r>
+      <w:proofErr w:type="spellStart"/>
+      <w:r>
+        <w:rPr>
+          <w:noProof w:val="0"/>
+          <w:sz w:val="20"/>
+          <w:szCs w:val="20"/>
+          <w:lang w:val="tr-TR"/>
+        </w:rPr>
+        <w:t>hospital</w:t>
+      </w:r>
+      <w:proofErr w:type="spellEnd"/>
+      <w:r>
+        <w:rPr>
+          <w:noProof w:val="0"/>
+          <w:sz w:val="20"/>
+          <w:szCs w:val="20"/>
+          <w:lang w:val="tr-TR"/>
+        </w:rPr>
+        <w:t xml:space="preserve"> </w:t>
+      </w:r>
+      <w:proofErr w:type="spellStart"/>
+      <w:r>
+        <w:rPr>
+          <w:noProof w:val="0"/>
+          <w:sz w:val="20"/>
+          <w:szCs w:val="20"/>
+          <w:lang w:val="tr-TR"/>
+        </w:rPr>
+        <w:t>beds</w:t>
+      </w:r>
+      <w:proofErr w:type="spellEnd"/>
+      <w:r>
+        <w:rPr>
+          <w:noProof w:val="0"/>
+          <w:sz w:val="20"/>
+          <w:szCs w:val="20"/>
+          <w:lang w:val="tr-TR"/>
+        </w:rPr>
+        <w:t xml:space="preserve">, </w:t>
+      </w:r>
+      <w:proofErr w:type="spellStart"/>
+      <w:r>
+        <w:rPr>
+          <w:noProof w:val="0"/>
+          <w:sz w:val="20"/>
+          <w:szCs w:val="20"/>
+          <w:lang w:val="tr-TR"/>
+        </w:rPr>
+        <w:t>healthcare</w:t>
+      </w:r>
+      <w:proofErr w:type="spellEnd"/>
+      <w:r>
+        <w:rPr>
+          <w:noProof w:val="0"/>
+          <w:sz w:val="20"/>
+          <w:szCs w:val="20"/>
+          <w:lang w:val="tr-TR"/>
+        </w:rPr>
+        <w:t xml:space="preserve"> </w:t>
+      </w:r>
+      <w:proofErr w:type="spellStart"/>
+      <w:r>
+        <w:rPr>
+          <w:noProof w:val="0"/>
+          <w:sz w:val="20"/>
+          <w:szCs w:val="20"/>
+          <w:lang w:val="tr-TR"/>
+        </w:rPr>
+        <w:t>personnel</w:t>
+      </w:r>
+      <w:proofErr w:type="spellEnd"/>
+      <w:r>
+        <w:rPr>
+          <w:noProof w:val="0"/>
+          <w:sz w:val="20"/>
+          <w:szCs w:val="20"/>
+          <w:lang w:val="tr-TR"/>
+        </w:rPr>
+        <w:t xml:space="preserve">, </w:t>
+      </w:r>
+      <w:proofErr w:type="spellStart"/>
+      <w:r>
+        <w:rPr>
+          <w:noProof w:val="0"/>
+          <w:sz w:val="20"/>
+          <w:szCs w:val="20"/>
+          <w:lang w:val="tr-TR"/>
+        </w:rPr>
+        <w:t>and</w:t>
+      </w:r>
+      <w:proofErr w:type="spellEnd"/>
+      <w:r>
+        <w:rPr>
+          <w:noProof w:val="0"/>
+          <w:sz w:val="20"/>
+          <w:szCs w:val="20"/>
+          <w:lang w:val="tr-TR"/>
+        </w:rPr>
+        <w:t xml:space="preserve"> </w:t>
+      </w:r>
+      <w:proofErr w:type="spellStart"/>
+      <w:r>
+        <w:rPr>
+          <w:noProof w:val="0"/>
+          <w:sz w:val="20"/>
+          <w:szCs w:val="20"/>
+          <w:lang w:val="tr-TR"/>
+        </w:rPr>
+        <w:t>population</w:t>
+      </w:r>
+      <w:proofErr w:type="spellEnd"/>
+      <w:r>
+        <w:rPr>
+          <w:noProof w:val="0"/>
+          <w:sz w:val="20"/>
+          <w:szCs w:val="20"/>
+          <w:lang w:val="tr-TR"/>
+        </w:rPr>
+        <w:t xml:space="preserve">, </w:t>
+      </w:r>
+      <w:proofErr w:type="spellStart"/>
+      <w:r>
+        <w:rPr>
+          <w:noProof w:val="0"/>
+          <w:sz w:val="20"/>
+          <w:szCs w:val="20"/>
+          <w:lang w:val="tr-TR"/>
+        </w:rPr>
+        <w:t>these</w:t>
+      </w:r>
+      <w:proofErr w:type="spellEnd"/>
+      <w:r>
+        <w:rPr>
+          <w:noProof w:val="0"/>
+          <w:sz w:val="20"/>
+          <w:szCs w:val="20"/>
+          <w:lang w:val="tr-TR"/>
+        </w:rPr>
+        <w:t xml:space="preserve"> </w:t>
+      </w:r>
+      <w:proofErr w:type="spellStart"/>
+      <w:r>
+        <w:rPr>
+          <w:noProof w:val="0"/>
+          <w:sz w:val="20"/>
+          <w:szCs w:val="20"/>
+          <w:lang w:val="tr-TR"/>
+        </w:rPr>
+        <w:t>four</w:t>
+      </w:r>
+      <w:proofErr w:type="spellEnd"/>
+      <w:r>
+        <w:rPr>
+          <w:noProof w:val="0"/>
+          <w:sz w:val="20"/>
+          <w:szCs w:val="20"/>
+          <w:lang w:val="tr-TR"/>
+        </w:rPr>
+        <w:t xml:space="preserve"> </w:t>
+      </w:r>
+      <w:proofErr w:type="spellStart"/>
+      <w:r>
+        <w:rPr>
+          <w:noProof w:val="0"/>
+          <w:sz w:val="20"/>
+          <w:szCs w:val="20"/>
+          <w:lang w:val="tr-TR"/>
+        </w:rPr>
+        <w:t>datasets</w:t>
+      </w:r>
+      <w:proofErr w:type="spellEnd"/>
+      <w:r>
+        <w:rPr>
+          <w:noProof w:val="0"/>
+          <w:sz w:val="20"/>
+          <w:szCs w:val="20"/>
+          <w:lang w:val="tr-TR"/>
+        </w:rPr>
+        <w:t xml:space="preserve"> </w:t>
+      </w:r>
+      <w:proofErr w:type="spellStart"/>
+      <w:r>
+        <w:rPr>
+          <w:noProof w:val="0"/>
+          <w:sz w:val="20"/>
+          <w:szCs w:val="20"/>
+          <w:lang w:val="tr-TR"/>
+        </w:rPr>
+        <w:t>were</w:t>
+      </w:r>
+      <w:proofErr w:type="spellEnd"/>
+      <w:r>
+        <w:rPr>
+          <w:noProof w:val="0"/>
+          <w:sz w:val="20"/>
+          <w:szCs w:val="20"/>
+          <w:lang w:val="tr-TR"/>
+        </w:rPr>
+        <w:t xml:space="preserve"> </w:t>
+      </w:r>
+      <w:proofErr w:type="spellStart"/>
+      <w:r>
+        <w:rPr>
+          <w:noProof w:val="0"/>
+          <w:sz w:val="20"/>
+          <w:szCs w:val="20"/>
+          <w:lang w:val="tr-TR"/>
+        </w:rPr>
+        <w:t>combined</w:t>
+      </w:r>
+      <w:proofErr w:type="spellEnd"/>
+      <w:r>
+        <w:rPr>
+          <w:noProof w:val="0"/>
+          <w:sz w:val="20"/>
+          <w:szCs w:val="20"/>
+          <w:lang w:val="tr-TR"/>
+        </w:rPr>
+        <w:t xml:space="preserve"> </w:t>
+      </w:r>
+      <w:proofErr w:type="spellStart"/>
+      <w:r>
+        <w:rPr>
+          <w:noProof w:val="0"/>
+          <w:sz w:val="20"/>
+          <w:szCs w:val="20"/>
+          <w:lang w:val="tr-TR"/>
+        </w:rPr>
+        <w:t>into</w:t>
+      </w:r>
+      <w:proofErr w:type="spellEnd"/>
+      <w:r>
+        <w:rPr>
+          <w:noProof w:val="0"/>
+          <w:sz w:val="20"/>
+          <w:szCs w:val="20"/>
+          <w:lang w:val="tr-TR"/>
+        </w:rPr>
+        <w:t xml:space="preserve"> a </w:t>
+      </w:r>
+      <w:proofErr w:type="spellStart"/>
+      <w:r>
+        <w:rPr>
+          <w:noProof w:val="0"/>
+          <w:sz w:val="20"/>
+          <w:szCs w:val="20"/>
+          <w:lang w:val="tr-TR"/>
+        </w:rPr>
+        <w:t>single</w:t>
+      </w:r>
+      <w:proofErr w:type="spellEnd"/>
+      <w:r>
+        <w:rPr>
+          <w:noProof w:val="0"/>
+          <w:sz w:val="20"/>
+          <w:szCs w:val="20"/>
+          <w:lang w:val="tr-TR"/>
+        </w:rPr>
+        <w:t xml:space="preserve"> file (</w:t>
+      </w:r>
+      <w:proofErr w:type="spellStart"/>
+      <w:r>
+        <w:rPr>
+          <w:noProof w:val="0"/>
+          <w:sz w:val="20"/>
+          <w:szCs w:val="20"/>
+          <w:lang w:val="tr-TR"/>
+        </w:rPr>
+        <w:t>Figure</w:t>
+      </w:r>
+      <w:proofErr w:type="spellEnd"/>
+      <w:r>
+        <w:rPr>
+          <w:noProof w:val="0"/>
+          <w:sz w:val="20"/>
+          <w:szCs w:val="20"/>
+          <w:lang w:val="tr-TR"/>
+        </w:rPr>
+        <w:t xml:space="preserve"> 2).</w:t>
+      </w:r>
+    </w:p>
+    <w:p>
+      <w:pPr>
+        <w:shd w:val="clear" w:color="auto" w:fill="FFFFFF"/>
+        <w:ind w:firstLine="284"/>
+        <w:jc w:val="both"/>
+        <w:rPr>
+          <w:noProof w:val="0"/>
+          <w:sz w:val="20"/>
+          <w:szCs w:val="20"/>
+          <w:lang w:val="tr-TR"/>
+        </w:rPr>
+      </w:pPr>
+    </w:p>
+    <w:p>
+      <w:pPr>
+        <w:jc w:val="center"/>
+        <w:rPr>
+          <w:noProof w:val="0"/>
+          <w:sz w:val="20"/>
+          <w:szCs w:val="20"/>
+          <w:lang w:val="en-US"/>
+        </w:rPr>
+      </w:pPr>
+      <w:r>
+        <w:rPr>
+          <w:sz w:val="20"/>
+          <w:szCs w:val="20"/>
+          <w:lang w:val="en-US"/>
+        </w:rPr>
+        <w:drawing>
+          <wp:inline distT="0" distB="0" distL="0" distR="0" wp14:anchorId="39BE0582" wp14:editId="1A2DC3DF">
+            <wp:extent cx="2951131" cy="1411633"/>
+            <wp:effectExtent l="0" t="0" r="0" b="0"/>
+            <wp:docPr id="585011469" name="Resim 3"/>
+            <wp:cNvGraphicFramePr>
+              <a:graphicFrameLocks xmlns:a="http://schemas.openxmlformats.org/drawingml/2006/main" noChangeAspect="1"/>
+            </wp:cNvGraphicFramePr>
+            <a:graphic xmlns:a="http://schemas.openxmlformats.org/drawingml/2006/main">
+              <a:graphicData uri="http://schemas.openxmlformats.org/drawingml/2006/picture">
+                <pic:pic xmlns:pic="http://schemas.openxmlformats.org/drawingml/2006/picture">
+                  <pic:nvPicPr>
+                    <pic:cNvPr id="0" name="Picture 41"/>
+                    <pic:cNvPicPr>
+                      <a:picLocks noChangeAspect="1" noChangeArrowheads="1"/>
+                    </pic:cNvPicPr>
+                  </pic:nvPicPr>
+                  <pic:blipFill rotWithShape="1">
+                    <a:blip r:embed="rId14">
+                      <a:extLst>
+                        <a:ext uri="{28A0092B-C50C-407E-A947-70E740481C1C}">
+                          <a14:useLocalDpi xmlns:a14="http://schemas.microsoft.com/office/drawing/2010/main" val="0"/>
+                        </a:ext>
+                      </a:extLst>
+                    </a:blip>
+                    <a:srcRect t="4665" b="10314"/>
+                    <a:stretch>
+                      <a:fillRect/>
+                    </a:stretch>
+                  </pic:blipFill>
+                  <pic:spPr bwMode="auto">
+                    <a:xfrm>
+                      <a:off x="0" y="0"/>
+                      <a:ext cx="2951480" cy="1411800"/>
+                    </a:xfrm>
+                    <a:prstGeom prst="rect">
+                      <a:avLst/>
+                    </a:prstGeom>
+                    <a:noFill/>
+                    <a:ln>
+                      <a:noFill/>
+                    </a:ln>
+                    <a:extLst>
+                      <a:ext uri="{53640926-AAD7-44D8-BBD7-CCE9431645EC}">
+                        <a14:shadowObscured xmlns:a14="http://schemas.microsoft.com/office/drawing/2010/main"/>
+                      </a:ext>
+                    </a:extLst>
+                  </pic:spPr>
+                </pic:pic>
+              </a:graphicData>
+            </a:graphic>
+          </wp:inline>
+        </w:drawing>
+      </w:r>
+    </w:p>
+    <w:p>
+      <w:pPr>
+        <w:jc w:val="center"/>
+        <w:rPr>
+          <w:noProof w:val="0"/>
+          <w:sz w:val="10"/>
+          <w:szCs w:val="10"/>
+          <w:lang w:val="en-US"/>
+        </w:rPr>
+      </w:pPr>
+    </w:p>
+    <w:p>
+      <w:pPr>
+        <w:jc w:val="center"/>
+        <w:rPr>
+          <w:noProof w:val="0"/>
+          <w:sz w:val="16"/>
+          <w:szCs w:val="16"/>
+          <w:lang w:val="en-US"/>
+        </w:rPr>
+      </w:pPr>
+      <w:r>
+        <w:rPr>
+          <w:noProof w:val="0"/>
+          <w:sz w:val="16"/>
+          <w:szCs w:val="16"/>
+          <w:lang w:val="en-US"/>
+        </w:rPr>
+        <w:t xml:space="preserve">Figure </w:t>
+      </w:r>
+      <w:r>
+        <w:rPr>
+          <w:noProof w:val="0"/>
+          <w:sz w:val="16"/>
+          <w:szCs w:val="16"/>
+          <w:lang w:val="en-US"/>
+        </w:rPr>
+        <w:t>2</w:t>
+      </w:r>
+      <w:r>
+        <w:rPr>
+          <w:noProof w:val="0"/>
+          <w:sz w:val="16"/>
+          <w:szCs w:val="16"/>
+          <w:lang w:val="en-US"/>
+        </w:rPr>
+        <w:t xml:space="preserve">. </w:t>
+      </w:r>
+      <w:r>
+        <w:rPr>
+          <w:noProof w:val="0"/>
+          <w:sz w:val="16"/>
+          <w:szCs w:val="16"/>
+          <w:lang w:val="en-US"/>
+        </w:rPr>
+        <w:t>Draw flowchart using MS Word Shapes tool style 2</w:t>
+      </w:r>
+    </w:p>
+    <w:p>
+      <w:pPr>
+        <w:shd w:val="clear" w:color="auto" w:fill="FFFFFF"/>
+        <w:jc w:val="both"/>
+        <w:rPr>
+          <w:rFonts w:asciiTheme="majorBidi" w:hAnsiTheme="majorBidi" w:cstheme="majorBidi"/>
+          <w:color w:val="222222"/>
+          <w:sz w:val="20"/>
+          <w:szCs w:val="20"/>
+          <w:lang w:val="en-US"/>
+        </w:rPr>
+      </w:pPr>
+    </w:p>
+    <w:p>
+      <w:pPr>
+        <w:jc w:val="lowKashida"/>
+        <w:rPr>
+          <w:b/>
+          <w:bCs/>
+          <w:noProof w:val="0"/>
+          <w:sz w:val="20"/>
+          <w:szCs w:val="20"/>
+          <w:lang w:val="tr-TR"/>
+        </w:rPr>
+      </w:pPr>
+      <w:r>
+        <w:rPr>
+          <w:b/>
+          <w:bCs/>
+          <w:noProof w:val="0"/>
+          <w:sz w:val="20"/>
+          <w:szCs w:val="20"/>
+          <w:lang w:val="en-US"/>
+        </w:rPr>
+        <w:t>2.2</w:t>
+      </w:r>
+      <w:r>
+        <w:rPr>
+          <w:b/>
+          <w:bCs/>
+          <w:noProof w:val="0"/>
+          <w:sz w:val="20"/>
+          <w:szCs w:val="20"/>
+          <w:lang w:val="en-US"/>
+        </w:rPr>
+        <w:t>.</w:t>
+      </w:r>
+      <w:r>
+        <w:rPr>
+          <w:b/>
+          <w:bCs/>
+          <w:noProof w:val="0"/>
+          <w:sz w:val="20"/>
+          <w:szCs w:val="20"/>
+          <w:lang w:val="en-US"/>
+        </w:rPr>
+        <w:t>1.</w:t>
+      </w:r>
+      <w:r>
+        <w:rPr>
+          <w:b/>
+          <w:bCs/>
+          <w:noProof w:val="0"/>
+          <w:sz w:val="20"/>
+          <w:szCs w:val="20"/>
+          <w:lang w:val="en-US"/>
+        </w:rPr>
+        <w:t xml:space="preserve"> </w:t>
+      </w:r>
+      <w:proofErr w:type="spellStart"/>
+      <w:r>
+        <w:rPr>
+          <w:b/>
+          <w:bCs/>
+          <w:noProof w:val="0"/>
+          <w:sz w:val="20"/>
+          <w:szCs w:val="20"/>
+          <w:lang w:val="tr-TR"/>
+        </w:rPr>
+        <w:t>Investing</w:t>
+      </w:r>
+      <w:proofErr w:type="spellEnd"/>
+      <w:r>
+        <w:rPr>
+          <w:b/>
+          <w:bCs/>
+          <w:noProof w:val="0"/>
+          <w:sz w:val="20"/>
+          <w:szCs w:val="20"/>
+          <w:lang w:val="tr-TR"/>
+        </w:rPr>
+        <w:t xml:space="preserve"> </w:t>
+      </w:r>
+      <w:proofErr w:type="spellStart"/>
+      <w:r>
+        <w:rPr>
+          <w:b/>
+          <w:bCs/>
+          <w:noProof w:val="0"/>
+          <w:sz w:val="20"/>
+          <w:szCs w:val="20"/>
+          <w:lang w:val="tr-TR"/>
+        </w:rPr>
+        <w:t>Dataset</w:t>
+      </w:r>
+      <w:proofErr w:type="spellEnd"/>
+      <w:r>
+        <w:rPr>
+          <w:b/>
+          <w:bCs/>
+          <w:noProof w:val="0"/>
+          <w:sz w:val="20"/>
+          <w:szCs w:val="20"/>
+          <w:lang w:val="tr-TR"/>
+        </w:rPr>
+        <w:t xml:space="preserve"> </w:t>
+      </w:r>
+      <w:proofErr w:type="spellStart"/>
+      <w:r>
+        <w:rPr>
+          <w:b/>
+          <w:bCs/>
+          <w:noProof w:val="0"/>
+          <w:sz w:val="20"/>
+          <w:szCs w:val="20"/>
+          <w:lang w:val="tr-TR"/>
+        </w:rPr>
+        <w:t>Preprocessing</w:t>
+      </w:r>
+      <w:proofErr w:type="spellEnd"/>
+    </w:p>
+    <w:p>
+      <w:pPr>
+        <w:shd w:val="clear" w:color="auto" w:fill="FFFFFF"/>
+        <w:ind w:firstLine="284"/>
+        <w:jc w:val="both"/>
+        <w:rPr>
+          <w:noProof w:val="0"/>
+          <w:sz w:val="20"/>
+          <w:szCs w:val="20"/>
+          <w:lang w:val="tr-TR"/>
+        </w:rPr>
+      </w:pPr>
+      <w:r>
+        <w:rPr>
+          <w:noProof w:val="0"/>
+          <w:sz w:val="20"/>
+          <w:szCs w:val="20"/>
+          <w:lang w:val="tr-TR"/>
+        </w:rPr>
+        <w:t xml:space="preserve">TURKSTAT </w:t>
+      </w:r>
+      <w:proofErr w:type="gramStart"/>
+      <w:r>
+        <w:rPr>
+          <w:noProof w:val="0"/>
+          <w:sz w:val="20"/>
+          <w:szCs w:val="20"/>
+          <w:lang w:val="tr-TR"/>
+        </w:rPr>
+        <w:t>data</w:t>
+      </w:r>
+      <w:proofErr w:type="gramEnd"/>
+    </w:p>
+    <w:p>
+      <w:pPr>
+        <w:shd w:val="clear" w:color="auto" w:fill="FFFFFF"/>
+        <w:ind w:firstLine="284"/>
+        <w:jc w:val="both"/>
+        <w:rPr>
+          <w:noProof w:val="0"/>
+          <w:sz w:val="20"/>
+          <w:szCs w:val="20"/>
+          <w:lang w:val="tr-TR"/>
+        </w:rPr>
+      </w:pPr>
     </w:p>
     <w:p>
       <w:pPr>
@@ -20132,6 +26173,7 @@
           <w:sz w:val="20"/>
           <w:szCs w:val="20"/>
         </w:rPr>
+        <w:lastRenderedPageBreak/>
         <w:pict w14:anchorId="4C09F586">
           <v:group id="_x0000_s2246" style="position:absolute;left:0;text-align:left;margin-left:18.9pt;margin-top:1.1pt;width:179.1pt;height:70.55pt;z-index:251661312" coordorigin="6496,10223" coordsize="3582,1976">
             <v:rect id="Rectangle 16" o:spid="_x0000_s2247" style="position:absolute;left:7550;top:10673;width:1676;height:1526;visibility:visible;mso-wrap-style:square;v-text-anchor:top" o:gfxdata="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" strokeweight="1pt"/>
@@ -20758,7 +26800,7 @@
             <wp:cNvGraphicFramePr/>
             <a:graphic xmlns:a="http://schemas.openxmlformats.org/drawingml/2006/main">
               <a:graphicData uri="http://schemas.openxmlformats.org/drawingml/2006/chart">
-                <c:chart xmlns:c="http://schemas.openxmlformats.org/drawingml/2006/chart" xmlns:r="http://schemas.openxmlformats.org/officeDocument/2006/relationships" r:id="rId13"/>
+                <c:chart xmlns:c="http://schemas.openxmlformats.org/drawingml/2006/chart" xmlns:r="http://schemas.openxmlformats.org/officeDocument/2006/relationships" r:id="rId15"/>
               </a:graphicData>
             </a:graphic>
           </wp:inline>
@@ -20832,7 +26874,7 @@
             <wp:cNvGraphicFramePr/>
             <a:graphic xmlns:a="http://schemas.openxmlformats.org/drawingml/2006/main">
               <a:graphicData uri="http://schemas.openxmlformats.org/drawingml/2006/chart">
-                <c:chart xmlns:c="http://schemas.openxmlformats.org/drawingml/2006/chart" xmlns:r="http://schemas.openxmlformats.org/officeDocument/2006/relationships" r:id="rId14"/>
+                <c:chart xmlns:c="http://schemas.openxmlformats.org/drawingml/2006/chart" xmlns:r="http://schemas.openxmlformats.org/officeDocument/2006/relationships" r:id="rId16"/>
               </a:graphicData>
             </a:graphic>
           </wp:inline>
@@ -20944,7 +26986,7 @@
             <wp:cNvGraphicFramePr/>
             <a:graphic xmlns:a="http://schemas.openxmlformats.org/drawingml/2006/main">
               <a:graphicData uri="http://schemas.openxmlformats.org/drawingml/2006/chart">
-                <c:chart xmlns:c="http://schemas.openxmlformats.org/drawingml/2006/chart" xmlns:r="http://schemas.openxmlformats.org/officeDocument/2006/relationships" r:id="rId15"/>
+                <c:chart xmlns:c="http://schemas.openxmlformats.org/drawingml/2006/chart" xmlns:r="http://schemas.openxmlformats.org/officeDocument/2006/relationships" r:id="rId17"/>
               </a:graphicData>
             </a:graphic>
           </wp:inline>
@@ -21040,7 +27082,7 @@
             <wp:cNvGraphicFramePr/>
             <a:graphic xmlns:a="http://schemas.openxmlformats.org/drawingml/2006/main">
               <a:graphicData uri="http://schemas.openxmlformats.org/drawingml/2006/chart">
-                <c:chart xmlns:c="http://schemas.openxmlformats.org/drawingml/2006/chart" xmlns:r="http://schemas.openxmlformats.org/officeDocument/2006/relationships" r:id="rId16"/>
+                <c:chart xmlns:c="http://schemas.openxmlformats.org/drawingml/2006/chart" xmlns:r="http://schemas.openxmlformats.org/officeDocument/2006/relationships" r:id="rId18"/>
               </a:graphicData>
             </a:graphic>
           </wp:inline>
@@ -21402,7 +27444,7 @@
                     <pic:cNvPicPr/>
                   </pic:nvPicPr>
                   <pic:blipFill>
-                    <a:blip r:embed="rId17" cstate="hqprint">
+                    <a:blip r:embed="rId19" cstate="hqprint">
                       <a:extLst>
                         <a:ext uri="{28A0092B-C50C-407E-A947-70E740481C1C}">
                           <a14:useLocalDpi xmlns:a14="http://schemas.microsoft.com/office/drawing/2010/main" val="0"/>
@@ -21533,6 +27575,7 @@
           <w:sz w:val="20"/>
           <w:szCs w:val="20"/>
         </w:rPr>
+        <w:lastRenderedPageBreak/>
         <w:drawing>
           <wp:inline distT="0" distB="0" distL="0" distR="0" wp14:anchorId="63722CED" wp14:editId="4410FD88">
             <wp:extent cx="2939262" cy="2632995"/>
@@ -21551,7 +27594,7 @@
                     </pic:cNvPicPr>
                   </pic:nvPicPr>
                   <pic:blipFill>
-                    <a:blip r:embed="rId18" cstate="print">
+                    <a:blip r:embed="rId20" cstate="print">
                       <a:extLst>
                         <a:ext uri="{28A0092B-C50C-407E-A947-70E740481C1C}">
                           <a14:useLocalDpi xmlns:a14="http://schemas.microsoft.com/office/drawing/2010/main" val="0"/>
@@ -21696,7 +27739,7 @@
                     <pic:cNvPicPr preferRelativeResize="0"/>
                   </pic:nvPicPr>
                   <pic:blipFill rotWithShape="1">
-                    <a:blip r:embed="rId19" cstate="print">
+                    <a:blip r:embed="rId21" cstate="print">
                       <a:extLst>
                         <a:ext uri="{28A0092B-C50C-407E-A947-70E740481C1C}">
                           <a14:useLocalDpi xmlns:a14="http://schemas.microsoft.com/office/drawing/2010/main" val="0"/>
@@ -21804,7 +27847,7 @@
                     <pic:cNvPicPr preferRelativeResize="0"/>
                   </pic:nvPicPr>
                   <pic:blipFill rotWithShape="1">
-                    <a:blip r:embed="rId20" cstate="print">
+                    <a:blip r:embed="rId22" cstate="print">
                       <a:extLst>
                         <a:ext uri="{28A0092B-C50C-407E-A947-70E740481C1C}">
                           <a14:useLocalDpi xmlns:a14="http://schemas.microsoft.com/office/drawing/2010/main" val="0"/>
@@ -22515,10 +28558,10 @@
           <w:lang w:val="en-US"/>
         </w:rPr>
         <w:object w:dxaOrig="1600" w:dyaOrig="560" w14:anchorId="265AAF67">
-          <v:shape id="_x0000_i1026" type="#_x0000_t75" style="width:80.25pt;height:27.5pt" o:ole="">
-            <v:imagedata r:id="rId21" o:title=""/>
+          <v:shape id="_x0000_i1026" type="#_x0000_t75" style="width:80.25pt;height:27.4pt" o:ole="">
+            <v:imagedata r:id="rId23" o:title=""/>
           </v:shape>
-          <o:OLEObject Type="Embed" ProgID="Equation.3" ShapeID="_x0000_i1026" DrawAspect="Content" ObjectID="_1840628713" r:id="rId22"/>
+          <o:OLEObject Type="Embed" ProgID="Equation.3" ShapeID="_x0000_i1026" DrawAspect="Content" ObjectID="_1841008692" r:id="rId24"/>
         </w:object>
       </w:r>
       <w:r>
@@ -22553,10 +28596,10 @@
           <w:lang w:val="en-US"/>
         </w:rPr>
         <w:object w:dxaOrig="1579" w:dyaOrig="560" w14:anchorId="0007D5D1">
-          <v:shape id="_x0000_i1027" type="#_x0000_t75" style="width:78.75pt;height:27.5pt" o:ole="">
-            <v:imagedata r:id="rId23" o:title=""/>
+          <v:shape id="_x0000_i1027" type="#_x0000_t75" style="width:78.75pt;height:27.4pt" o:ole="">
+            <v:imagedata r:id="rId25" o:title=""/>
           </v:shape>
-          <o:OLEObject Type="Embed" ProgID="Equation.3" ShapeID="_x0000_i1027" DrawAspect="Content" ObjectID="_1840628714" r:id="rId24"/>
+          <o:OLEObject Type="Embed" ProgID="Equation.3" ShapeID="_x0000_i1027" DrawAspect="Content" ObjectID="_1841008693" r:id="rId26"/>
         </w:object>
       </w:r>
       <w:r>
@@ -22591,10 +28634,10 @@
           <w:lang w:val="en-US"/>
         </w:rPr>
         <w:object w:dxaOrig="1560" w:dyaOrig="560" w14:anchorId="47A26CC5">
-          <v:shape id="_x0000_i1028" type="#_x0000_t75" style="width:77.75pt;height:27.5pt" o:ole="">
-            <v:imagedata r:id="rId25" o:title=""/>
+          <v:shape id="_x0000_i1028" type="#_x0000_t75" style="width:77.65pt;height:27.4pt" o:ole="">
+            <v:imagedata r:id="rId27" o:title=""/>
           </v:shape>
-          <o:OLEObject Type="Embed" ProgID="Equation.3" ShapeID="_x0000_i1028" DrawAspect="Content" ObjectID="_1840628715" r:id="rId26"/>
+          <o:OLEObject Type="Embed" ProgID="Equation.3" ShapeID="_x0000_i1028" DrawAspect="Content" ObjectID="_1841008694" r:id="rId28"/>
         </w:object>
       </w:r>
       <w:r>
@@ -22629,10 +28672,10 @@
           <w:lang w:val="en-US"/>
         </w:rPr>
         <w:object w:dxaOrig="1660" w:dyaOrig="560" w14:anchorId="3D33A419">
-          <v:shape id="_x0000_i1029" type="#_x0000_t75" style="width:82.5pt;height:27.5pt" o:ole="">
-            <v:imagedata r:id="rId27" o:title=""/>
+          <v:shape id="_x0000_i1029" type="#_x0000_t75" style="width:82.5pt;height:27.4pt" o:ole="">
+            <v:imagedata r:id="rId29" o:title=""/>
           </v:shape>
-          <o:OLEObject Type="Embed" ProgID="Equation.3" ShapeID="_x0000_i1029" DrawAspect="Content" ObjectID="_1840628716" r:id="rId28"/>
+          <o:OLEObject Type="Embed" ProgID="Equation.3" ShapeID="_x0000_i1029" DrawAspect="Content" ObjectID="_1841008695" r:id="rId30"/>
         </w:object>
       </w:r>
       <w:r>
@@ -22685,10 +28728,10 @@
           <w:lang w:val="en-US"/>
         </w:rPr>
         <w:object w:dxaOrig="1640" w:dyaOrig="560" w14:anchorId="012B3518">
-          <v:shape id="_x0000_i1030" type="#_x0000_t75" style="width:81.75pt;height:27.5pt" o:ole="">
-            <v:imagedata r:id="rId29" o:title=""/>
+          <v:shape id="_x0000_i1030" type="#_x0000_t75" style="width:81.75pt;height:27.4pt" o:ole="">
+            <v:imagedata r:id="rId31" o:title=""/>
           </v:shape>
-          <o:OLEObject Type="Embed" ProgID="Equation.3" ShapeID="_x0000_i1030" DrawAspect="Content" ObjectID="_1840628717" r:id="rId30"/>
+          <o:OLEObject Type="Embed" ProgID="Equation.3" ShapeID="_x0000_i1030" DrawAspect="Content" ObjectID="_1841008696" r:id="rId32"/>
         </w:object>
       </w:r>
       <w:r>
@@ -22759,10 +28802,10 @@
           <w:lang w:val="en-US"/>
         </w:rPr>
         <w:object w:dxaOrig="3900" w:dyaOrig="3340" w14:anchorId="71A07D4F">
-          <v:shape id="_x0000_i1031" type="#_x0000_t75" style="width:195.75pt;height:166.75pt" o:ole="">
-            <v:imagedata r:id="rId31" o:title=""/>
+          <v:shape id="_x0000_i1031" type="#_x0000_t75" style="width:195.75pt;height:166.9pt" o:ole="">
+            <v:imagedata r:id="rId33" o:title=""/>
           </v:shape>
-          <o:OLEObject Type="Embed" ProgID="Equation.DSMT4" ShapeID="_x0000_i1031" DrawAspect="Content" ObjectID="_1840628718" r:id="rId32"/>
+          <o:OLEObject Type="Embed" ProgID="Equation.DSMT4" ShapeID="_x0000_i1031" DrawAspect="Content" ObjectID="_1841008697" r:id="rId34"/>
         </w:object>
       </w:r>
       <w:r>
@@ -22841,9 +28884,9 @@
         </w:rPr>
         <w:object w:dxaOrig="220" w:dyaOrig="300" w14:anchorId="34F42441">
           <v:shape id="_x0000_i1032" type="#_x0000_t75" style="width:12pt;height:15pt" o:ole="">
-            <v:imagedata r:id="rId33" o:title=""/>
+            <v:imagedata r:id="rId35" o:title=""/>
           </v:shape>
-          <o:OLEObject Type="Embed" ProgID="Equation.3" ShapeID="_x0000_i1032" DrawAspect="Content" ObjectID="_1840628719" r:id="rId34"/>
+          <o:OLEObject Type="Embed" ProgID="Equation.3" ShapeID="_x0000_i1032" DrawAspect="Content" ObjectID="_1841008698" r:id="rId36"/>
         </w:object>
       </w:r>
       <w:r>
@@ -22865,9 +28908,9 @@
         </w:rPr>
         <w:object w:dxaOrig="320" w:dyaOrig="300" w14:anchorId="151FADDA">
           <v:shape id="_x0000_i1033" type="#_x0000_t75" style="width:15pt;height:15pt" o:ole="">
-            <v:imagedata r:id="rId35" o:title=""/>
+            <v:imagedata r:id="rId37" o:title=""/>
           </v:shape>
-          <o:OLEObject Type="Embed" ProgID="Equation.3" ShapeID="_x0000_i1033" DrawAspect="Content" ObjectID="_1840628720" r:id="rId36"/>
+          <o:OLEObject Type="Embed" ProgID="Equation.3" ShapeID="_x0000_i1033" DrawAspect="Content" ObjectID="_1841008699" r:id="rId38"/>
         </w:object>
       </w:r>
       <w:r>
@@ -22889,33 +28932,33 @@
         </w:rPr>
         <w:object w:dxaOrig="320" w:dyaOrig="300" w14:anchorId="7B5D4EAC">
           <v:shape id="_x0000_i1034" type="#_x0000_t75" style="width:15pt;height:15pt" o:ole="">
-            <v:imagedata r:id="rId37" o:title=""/>
-          </v:shape>
-          <o:OLEObject Type="Embed" ProgID="Equation.3" ShapeID="_x0000_i1034" DrawAspect="Content" ObjectID="_1840628721" r:id="rId38"/>
-        </w:object>
-      </w:r>
-      <w:r>
-        <w:rPr>
-          <w:noProof w:val="0"/>
-          <w:sz w:val="20"/>
-          <w:szCs w:val="20"/>
-          <w:lang w:val="en-US"/>
-        </w:rPr>
-        <w:t xml:space="preserve"> are the leakage and magnetizing inductances </w:t>
-      </w:r>
-      <w:r>
-        <w:rPr>
-          <w:noProof w:val="0"/>
-          <w:position w:val="-20"/>
-          <w:sz w:val="20"/>
-          <w:szCs w:val="20"/>
-          <w:lang w:val="en-US"/>
-        </w:rPr>
-        <w:object w:dxaOrig="1359" w:dyaOrig="540" w14:anchorId="45A00B74">
-          <v:shape id="_x0000_i1035" type="#_x0000_t75" style="width:68.75pt;height:27pt" o:ole="">
             <v:imagedata r:id="rId39" o:title=""/>
           </v:shape>
-          <o:OLEObject Type="Embed" ProgID="Equation.DSMT4" ShapeID="_x0000_i1035" DrawAspect="Content" ObjectID="_1840628722" r:id="rId40"/>
+          <o:OLEObject Type="Embed" ProgID="Equation.3" ShapeID="_x0000_i1034" DrawAspect="Content" ObjectID="_1841008700" r:id="rId40"/>
+        </w:object>
+      </w:r>
+      <w:r>
+        <w:rPr>
+          <w:noProof w:val="0"/>
+          <w:sz w:val="20"/>
+          <w:szCs w:val="20"/>
+          <w:lang w:val="en-US"/>
+        </w:rPr>
+        <w:t xml:space="preserve"> are the leakage and magnetizing inductances </w:t>
+      </w:r>
+      <w:r>
+        <w:rPr>
+          <w:noProof w:val="0"/>
+          <w:position w:val="-20"/>
+          <w:sz w:val="20"/>
+          <w:szCs w:val="20"/>
+          <w:lang w:val="en-US"/>
+        </w:rPr>
+        <w:object w:dxaOrig="1359" w:dyaOrig="540" w14:anchorId="45A00B74">
+          <v:shape id="_x0000_i1035" type="#_x0000_t75" style="width:68.65pt;height:27pt" o:ole="">
+            <v:imagedata r:id="rId41" o:title=""/>
+          </v:shape>
+          <o:OLEObject Type="Embed" ProgID="Equation.DSMT4" ShapeID="_x0000_i1035" DrawAspect="Content" ObjectID="_1841008701" r:id="rId42"/>
         </w:object>
       </w:r>
       <w:r>
@@ -22937,9 +28980,9 @@
         </w:rPr>
         <w:object w:dxaOrig="320" w:dyaOrig="300" w14:anchorId="27E43B6E">
           <v:shape id="_x0000_i1036" type="#_x0000_t75" style="width:15pt;height:15pt" o:ole="">
-            <v:imagedata r:id="rId41" o:title=""/>
+            <v:imagedata r:id="rId43" o:title=""/>
           </v:shape>
-          <o:OLEObject Type="Embed" ProgID="Equation.3" ShapeID="_x0000_i1036" DrawAspect="Content" ObjectID="_1840628723" r:id="rId42"/>
+          <o:OLEObject Type="Embed" ProgID="Equation.3" ShapeID="_x0000_i1036" DrawAspect="Content" ObjectID="_1841008702" r:id="rId44"/>
         </w:object>
       </w:r>
       <w:r>
@@ -23062,7 +29105,6 @@
           <w:szCs w:val="20"/>
           <w:lang w:val="en-US"/>
         </w:rPr>
-        <w:lastRenderedPageBreak/>
         <w:t xml:space="preserve">- The equations and parameters should be editable in MathType and need to rearrange them in right editable status. The equations should not be copied as </w:t>
       </w:r>
       <w:r>
@@ -23376,6 +29418,7 @@
           <w:szCs w:val="20"/>
           <w:lang w:val="en-US"/>
         </w:rPr>
+        <w:lastRenderedPageBreak/>
         <w:t xml:space="preserve">- Type the equations and parameters in MathType Equation Editor, </w:t>
       </w:r>
       <w:r>
@@ -27532,7 +33575,6 @@
                 <w:sz w:val="16"/>
                 <w:szCs w:val="16"/>
               </w:rPr>
-              <w:lastRenderedPageBreak/>
               <w:t>Description, sizes</w:t>
             </w:r>
           </w:p>
@@ -28000,10 +34042,10 @@
                 <w:szCs w:val="16"/>
               </w:rPr>
               <w:object w:dxaOrig="260" w:dyaOrig="320" w14:anchorId="24DC2081">
-                <v:shape id="_x0000_i1037" type="#_x0000_t75" style="width:12.75pt;height:16.5pt" o:ole="">
-                  <v:imagedata r:id="rId43" o:title=""/>
+                <v:shape id="_x0000_i1037" type="#_x0000_t75" style="width:12.65pt;height:16.4pt" o:ole="">
+                  <v:imagedata r:id="rId45" o:title=""/>
                 </v:shape>
-                <o:OLEObject Type="Embed" ProgID="Equation.DSMT4" ShapeID="_x0000_i1037" DrawAspect="Content" ObjectID="_1840628724" r:id="rId44"/>
+                <o:OLEObject Type="Embed" ProgID="Equation.DSMT4" ShapeID="_x0000_i1037" DrawAspect="Content" ObjectID="_1841008703" r:id="rId46"/>
               </w:object>
             </w:r>
           </w:p>
@@ -28691,6 +34733,7 @@
           <w:szCs w:val="16"/>
           <w:lang w:val="en-US"/>
         </w:rPr>
+        <w:lastRenderedPageBreak/>
         <w:t>Algorithm 1. Proposed monitoring system</w:t>
       </w:r>
     </w:p>
@@ -31277,34 +37320,34 @@
           <w:lang w:val="en-US"/>
         </w:rPr>
         <w:object w:dxaOrig="880" w:dyaOrig="300" w14:anchorId="3ECFA453">
-          <v:shape id="_x0000_i1038" type="#_x0000_t75" style="width:44.75pt;height:15pt" o:ole="">
-            <v:imagedata r:id="rId45" o:title=""/>
-          </v:shape>
-          <o:OLEObject Type="Embed" ProgID="Equation.DSMT4" ShapeID="_x0000_i1038" DrawAspect="Content" ObjectID="_1840628725" r:id="rId46"/>
-        </w:object>
-      </w:r>
-      <w:r>
-        <w:rPr>
-          <w:noProof w:val="0"/>
-          <w:sz w:val="20"/>
-          <w:szCs w:val="20"/>
-          <w:lang w:val="en-US"/>
-        </w:rPr>
-        <w:t xml:space="preserve">, </w:t>
-      </w:r>
-      <w:r>
-        <w:rPr>
-          <w:noProof w:val="0"/>
-          <w:position w:val="-10"/>
-          <w:sz w:val="20"/>
-          <w:szCs w:val="20"/>
-          <w:lang w:val="en-US"/>
-        </w:rPr>
-        <w:object w:dxaOrig="1280" w:dyaOrig="300" w14:anchorId="3EDFC856">
-          <v:shape id="_x0000_i1039" type="#_x0000_t75" style="width:63.75pt;height:15pt" o:ole="">
+          <v:shape id="_x0000_i1038" type="#_x0000_t75" style="width:44.65pt;height:15pt" o:ole="">
             <v:imagedata r:id="rId47" o:title=""/>
           </v:shape>
-          <o:OLEObject Type="Embed" ProgID="Equation.3" ShapeID="_x0000_i1039" DrawAspect="Content" ObjectID="_1840628726" r:id="rId48"/>
+          <o:OLEObject Type="Embed" ProgID="Equation.DSMT4" ShapeID="_x0000_i1038" DrawAspect="Content" ObjectID="_1841008704" r:id="rId48"/>
+        </w:object>
+      </w:r>
+      <w:r>
+        <w:rPr>
+          <w:noProof w:val="0"/>
+          <w:sz w:val="20"/>
+          <w:szCs w:val="20"/>
+          <w:lang w:val="en-US"/>
+        </w:rPr>
+        <w:t xml:space="preserve">, </w:t>
+      </w:r>
+      <w:r>
+        <w:rPr>
+          <w:noProof w:val="0"/>
+          <w:position w:val="-10"/>
+          <w:sz w:val="20"/>
+          <w:szCs w:val="20"/>
+          <w:lang w:val="en-US"/>
+        </w:rPr>
+        <w:object w:dxaOrig="1280" w:dyaOrig="300" w14:anchorId="3EDFC856">
+          <v:shape id="_x0000_i1039" type="#_x0000_t75" style="width:63.95pt;height:15pt" o:ole="">
+            <v:imagedata r:id="rId49" o:title=""/>
+          </v:shape>
+          <o:OLEObject Type="Embed" ProgID="Equation.3" ShapeID="_x0000_i1039" DrawAspect="Content" ObjectID="_1841008705" r:id="rId50"/>
         </w:object>
       </w:r>
       <w:r>
@@ -31326,24 +37369,9 @@
         </w:rPr>
         <w:object w:dxaOrig="1420" w:dyaOrig="300" w14:anchorId="2A157052">
           <v:shape id="_x0000_i1040" type="#_x0000_t75" style="width:1in;height:15pt" o:ole="">
-            <v:imagedata r:id="rId49" o:title=""/>
-          </v:shape>
-          <o:OLEObject Type="Embed" ProgID="Equation.3" ShapeID="_x0000_i1040" DrawAspect="Content" ObjectID="_1840628727" r:id="rId50"/>
-        </w:object>
-      </w:r>
-      <w:r>
-        <w:rPr>
-          <w:noProof w:val="0"/>
-          <w:position w:val="-10"/>
-          <w:sz w:val="20"/>
-          <w:szCs w:val="20"/>
-          <w:lang w:val="en-US"/>
-        </w:rPr>
-        <w:object w:dxaOrig="1440" w:dyaOrig="340" w14:anchorId="1382D4E8">
-          <v:shape id="_x0000_i1041" type="#_x0000_t75" style="width:1in;height:17.75pt" o:ole="">
             <v:imagedata r:id="rId51" o:title=""/>
           </v:shape>
-          <o:OLEObject Type="Embed" ProgID="Equation.3" ShapeID="_x0000_i1041" DrawAspect="Content" ObjectID="_1840628728" r:id="rId52"/>
+          <o:OLEObject Type="Embed" ProgID="Equation.3" ShapeID="_x0000_i1040" DrawAspect="Content" ObjectID="_1841008706" r:id="rId52"/>
         </w:object>
       </w:r>
       <w:r>
@@ -31354,11 +37382,26 @@
           <w:szCs w:val="20"/>
           <w:lang w:val="en-US"/>
         </w:rPr>
-        <w:object w:dxaOrig="1920" w:dyaOrig="300" w14:anchorId="1D2E76F7">
-          <v:shape id="_x0000_i1042" type="#_x0000_t75" style="width:96.5pt;height:15pt" o:ole="">
+        <w:object w:dxaOrig="1440" w:dyaOrig="340" w14:anchorId="1382D4E8">
+          <v:shape id="_x0000_i1041" type="#_x0000_t75" style="width:1in;height:17.55pt" o:ole="">
             <v:imagedata r:id="rId53" o:title=""/>
           </v:shape>
-          <o:OLEObject Type="Embed" ProgID="Equation.3" ShapeID="_x0000_i1042" DrawAspect="Content" ObjectID="_1840628729" r:id="rId54"/>
+          <o:OLEObject Type="Embed" ProgID="Equation.3" ShapeID="_x0000_i1041" DrawAspect="Content" ObjectID="_1841008707" r:id="rId54"/>
+        </w:object>
+      </w:r>
+      <w:r>
+        <w:rPr>
+          <w:noProof w:val="0"/>
+          <w:position w:val="-10"/>
+          <w:sz w:val="20"/>
+          <w:szCs w:val="20"/>
+          <w:lang w:val="en-US"/>
+        </w:rPr>
+        <w:object w:dxaOrig="1920" w:dyaOrig="300" w14:anchorId="1D2E76F7">
+          <v:shape id="_x0000_i1042" type="#_x0000_t75" style="width:96.2pt;height:15pt" o:ole="">
+            <v:imagedata r:id="rId55" o:title=""/>
+          </v:shape>
+          <o:OLEObject Type="Embed" ProgID="Equation.3" ShapeID="_x0000_i1042" DrawAspect="Content" ObjectID="_1841008708" r:id="rId56"/>
         </w:object>
       </w:r>
       <w:r>
@@ -31380,9 +37423,9 @@
         </w:rPr>
         <w:object w:dxaOrig="1760" w:dyaOrig="300" w14:anchorId="1A969B6E">
           <v:shape id="_x0000_i1043" type="#_x0000_t75" style="width:87pt;height:15pt" o:ole="">
-            <v:imagedata r:id="rId55" o:title=""/>
+            <v:imagedata r:id="rId57" o:title=""/>
           </v:shape>
-          <o:OLEObject Type="Embed" ProgID="Equation.3" ShapeID="_x0000_i1043" DrawAspect="Content" ObjectID="_1840628730" r:id="rId56"/>
+          <o:OLEObject Type="Embed" ProgID="Equation.3" ShapeID="_x0000_i1043" DrawAspect="Content" ObjectID="_1841008709" r:id="rId58"/>
         </w:object>
       </w:r>
     </w:p>
@@ -31405,32 +37448,32 @@
           <w:lang w:val="en-US"/>
         </w:rPr>
         <w:object w:dxaOrig="2560" w:dyaOrig="300" w14:anchorId="1ED57932">
-          <v:shape id="_x0000_i1044" type="#_x0000_t75" style="width:128.75pt;height:15pt" o:ole="">
-            <v:imagedata r:id="rId57" o:title=""/>
-          </v:shape>
-          <o:OLEObject Type="Embed" ProgID="Equation.3" ShapeID="_x0000_i1044" DrawAspect="Content" ObjectID="_1840628731" r:id="rId58"/>
-        </w:object>
-      </w:r>
-      <w:r>
-        <w:rPr>
-          <w:noProof w:val="0"/>
-          <w:sz w:val="20"/>
-          <w:szCs w:val="20"/>
-          <w:lang w:val="en-US"/>
-        </w:rPr>
-        <w:t xml:space="preserve">and </w:t>
-      </w:r>
-      <w:r>
-        <w:rPr>
-          <w:noProof w:val="0"/>
-          <w:position w:val="-10"/>
-          <w:lang w:val="en-US"/>
-        </w:rPr>
-        <w:object w:dxaOrig="1900" w:dyaOrig="340" w14:anchorId="7E972969">
-          <v:shape id="_x0000_i1045" type="#_x0000_t75" style="width:95.25pt;height:17.75pt" o:ole="">
+          <v:shape id="_x0000_i1044" type="#_x0000_t75" style="width:128.45pt;height:15pt" o:ole="">
             <v:imagedata r:id="rId59" o:title=""/>
           </v:shape>
-          <o:OLEObject Type="Embed" ProgID="Equation.DSMT4" ShapeID="_x0000_i1045" DrawAspect="Content" ObjectID="_1840628732" r:id="rId60"/>
+          <o:OLEObject Type="Embed" ProgID="Equation.3" ShapeID="_x0000_i1044" DrawAspect="Content" ObjectID="_1841008710" r:id="rId60"/>
+        </w:object>
+      </w:r>
+      <w:r>
+        <w:rPr>
+          <w:noProof w:val="0"/>
+          <w:sz w:val="20"/>
+          <w:szCs w:val="20"/>
+          <w:lang w:val="en-US"/>
+        </w:rPr>
+        <w:t xml:space="preserve">and </w:t>
+      </w:r>
+      <w:r>
+        <w:rPr>
+          <w:noProof w:val="0"/>
+          <w:position w:val="-10"/>
+          <w:lang w:val="en-US"/>
+        </w:rPr>
+        <w:object w:dxaOrig="1900" w:dyaOrig="340" w14:anchorId="7E972969">
+          <v:shape id="_x0000_i1045" type="#_x0000_t75" style="width:95.35pt;height:17.55pt" o:ole="">
+            <v:imagedata r:id="rId61" o:title=""/>
+          </v:shape>
+          <o:OLEObject Type="Embed" ProgID="Equation.DSMT4" ShapeID="_x0000_i1045" DrawAspect="Content" ObjectID="_1841008711" r:id="rId62"/>
         </w:object>
       </w:r>
     </w:p>
@@ -31804,7 +37847,7 @@
             <wp:cNvGraphicFramePr/>
             <a:graphic xmlns:a="http://schemas.openxmlformats.org/drawingml/2006/main">
               <a:graphicData uri="http://schemas.openxmlformats.org/drawingml/2006/chart">
-                <c:chart xmlns:c="http://schemas.openxmlformats.org/drawingml/2006/chart" xmlns:r="http://schemas.openxmlformats.org/officeDocument/2006/relationships" r:id="rId61"/>
+                <c:chart xmlns:c="http://schemas.openxmlformats.org/drawingml/2006/chart" xmlns:r="http://schemas.openxmlformats.org/officeDocument/2006/relationships" r:id="rId63"/>
               </a:graphicData>
             </a:graphic>
           </wp:inline>
@@ -31845,7 +37888,7 @@
                     </pic:cNvPicPr>
                   </pic:nvPicPr>
                   <pic:blipFill rotWithShape="1">
-                    <a:blip r:embed="rId62">
+                    <a:blip r:embed="rId64">
                       <a:extLst>
                         <a:ext uri="{28A0092B-C50C-407E-A947-70E740481C1C}">
                           <a14:useLocalDpi xmlns:a14="http://schemas.microsoft.com/office/drawing/2010/main" val="0"/>
@@ -31988,7 +38031,7 @@
             <wp:cNvGraphicFramePr/>
             <a:graphic xmlns:a="http://schemas.openxmlformats.org/drawingml/2006/main">
               <a:graphicData uri="http://schemas.openxmlformats.org/drawingml/2006/chart">
-                <c:chart xmlns:c="http://schemas.openxmlformats.org/drawingml/2006/chart" xmlns:r="http://schemas.openxmlformats.org/officeDocument/2006/relationships" r:id="rId63"/>
+                <c:chart xmlns:c="http://schemas.openxmlformats.org/drawingml/2006/chart" xmlns:r="http://schemas.openxmlformats.org/officeDocument/2006/relationships" r:id="rId65"/>
               </a:graphicData>
             </a:graphic>
           </wp:inline>
@@ -34885,10 +40928,10 @@
           <w:lang w:val="en-US"/>
         </w:rPr>
         <w:object w:dxaOrig="180" w:dyaOrig="220" w14:anchorId="6BCFAB58">
-          <v:shape id="_x0000_i1046" type="#_x0000_t75" style="width:9pt;height:12pt" o:ole="">
-            <v:imagedata r:id="rId64" o:title=""/>
+          <v:shape id="_x0000_i1046" type="#_x0000_t75" style="width:8.95pt;height:11.8pt" o:ole="">
+            <v:imagedata r:id="rId66" o:title=""/>
           </v:shape>
-          <o:OLEObject Type="Embed" ProgID="Equation.3" ShapeID="_x0000_i1046" DrawAspect="Content" ObjectID="_1840628733" r:id="rId65"/>
+          <o:OLEObject Type="Embed" ProgID="Equation.3" ShapeID="_x0000_i1046" DrawAspect="Content" ObjectID="_1841008712" r:id="rId67"/>
         </w:object>
       </w:r>
       <w:r>
@@ -34931,10 +40974,10 @@
           <w:lang w:val="en-US"/>
         </w:rPr>
         <w:object w:dxaOrig="200" w:dyaOrig="240" w14:anchorId="18ED35FF">
-          <v:shape id="_x0000_i1047" type="#_x0000_t75" style="width:9.5pt;height:12pt" o:ole="">
-            <v:imagedata r:id="rId66" o:title=""/>
+          <v:shape id="_x0000_i1047" type="#_x0000_t75" style="width:9.5pt;height:11.8pt" o:ole="">
+            <v:imagedata r:id="rId68" o:title=""/>
           </v:shape>
-          <o:OLEObject Type="Embed" ProgID="Equation.3" ShapeID="_x0000_i1047" DrawAspect="Content" ObjectID="_1840628734" r:id="rId67"/>
+          <o:OLEObject Type="Embed" ProgID="Equation.3" ShapeID="_x0000_i1047" DrawAspect="Content" ObjectID="_1841008713" r:id="rId69"/>
         </w:object>
       </w:r>
       <w:r>
@@ -34977,10 +41020,10 @@
           <w:lang w:val="en-US"/>
         </w:rPr>
         <w:object w:dxaOrig="220" w:dyaOrig="240" w14:anchorId="5F3D482F">
-          <v:shape id="_x0000_i1048" type="#_x0000_t75" style="width:12pt;height:12pt" o:ole="">
-            <v:imagedata r:id="rId68" o:title=""/>
+          <v:shape id="_x0000_i1048" type="#_x0000_t75" style="width:11.8pt;height:11.8pt" o:ole="">
+            <v:imagedata r:id="rId70" o:title=""/>
           </v:shape>
-          <o:OLEObject Type="Embed" ProgID="Equation.3" ShapeID="_x0000_i1048" DrawAspect="Content" ObjectID="_1840628735" r:id="rId69"/>
+          <o:OLEObject Type="Embed" ProgID="Equation.3" ShapeID="_x0000_i1048" DrawAspect="Content" ObjectID="_1841008714" r:id="rId71"/>
         </w:object>
       </w:r>
       <w:r>
@@ -35023,10 +41066,10 @@
           <w:lang w:val="en-US" w:bidi="fa-IR"/>
         </w:rPr>
         <w:object w:dxaOrig="880" w:dyaOrig="300" w14:anchorId="4D071707">
-          <v:shape id="_x0000_i1049" type="#_x0000_t75" style="width:44.75pt;height:15pt" o:ole="">
-            <v:imagedata r:id="rId70" o:title=""/>
+          <v:shape id="_x0000_i1049" type="#_x0000_t75" style="width:44.65pt;height:15pt" o:ole="">
+            <v:imagedata r:id="rId72" o:title=""/>
           </v:shape>
-          <o:OLEObject Type="Embed" ProgID="Equation.3" ShapeID="_x0000_i1049" DrawAspect="Content" ObjectID="_1840628736" r:id="rId71"/>
+          <o:OLEObject Type="Embed" ProgID="Equation.3" ShapeID="_x0000_i1049" DrawAspect="Content" ObjectID="_1841008715" r:id="rId73"/>
         </w:object>
       </w:r>
       <w:r>
@@ -35069,10 +41112,10 @@
           <w:lang w:val="en-US" w:bidi="fa-IR"/>
         </w:rPr>
         <w:object w:dxaOrig="499" w:dyaOrig="300" w14:anchorId="240B4D39">
-          <v:shape id="_x0000_i1050" type="#_x0000_t75" style="width:25.25pt;height:15pt" o:ole="">
-            <v:imagedata r:id="rId72" o:title=""/>
+          <v:shape id="_x0000_i1050" type="#_x0000_t75" style="width:25.05pt;height:15pt" o:ole="">
+            <v:imagedata r:id="rId74" o:title=""/>
           </v:shape>
-          <o:OLEObject Type="Embed" ProgID="Equation.3" ShapeID="_x0000_i1050" DrawAspect="Content" ObjectID="_1840628737" r:id="rId73"/>
+          <o:OLEObject Type="Embed" ProgID="Equation.3" ShapeID="_x0000_i1050" DrawAspect="Content" ObjectID="_1841008716" r:id="rId75"/>
         </w:object>
       </w:r>
       <w:r>
@@ -35151,10 +41194,10 @@
           <w:lang w:val="en-US" w:bidi="fa-IR"/>
         </w:rPr>
         <w:object w:dxaOrig="480" w:dyaOrig="300" w14:anchorId="609E49D7">
-          <v:shape id="_x0000_i1051" type="#_x0000_t75" style="width:24pt;height:15pt" o:ole="">
-            <v:imagedata r:id="rId74" o:title=""/>
+          <v:shape id="_x0000_i1051" type="#_x0000_t75" style="width:23.9pt;height:15pt" o:ole="">
+            <v:imagedata r:id="rId76" o:title=""/>
           </v:shape>
-          <o:OLEObject Type="Embed" ProgID="Equation.3" ShapeID="_x0000_i1051" DrawAspect="Content" ObjectID="_1840628738" r:id="rId75"/>
+          <o:OLEObject Type="Embed" ProgID="Equation.3" ShapeID="_x0000_i1051" DrawAspect="Content" ObjectID="_1841008717" r:id="rId77"/>
         </w:object>
       </w:r>
       <w:r>
@@ -35209,10 +41252,10 @@
           <w:lang w:val="en-US" w:bidi="fa-IR"/>
         </w:rPr>
         <w:object w:dxaOrig="499" w:dyaOrig="300" w14:anchorId="3383978C">
-          <v:shape id="_x0000_i1052" type="#_x0000_t75" style="width:25.25pt;height:15pt" o:ole="">
-            <v:imagedata r:id="rId76" o:title=""/>
+          <v:shape id="_x0000_i1052" type="#_x0000_t75" style="width:25.05pt;height:15pt" o:ole="">
+            <v:imagedata r:id="rId78" o:title=""/>
           </v:shape>
-          <o:OLEObject Type="Embed" ProgID="Equation.3" ShapeID="_x0000_i1052" DrawAspect="Content" ObjectID="_1840628739" r:id="rId77"/>
+          <o:OLEObject Type="Embed" ProgID="Equation.3" ShapeID="_x0000_i1052" DrawAspect="Content" ObjectID="_1841008718" r:id="rId79"/>
         </w:object>
       </w:r>
       <w:r>
@@ -35293,10 +41336,10 @@
           <w:lang w:val="en-US" w:bidi="fa-IR"/>
         </w:rPr>
         <w:object w:dxaOrig="540" w:dyaOrig="320" w14:anchorId="5A59928D">
-          <v:shape id="_x0000_i1053" type="#_x0000_t75" style="width:27pt;height:15pt" o:ole="">
-            <v:imagedata r:id="rId78" o:title=""/>
+          <v:shape id="_x0000_i1053" type="#_x0000_t75" style="width:27.05pt;height:15pt" o:ole="">
+            <v:imagedata r:id="rId80" o:title=""/>
           </v:shape>
-          <o:OLEObject Type="Embed" ProgID="Equation.3" ShapeID="_x0000_i1053" DrawAspect="Content" ObjectID="_1840628740" r:id="rId79"/>
+          <o:OLEObject Type="Embed" ProgID="Equation.3" ShapeID="_x0000_i1053" DrawAspect="Content" ObjectID="_1841008719" r:id="rId81"/>
         </w:object>
       </w:r>
       <w:r>
@@ -35375,10 +41418,10 @@
           <w:lang w:val="en-US" w:bidi="fa-IR"/>
         </w:rPr>
         <w:object w:dxaOrig="820" w:dyaOrig="300" w14:anchorId="39580A02">
-          <v:shape id="_x0000_i1054" type="#_x0000_t75" style="width:41pt;height:15pt" o:ole="">
-            <v:imagedata r:id="rId80" o:title=""/>
+          <v:shape id="_x0000_i1054" type="#_x0000_t75" style="width:40.9pt;height:15pt" o:ole="">
+            <v:imagedata r:id="rId82" o:title=""/>
           </v:shape>
-          <o:OLEObject Type="Embed" ProgID="Equation.3" ShapeID="_x0000_i1054" DrawAspect="Content" ObjectID="_1840628741" r:id="rId81"/>
+          <o:OLEObject Type="Embed" ProgID="Equation.3" ShapeID="_x0000_i1054" DrawAspect="Content" ObjectID="_1841008720" r:id="rId83"/>
         </w:object>
       </w:r>
       <w:r>
@@ -35459,10 +41502,10 @@
           <w:lang w:val="en-US" w:bidi="fa-IR"/>
         </w:rPr>
         <w:object w:dxaOrig="880" w:dyaOrig="340" w14:anchorId="0184BFF4">
-          <v:shape id="_x0000_i1055" type="#_x0000_t75" style="width:44.75pt;height:17.75pt" o:ole="">
-            <v:imagedata r:id="rId82" o:title=""/>
+          <v:shape id="_x0000_i1055" type="#_x0000_t75" style="width:44.65pt;height:17.55pt" o:ole="">
+            <v:imagedata r:id="rId84" o:title=""/>
           </v:shape>
-          <o:OLEObject Type="Embed" ProgID="Equation.3" ShapeID="_x0000_i1055" DrawAspect="Content" ObjectID="_1840628742" r:id="rId83"/>
+          <o:OLEObject Type="Embed" ProgID="Equation.3" ShapeID="_x0000_i1055" DrawAspect="Content" ObjectID="_1841008721" r:id="rId85"/>
         </w:object>
       </w:r>
       <w:r>
@@ -35541,10 +41584,10 @@
           <w:lang w:val="en-US" w:bidi="fa-IR"/>
         </w:rPr>
         <w:object w:dxaOrig="499" w:dyaOrig="300" w14:anchorId="5CC4A338">
-          <v:shape id="_x0000_i1056" type="#_x0000_t75" style="width:25.25pt;height:15pt" o:ole="">
-            <v:imagedata r:id="rId84" o:title=""/>
+          <v:shape id="_x0000_i1056" type="#_x0000_t75" style="width:25.05pt;height:15pt" o:ole="">
+            <v:imagedata r:id="rId86" o:title=""/>
           </v:shape>
-          <o:OLEObject Type="Embed" ProgID="Equation.3" ShapeID="_x0000_i1056" DrawAspect="Content" ObjectID="_1840628743" r:id="rId85"/>
+          <o:OLEObject Type="Embed" ProgID="Equation.3" ShapeID="_x0000_i1056" DrawAspect="Content" ObjectID="_1841008722" r:id="rId87"/>
         </w:object>
       </w:r>
       <w:r>
@@ -35625,10 +41668,10 @@
           <w:lang w:val="en-US" w:bidi="fa-IR"/>
         </w:rPr>
         <w:object w:dxaOrig="540" w:dyaOrig="340" w14:anchorId="7EB6824B">
-          <v:shape id="_x0000_i1057" type="#_x0000_t75" style="width:27pt;height:17.75pt" o:ole="">
-            <v:imagedata r:id="rId86" o:title=""/>
+          <v:shape id="_x0000_i1057" type="#_x0000_t75" style="width:27.05pt;height:17.55pt" o:ole="">
+            <v:imagedata r:id="rId88" o:title=""/>
           </v:shape>
-          <o:OLEObject Type="Embed" ProgID="Equation.3" ShapeID="_x0000_i1057" DrawAspect="Content" ObjectID="_1840628744" r:id="rId87"/>
+          <o:OLEObject Type="Embed" ProgID="Equation.3" ShapeID="_x0000_i1057" DrawAspect="Content" ObjectID="_1841008723" r:id="rId89"/>
         </w:object>
       </w:r>
       <w:r>
@@ -35707,10 +41750,10 @@
           <w:lang w:val="en-US" w:bidi="fa-IR"/>
         </w:rPr>
         <w:object w:dxaOrig="139" w:dyaOrig="220" w14:anchorId="3AB17294">
-          <v:shape id="_x0000_i1058" type="#_x0000_t75" style="width:7.25pt;height:12pt" o:ole="">
-            <v:imagedata r:id="rId88" o:title=""/>
+          <v:shape id="_x0000_i1058" type="#_x0000_t75" style="width:6.9pt;height:11.8pt" o:ole="">
+            <v:imagedata r:id="rId90" o:title=""/>
           </v:shape>
-          <o:OLEObject Type="Embed" ProgID="Equation.3" ShapeID="_x0000_i1058" DrawAspect="Content" ObjectID="_1840628745" r:id="rId89"/>
+          <o:OLEObject Type="Embed" ProgID="Equation.3" ShapeID="_x0000_i1058" DrawAspect="Content" ObjectID="_1841008724" r:id="rId91"/>
         </w:object>
       </w:r>
       <w:r>
@@ -35775,10 +41818,10 @@
           <w:lang w:val="en-US" w:bidi="fa-IR"/>
         </w:rPr>
         <w:object w:dxaOrig="200" w:dyaOrig="220" w14:anchorId="44857101">
-          <v:shape id="_x0000_i1059" type="#_x0000_t75" style="width:9.5pt;height:12pt" o:ole="">
-            <v:imagedata r:id="rId90" o:title=""/>
+          <v:shape id="_x0000_i1059" type="#_x0000_t75" style="width:9.5pt;height:11.8pt" o:ole="">
+            <v:imagedata r:id="rId92" o:title=""/>
           </v:shape>
-          <o:OLEObject Type="Embed" ProgID="Equation.3" ShapeID="_x0000_i1059" DrawAspect="Content" ObjectID="_1840628746" r:id="rId91"/>
+          <o:OLEObject Type="Embed" ProgID="Equation.3" ShapeID="_x0000_i1059" DrawAspect="Content" ObjectID="_1841008725" r:id="rId93"/>
         </w:object>
       </w:r>
       <w:r>
@@ -37248,7 +43291,7 @@
                           <pic:cNvPicPr/>
                         </pic:nvPicPr>
                         <pic:blipFill rotWithShape="1">
-                          <a:blip r:embed="rId92" cstate="print">
+                          <a:blip r:embed="rId94" cstate="print">
                             <a:extLst>
                               <a:ext uri="{28A0092B-C50C-407E-A947-70E740481C1C}">
                                 <a14:useLocalDpi xmlns:a14="http://schemas.microsoft.com/office/drawing/2010/main" val="0"/>
@@ -40728,6 +46771,45 @@
       <w:rFonts w:cs="Traditional Arabic"/>
       <w:noProof/>
       <w:lang w:val="en-GB"/>
+    </w:rPr>
+  </w:style>
+  <w:style w:type="paragraph" w:styleId="HTMLncedenBiimlendirilmi">
+    <w:name w:val="HTML Preformatted"/>
+    <w:basedOn w:val="Normal"/>
+    <w:link w:val="HTMLncedenBiimlendirilmiChar"/>
+    <w:uiPriority w:val="99"/>
+    <w:semiHidden/>
+    <w:unhideWhenUsed/>
+    <w:rsid w:val="00296110"/>
+    <w:rPr>
+      <w:rFonts w:ascii="Consolas" w:hAnsi="Consolas"/>
+      <w:sz w:val="20"/>
+      <w:szCs w:val="20"/>
+    </w:rPr>
+  </w:style>
+  <w:style w:type="character" w:customStyle="1" w:styleId="HTMLncedenBiimlendirilmiChar">
+    <w:name w:val="HTML Önceden Biçimlendirilmiş Char"/>
+    <w:basedOn w:val="VarsaylanParagrafYazTipi"/>
+    <w:link w:val="HTMLncedenBiimlendirilmi"/>
+    <w:uiPriority w:val="99"/>
+    <w:semiHidden/>
+    <w:rsid w:val="00296110"/>
+    <w:rPr>
+      <w:rFonts w:ascii="Consolas" w:hAnsi="Consolas" w:cs="Traditional Arabic"/>
+      <w:noProof/>
+      <w:lang w:val="en-GB"/>
+    </w:rPr>
+  </w:style>
+  <w:style w:type="paragraph" w:styleId="NormalWeb">
+    <w:name w:val="Normal (Web)"/>
+    <w:basedOn w:val="Normal"/>
+    <w:uiPriority w:val="99"/>
+    <w:semiHidden/>
+    <w:unhideWhenUsed/>
+    <w:rsid w:val="00A136F5"/>
+    <w:rPr>
+      <w:rFonts w:cs="Times New Roman"/>
+      <w:szCs w:val="24"/>
     </w:rPr>
   </w:style>
 </w:styles>
